--- a/Einsatzbericht-Wordvorlage-Platzhalter.docx
+++ b/Einsatzbericht-Wordvorlage-Platzhalter.docx
@@ -1,6 +1,6 @@
 
 <file path=word/document.xml><?xml version="1.0" encoding="utf-8"?>
-<w:document xmlns:wpc="http://schemas.microsoft.com/office/word/2010/wordprocessingCanvas" xmlns:mc="http://schemas.openxmlformats.org/markup-compatibility/2006" xmlns:o="urn:schemas-microsoft-com:office:office" xmlns:r="http://schemas.openxmlformats.org/officeDocument/2006/relationships" xmlns:m="http://schemas.openxmlformats.org/officeDocument/2006/math" xmlns:v="urn:schemas-microsoft-com:vml" xmlns:wp14="http://schemas.microsoft.com/office/word/2010/wordprocessingDrawing" xmlns:wp="http://schemas.openxmlformats.org/drawingml/2006/wordprocessingDrawing" xmlns:w10="urn:schemas-microsoft-com:office:word" xmlns:w="http://schemas.openxmlformats.org/wordprocessingml/2006/main" xmlns:w14="http://schemas.microsoft.com/office/word/2010/wordml" xmlns:w15="http://schemas.microsoft.com/office/word/2012/wordml" xmlns:wpg="http://schemas.microsoft.com/office/word/2010/wordprocessingGroup" xmlns:wpi="http://schemas.microsoft.com/office/word/2010/wordprocessingInk" xmlns:wne="http://schemas.microsoft.com/office/word/2006/wordml" xmlns:wps="http://schemas.microsoft.com/office/word/2010/wordprocessingShape" mc:Ignorable="w14 w15 wp14">
+<w:document xmlns:wpc="http://schemas.microsoft.com/office/word/2010/wordprocessingCanvas" xmlns:cx="http://schemas.microsoft.com/office/drawing/2014/chartex" xmlns:cx1="http://schemas.microsoft.com/office/drawing/2015/9/8/chartex" xmlns:cx2="http://schemas.microsoft.com/office/drawing/2015/10/21/chartex" xmlns:cx3="http://schemas.microsoft.com/office/drawing/2016/5/9/chartex" xmlns:cx4="http://schemas.microsoft.com/office/drawing/2016/5/10/chartex" xmlns:cx5="http://schemas.microsoft.com/office/drawing/2016/5/11/chartex" xmlns:cx6="http://schemas.microsoft.com/office/drawing/2016/5/12/chartex" xmlns:cx7="http://schemas.microsoft.com/office/drawing/2016/5/13/chartex" xmlns:cx8="http://schemas.microsoft.com/office/drawing/2016/5/14/chartex" xmlns:mc="http://schemas.openxmlformats.org/markup-compatibility/2006" xmlns:aink="http://schemas.microsoft.com/office/drawing/2016/ink" xmlns:am3d="http://schemas.microsoft.com/office/drawing/2017/model3d" xmlns:o="urn:schemas-microsoft-com:office:office" xmlns:oel="http://schemas.microsoft.com/office/2019/extlst" xmlns:r="http://schemas.openxmlformats.org/officeDocument/2006/relationships" xmlns:m="http://schemas.openxmlformats.org/officeDocument/2006/math" xmlns:v="urn:schemas-microsoft-com:vml" xmlns:wp14="http://schemas.microsoft.com/office/word/2010/wordprocessingDrawing" xmlns:wp="http://schemas.openxmlformats.org/drawingml/2006/wordprocessingDrawing" xmlns:w10="urn:schemas-microsoft-com:office:word" xmlns:w="http://schemas.openxmlformats.org/wordprocessingml/2006/main" xmlns:w14="http://schemas.microsoft.com/office/word/2010/wordml" xmlns:w15="http://schemas.microsoft.com/office/word/2012/wordml" xmlns:w16cex="http://schemas.microsoft.com/office/word/2018/wordml/cex" xmlns:w16cid="http://schemas.microsoft.com/office/word/2016/wordml/cid" xmlns:w16="http://schemas.microsoft.com/office/word/2018/wordml" xmlns:w16du="http://schemas.microsoft.com/office/word/2023/wordml/word16du" xmlns:w16sdtdh="http://schemas.microsoft.com/office/word/2020/wordml/sdtdatahash" xmlns:w16sdtfl="http://schemas.microsoft.com/office/word/2024/wordml/sdtformatlock" xmlns:w16se="http://schemas.microsoft.com/office/word/2015/wordml/symex" xmlns:wpg="http://schemas.microsoft.com/office/word/2010/wordprocessingGroup" xmlns:wpi="http://schemas.microsoft.com/office/word/2010/wordprocessingInk" xmlns:wne="http://schemas.microsoft.com/office/word/2006/wordml" xmlns:wps="http://schemas.microsoft.com/office/word/2010/wordprocessingShape" mc:Ignorable="w14 w15 w16se w16cid w16 w16cex w16sdtdh w16sdtfl w16du wp14">
   <w:body>
     <w:tbl>
       <w:tblPr>
@@ -75,11 +75,23 @@
       </w:pPr>
       <w:r>
         <w:t>Feuerwehr Emmendingen, Abt. Wasser</w:t>
+      </w:r>
+      <w:r>
         <w:tab/>
+      </w:r>
+      <w:r>
         <w:tab/>
+      </w:r>
+      <w:r>
         <w:tab/>
+      </w:r>
+      <w:r>
         <w:tab/>
+      </w:r>
+      <w:r>
         <w:tab/>
+      </w:r>
+      <w:r>
         <w:tab/>
         <w:t>Datum: {{DATE}}</w:t>
       </w:r>
@@ -117,6 +129,7 @@
       <w:tblGrid>
         <w:gridCol w:w="1771"/>
         <w:gridCol w:w="8291"/>
+        <w:gridCol w:w="8291"/>
       </w:tblGrid>
       <w:tr>
         <w:trPr>
@@ -147,6 +160,16 @@
                 <w:szCs w:val="22"/>
               </w:rPr>
               <w:t>Einsatz Nr.</w:t>
+            </w:r>
+          </w:p>
+        </w:tc>
+        <w:tc>
+          <w:tcPr>
+            <w:tcW w:w="8291" w:type="dxa"/>
+          </w:tcPr>
+          <w:p>
+            <w:r>
+              <w:t>: {{NUMBER}}</w:t>
             </w:r>
           </w:p>
         </w:tc>
@@ -193,6 +216,16 @@
                 <w:szCs w:val="22"/>
               </w:rPr>
               <w:t>Einsatzart</w:t>
+            </w:r>
+          </w:p>
+        </w:tc>
+        <w:tc>
+          <w:tcPr>
+            <w:tcW w:w="8291" w:type="dxa"/>
+          </w:tcPr>
+          <w:p>
+            <w:r>
+              <w:t>: {{TYPE}}</w:t>
             </w:r>
           </w:p>
         </w:tc>
@@ -271,7 +304,6 @@
                 <w:szCs w:val="22"/>
               </w:rPr>
             </w:pPr>
-            <w:proofErr w:type="spellStart"/>
             <w:r>
               <w:rPr>
                 <w:rFonts w:cs="Arial"/>
@@ -281,7 +313,6 @@
               </w:rPr>
               <w:t>ZvD</w:t>
             </w:r>
-            <w:proofErr w:type="spellEnd"/>
           </w:p>
         </w:tc>
         <w:tc>
@@ -291,8 +322,30 @@
           <w:p>
             <w:r>
               <w:t>: {{LOCATION}}</w:t>
+            </w:r>
+            <w:r>
               <w:br/>
               <w:t>: {{LEADER}}</w:t>
+            </w:r>
+            <w:r>
+              <w:br/>
+              <w:t>: {{ZVD}}</w:t>
+            </w:r>
+          </w:p>
+        </w:tc>
+        <w:tc>
+          <w:tcPr>
+            <w:tcW w:w="8291" w:type="dxa"/>
+          </w:tcPr>
+          <w:p>
+            <w:r>
+              <w:t>: {{LOCATION}}</w:t>
+            </w:r>
+            <w:r>
+              <w:br/>
+              <w:t>: {{LEADER}}</w:t>
+            </w:r>
+            <w:r>
               <w:br/>
               <w:t>: {{ZVD}}</w:t>
             </w:r>
@@ -376,6 +429,22 @@
           <w:p>
             <w:r>
               <w:t>: {{AFFECTED}}</w:t>
+            </w:r>
+            <w:r>
+              <w:br/>
+              <w:t>: {{ADDRESS}}</w:t>
+            </w:r>
+          </w:p>
+        </w:tc>
+        <w:tc>
+          <w:tcPr>
+            <w:tcW w:w="8291" w:type="dxa"/>
+          </w:tcPr>
+          <w:p>
+            <w:r>
+              <w:t>: {{AFFECTED}}</w:t>
+            </w:r>
+            <w:r>
               <w:br/>
               <w:t>: {{ADDRESS}}</w:t>
             </w:r>
@@ -392,6 +461,7 @@
         <w:tc>
           <w:tcPr>
             <w:tcW w:w="1771" w:type="dxa"/>
+            <w:gridSpan w:val="2"/>
           </w:tcPr>
           <w:p>
             <w:pPr>
@@ -455,11 +525,17 @@
         <w:gridCol w:w="1678"/>
         <w:gridCol w:w="1678"/>
         <w:gridCol w:w="1604"/>
+        <w:gridCol w:w="1678"/>
+        <w:gridCol w:w="1678"/>
+        <w:gridCol w:w="1678"/>
+        <w:gridCol w:w="1678"/>
+        <w:gridCol w:w="1604"/>
       </w:tblGrid>
       <w:tr>
         <w:tc>
           <w:tcPr>
             <w:tcW w:w="1678" w:type="dxa"/>
+            <w:gridSpan w:val="6"/>
             <w:shd w:val="clear" w:color="auto" w:fill="E7E6E6"/>
           </w:tcPr>
           <w:p>
@@ -692,11 +768,62 @@
             </w:r>
           </w:p>
         </w:tc>
+        <w:tc>
+          <w:tcPr>
+            <w:tcW w:w="1604" w:type="dxa"/>
+          </w:tcPr>
+          <w:p>
+            <w:r>
+              <w:t>{{ALARM_METHOD_1}}</w:t>
+            </w:r>
+          </w:p>
+        </w:tc>
+        <w:tc>
+          <w:tcPr>
+            <w:tcW w:w="1604" w:type="dxa"/>
+          </w:tcPr>
+          <w:p>
+            <w:r>
+              <w:t>{{ALARM_METHOD_2}}</w:t>
+            </w:r>
+          </w:p>
+        </w:tc>
+        <w:tc>
+          <w:tcPr>
+            <w:tcW w:w="1604" w:type="dxa"/>
+          </w:tcPr>
+          <w:p>
+            <w:r>
+              <w:t>{{ALARM_METHOD_3}}</w:t>
+            </w:r>
+          </w:p>
+        </w:tc>
+        <w:tc>
+          <w:tcPr>
+            <w:tcW w:w="1604" w:type="dxa"/>
+          </w:tcPr>
+          <w:p>
+            <w:r>
+              <w:t>{{ALARM_METHOD_4}}</w:t>
+            </w:r>
+          </w:p>
+        </w:tc>
+        <w:tc>
+          <w:tcPr>
+            <w:tcW w:w="1604" w:type="dxa"/>
+          </w:tcPr>
+          <w:p>
+            <w:r>
+              <w:t>{{ALARM_METHOD_5}}</w:t>
+            </w:r>
+          </w:p>
+        </w:tc>
       </w:tr>
       <w:tr>
         <w:tc>
           <w:tcPr>
             <w:tcW w:w="1678" w:type="dxa"/>
+            <w:gridSpan w:val="6"/>
             <w:shd w:val="clear" w:color="auto" w:fill="E7E6E6"/>
           </w:tcPr>
           <w:p>
@@ -911,6 +1038,56 @@
         <w:tc>
           <w:tcPr>
             <w:tcW w:w="1678" w:type="dxa"/>
+          </w:tcPr>
+          <w:p>
+            <w:r>
+              <w:t>{{TIME_ENDED}}</w:t>
+            </w:r>
+          </w:p>
+        </w:tc>
+        <w:tc>
+          <w:tcPr>
+            <w:tcW w:w="1604" w:type="dxa"/>
+          </w:tcPr>
+          <w:p>
+            <w:r>
+              <w:t>{{TIME_RETURNED}}</w:t>
+            </w:r>
+          </w:p>
+        </w:tc>
+        <w:tc>
+          <w:tcPr>
+            <w:tcW w:w="1604" w:type="dxa"/>
+          </w:tcPr>
+          <w:p>
+            <w:r>
+              <w:t>{{TIME_ALARM}}</w:t>
+            </w:r>
+          </w:p>
+        </w:tc>
+        <w:tc>
+          <w:tcPr>
+            <w:tcW w:w="1604" w:type="dxa"/>
+          </w:tcPr>
+          <w:p>
+            <w:r>
+              <w:t>{{TIME_DEPARTED}}</w:t>
+            </w:r>
+          </w:p>
+        </w:tc>
+        <w:tc>
+          <w:tcPr>
+            <w:tcW w:w="1604" w:type="dxa"/>
+          </w:tcPr>
+          <w:p>
+            <w:r>
+              <w:t>{{TIME_ARRIVED}}</w:t>
+            </w:r>
+          </w:p>
+        </w:tc>
+        <w:tc>
+          <w:tcPr>
+            <w:tcW w:w="1604" w:type="dxa"/>
           </w:tcPr>
           <w:p>
             <w:r>
@@ -963,12 +1140,16 @@
         <w:gridCol w:w="2013"/>
         <w:gridCol w:w="2013"/>
         <w:gridCol w:w="1942"/>
+        <w:gridCol w:w="2013"/>
+        <w:gridCol w:w="2013"/>
+        <w:gridCol w:w="2013"/>
+        <w:gridCol w:w="1942"/>
       </w:tblGrid>
       <w:tr>
         <w:tc>
           <w:tcPr>
             <w:tcW w:w="2013" w:type="dxa"/>
-            <w:vMerge w:val="restart"/>
+            <w:gridSpan w:val="5"/>
             <w:shd w:val="clear" w:color="auto" w:fill="E7E6E6"/>
           </w:tcPr>
           <w:p>
@@ -1119,7 +1300,6 @@
         <w:tc>
           <w:tcPr>
             <w:tcW w:w="2013" w:type="dxa"/>
-            <w:vMerge/>
             <w:shd w:val="clear" w:color="auto" w:fill="E7E6E6"/>
           </w:tcPr>
           <w:p>
@@ -1155,6 +1335,46 @@
         <w:tc>
           <w:tcPr>
             <w:tcW w:w="2013" w:type="dxa"/>
+          </w:tcPr>
+          <w:p>
+            <w:r>
+              <w:t>{{PIPE_MONITOR}}</w:t>
+            </w:r>
+          </w:p>
+        </w:tc>
+        <w:tc>
+          <w:tcPr>
+            <w:tcW w:w="1942" w:type="dxa"/>
+          </w:tcPr>
+          <w:p>
+            <w:r>
+              <w:t>{{PIPE_SMALL}}</w:t>
+            </w:r>
+          </w:p>
+        </w:tc>
+        <w:tc>
+          <w:tcPr>
+            <w:tcW w:w="1942" w:type="dxa"/>
+          </w:tcPr>
+          <w:p>
+            <w:r>
+              <w:t>{{PIPE_C}}</w:t>
+            </w:r>
+          </w:p>
+        </w:tc>
+        <w:tc>
+          <w:tcPr>
+            <w:tcW w:w="1942" w:type="dxa"/>
+          </w:tcPr>
+          <w:p>
+            <w:r>
+              <w:t>{{PIPE_B}}</w:t>
+            </w:r>
+          </w:p>
+        </w:tc>
+        <w:tc>
+          <w:tcPr>
+            <w:tcW w:w="1942" w:type="dxa"/>
           </w:tcPr>
           <w:p>
             <w:r>
@@ -1177,7 +1397,7 @@
         <w:tc>
           <w:tcPr>
             <w:tcW w:w="2013" w:type="dxa"/>
-            <w:vMerge w:val="restart"/>
+            <w:gridSpan w:val="5"/>
             <w:shd w:val="clear" w:color="auto" w:fill="E7E6E6"/>
           </w:tcPr>
           <w:p>
@@ -1328,7 +1548,6 @@
         <w:tc>
           <w:tcPr>
             <w:tcW w:w="2013" w:type="dxa"/>
-            <w:vMerge/>
             <w:shd w:val="clear" w:color="auto" w:fill="E7E6E6"/>
           </w:tcPr>
           <w:p>
@@ -1364,6 +1583,46 @@
         <w:tc>
           <w:tcPr>
             <w:tcW w:w="2013" w:type="dxa"/>
+          </w:tcPr>
+          <w:p>
+            <w:r>
+              <w:t>{{WATER_OPEN}}</w:t>
+            </w:r>
+          </w:p>
+        </w:tc>
+        <w:tc>
+          <w:tcPr>
+            <w:tcW w:w="1942" w:type="dxa"/>
+          </w:tcPr>
+          <w:p>
+            <w:r>
+              <w:t>{{WATER_POND}}</w:t>
+            </w:r>
+          </w:p>
+        </w:tc>
+        <w:tc>
+          <w:tcPr>
+            <w:tcW w:w="1942" w:type="dxa"/>
+          </w:tcPr>
+          <w:p>
+            <w:r>
+              <w:t>{{WATER_TANK}}</w:t>
+            </w:r>
+          </w:p>
+        </w:tc>
+        <w:tc>
+          <w:tcPr>
+            <w:tcW w:w="1942" w:type="dxa"/>
+          </w:tcPr>
+          <w:p>
+            <w:r>
+              <w:t>{{WATER_HYDRANT}}</w:t>
+            </w:r>
+          </w:p>
+        </w:tc>
+        <w:tc>
+          <w:tcPr>
+            <w:tcW w:w="1942" w:type="dxa"/>
           </w:tcPr>
           <w:p>
             <w:r>
@@ -1412,19 +1671,23 @@
       </w:tblPr>
       <w:tblGrid>
         <w:gridCol w:w="397"/>
-        <w:gridCol w:w="2041"/>
         <w:gridCol w:w="397"/>
         <w:gridCol w:w="2041"/>
         <w:gridCol w:w="397"/>
+        <w:gridCol w:w="397"/>
         <w:gridCol w:w="2041"/>
         <w:gridCol w:w="397"/>
-        <w:gridCol w:w="2283"/>
+        <w:gridCol w:w="3927"/>
+        <w:gridCol w:w="2041"/>
+        <w:gridCol w:w="397"/>
+        <w:gridCol w:w="397"/>
+        <w:gridCol w:w="7159"/>
       </w:tblGrid>
       <w:tr>
         <w:tc>
           <w:tcPr>
             <w:tcW w:w="9994" w:type="dxa"/>
-            <w:gridSpan w:val="8"/>
+            <w:gridSpan w:val="12"/>
             <w:shd w:val="clear" w:color="auto" w:fill="E7E6E6"/>
           </w:tcPr>
           <w:p>
@@ -1461,6 +1724,16 @@
         </w:tc>
         <w:tc>
           <w:tcPr>
+            <w:tcW w:w="397" w:type="dxa"/>
+          </w:tcPr>
+          <w:p>
+            <w:r>
+              <w:t>{{DEVICE_WBK}}</w:t>
+            </w:r>
+          </w:p>
+        </w:tc>
+        <w:tc>
+          <w:tcPr>
             <w:tcW w:w="2041" w:type="dxa"/>
           </w:tcPr>
           <w:p>
@@ -1493,6 +1766,16 @@
         </w:tc>
         <w:tc>
           <w:tcPr>
+            <w:tcW w:w="397" w:type="dxa"/>
+          </w:tcPr>
+          <w:p>
+            <w:r>
+              <w:t>{{DEVICE_PA}}</w:t>
+            </w:r>
+          </w:p>
+        </w:tc>
+        <w:tc>
+          <w:tcPr>
             <w:tcW w:w="2041" w:type="dxa"/>
           </w:tcPr>
           <w:p>
@@ -1503,7 +1786,6 @@
                 <w:szCs w:val="22"/>
               </w:rPr>
             </w:pPr>
-            <w:proofErr w:type="spellStart"/>
             <w:r>
               <w:rPr>
                 <w:rFonts w:cs="Arial"/>
@@ -1520,7 +1802,6 @@
               </w:rPr>
               <w:t>luftatmer</w:t>
             </w:r>
-            <w:proofErr w:type="spellEnd"/>
           </w:p>
         </w:tc>
         <w:tc>
@@ -1535,6 +1816,16 @@
         </w:tc>
         <w:tc>
           <w:tcPr>
+            <w:tcW w:w="397" w:type="dxa"/>
+          </w:tcPr>
+          <w:p>
+            <w:r>
+              <w:t>{{DEVICE_SAW}}</w:t>
+            </w:r>
+          </w:p>
+        </w:tc>
+        <w:tc>
+          <w:tcPr>
             <w:tcW w:w="2041" w:type="dxa"/>
           </w:tcPr>
           <w:p>
@@ -1552,6 +1843,16 @@
                 <w:szCs w:val="22"/>
               </w:rPr>
               <w:t>Kettensäge</w:t>
+            </w:r>
+          </w:p>
+        </w:tc>
+        <w:tc>
+          <w:tcPr>
+            <w:tcW w:w="397" w:type="dxa"/>
+          </w:tcPr>
+          <w:p>
+            <w:r>
+              <w:t>{{DEVICE_JUMP}}</w:t>
             </w:r>
           </w:p>
         </w:tc>
@@ -1601,6 +1902,16 @@
         </w:tc>
         <w:tc>
           <w:tcPr>
+            <w:tcW w:w="397" w:type="dxa"/>
+          </w:tcPr>
+          <w:p>
+            <w:r>
+              <w:t>{{DEVICE_FAN}}</w:t>
+            </w:r>
+          </w:p>
+        </w:tc>
+        <w:tc>
+          <w:tcPr>
             <w:tcW w:w="2041" w:type="dxa"/>
           </w:tcPr>
           <w:p>
@@ -1633,6 +1944,16 @@
         </w:tc>
         <w:tc>
           <w:tcPr>
+            <w:tcW w:w="397" w:type="dxa"/>
+          </w:tcPr>
+          <w:p>
+            <w:r>
+              <w:t>{{DEVICE_POWER}}</w:t>
+            </w:r>
+          </w:p>
+        </w:tc>
+        <w:tc>
+          <w:tcPr>
             <w:tcW w:w="2041" w:type="dxa"/>
           </w:tcPr>
           <w:p>
@@ -1665,6 +1986,16 @@
         </w:tc>
         <w:tc>
           <w:tcPr>
+            <w:tcW w:w="397" w:type="dxa"/>
+          </w:tcPr>
+          <w:p>
+            <w:r>
+              <w:t>{{DEVICE_PUMP}}</w:t>
+            </w:r>
+          </w:p>
+        </w:tc>
+        <w:tc>
+          <w:tcPr>
             <w:tcW w:w="2041" w:type="dxa"/>
           </w:tcPr>
           <w:p>
@@ -1682,6 +2013,16 @@
                 <w:szCs w:val="22"/>
               </w:rPr>
               <w:t>Tauchpumpe</w:t>
+            </w:r>
+          </w:p>
+        </w:tc>
+        <w:tc>
+          <w:tcPr>
+            <w:tcW w:w="397" w:type="dxa"/>
+          </w:tcPr>
+          <w:p>
+            <w:r>
+              <w:t>{{DEVICE_VAC}}</w:t>
             </w:r>
           </w:p>
         </w:tc>
@@ -1725,7 +2066,26 @@
           </w:tcPr>
           <w:p>
             <w:r>
-              <w:t>{{DEVICE_CUTTER}}</w:t>
+              <w:t>{{DEVICE_CUTT</w:t>
+            </w:r>
+            <w:r>
+              <w:lastRenderedPageBreak/>
+              <w:t>ER}}</w:t>
+            </w:r>
+          </w:p>
+        </w:tc>
+        <w:tc>
+          <w:tcPr>
+            <w:tcW w:w="397" w:type="dxa"/>
+          </w:tcPr>
+          <w:p>
+            <w:r>
+              <w:lastRenderedPageBreak/>
+              <w:t>{{DEVICE_CUTT</w:t>
+            </w:r>
+            <w:r>
+              <w:lastRenderedPageBreak/>
+              <w:t>ER}}</w:t>
             </w:r>
           </w:p>
         </w:tc>
@@ -1747,6 +2107,7 @@
                 <w:sz w:val="22"/>
                 <w:szCs w:val="22"/>
               </w:rPr>
+              <w:lastRenderedPageBreak/>
               <w:t>Rettungsschere</w:t>
             </w:r>
           </w:p>
@@ -1757,7 +2118,26 @@
           </w:tcPr>
           <w:p>
             <w:r>
-              <w:t>{{DEVICE_SPREADER}}</w:t>
+              <w:t>{{DEVICE_SPR</w:t>
+            </w:r>
+            <w:r>
+              <w:lastRenderedPageBreak/>
+              <w:t>EADER}}</w:t>
+            </w:r>
+          </w:p>
+        </w:tc>
+        <w:tc>
+          <w:tcPr>
+            <w:tcW w:w="397" w:type="dxa"/>
+          </w:tcPr>
+          <w:p>
+            <w:r>
+              <w:lastRenderedPageBreak/>
+              <w:t>{{DEVICE_SPR</w:t>
+            </w:r>
+            <w:r>
+              <w:lastRenderedPageBreak/>
+              <w:t>EADER}}</w:t>
             </w:r>
           </w:p>
         </w:tc>
@@ -1773,16 +2153,15 @@
                 <w:szCs w:val="22"/>
               </w:rPr>
             </w:pPr>
-            <w:proofErr w:type="spellStart"/>
-            <w:r>
-              <w:rPr>
-                <w:rFonts w:cs="Arial"/>
-                <w:sz w:val="22"/>
-                <w:szCs w:val="22"/>
-              </w:rPr>
+            <w:r>
+              <w:rPr>
+                <w:rFonts w:cs="Arial"/>
+                <w:sz w:val="22"/>
+                <w:szCs w:val="22"/>
+              </w:rPr>
+              <w:lastRenderedPageBreak/>
               <w:t>Rettungsspreizer</w:t>
             </w:r>
-            <w:proofErr w:type="spellEnd"/>
           </w:p>
         </w:tc>
         <w:tc>
@@ -1797,6 +2176,16 @@
         </w:tc>
         <w:tc>
           <w:tcPr>
+            <w:tcW w:w="397" w:type="dxa"/>
+          </w:tcPr>
+          <w:p>
+            <w:r>
+              <w:t>{{DEVICE_CYL}}</w:t>
+            </w:r>
+          </w:p>
+        </w:tc>
+        <w:tc>
+          <w:tcPr>
             <w:tcW w:w="2041" w:type="dxa"/>
           </w:tcPr>
           <w:p>
@@ -1823,7 +2212,26 @@
           </w:tcPr>
           <w:p>
             <w:r>
-              <w:t>{{DEVICE_DOOR}}</w:t>
+              <w:t>{{DEVICE_DOO</w:t>
+            </w:r>
+            <w:r>
+              <w:lastRenderedPageBreak/>
+              <w:t>R}}</w:t>
+            </w:r>
+          </w:p>
+        </w:tc>
+        <w:tc>
+          <w:tcPr>
+            <w:tcW w:w="397" w:type="dxa"/>
+          </w:tcPr>
+          <w:p>
+            <w:r>
+              <w:lastRenderedPageBreak/>
+              <w:t>{{DEVICE_DOO</w:t>
+            </w:r>
+            <w:r>
+              <w:lastRenderedPageBreak/>
+              <w:t>R}}</w:t>
             </w:r>
           </w:p>
         </w:tc>
@@ -1845,6 +2253,7 @@
                 <w:sz w:val="22"/>
                 <w:szCs w:val="22"/>
               </w:rPr>
+              <w:lastRenderedPageBreak/>
               <w:t>Türöffnungswerkzeug</w:t>
             </w:r>
           </w:p>
@@ -1854,6 +2263,7 @@
         <w:tc>
           <w:tcPr>
             <w:tcW w:w="397" w:type="dxa"/>
+            <w:gridSpan w:val="2"/>
           </w:tcPr>
           <w:p>
             <w:pPr>
@@ -1869,6 +2279,7 @@
         <w:tc>
           <w:tcPr>
             <w:tcW w:w="2041" w:type="dxa"/>
+            <w:gridSpan w:val="2"/>
           </w:tcPr>
           <w:p>
             <w:pPr>
@@ -1898,6 +2309,7 @@
         <w:tc>
           <w:tcPr>
             <w:tcW w:w="2041" w:type="dxa"/>
+            <w:gridSpan w:val="2"/>
           </w:tcPr>
           <w:p>
             <w:pPr>
@@ -1927,6 +2339,7 @@
         <w:tc>
           <w:tcPr>
             <w:tcW w:w="2041" w:type="dxa"/>
+            <w:gridSpan w:val="2"/>
           </w:tcPr>
           <w:p>
             <w:pPr>
@@ -1973,6 +2386,17 @@
           <w:tcPr>
             <w:tcW w:w="9994" w:type="dxa"/>
             <w:gridSpan w:val="8"/>
+          </w:tcPr>
+          <w:p>
+            <w:r>
+              <w:t>Sonstiges: {{DEVICE_OTHER}}</w:t>
+            </w:r>
+          </w:p>
+        </w:tc>
+        <w:tc>
+          <w:tcPr>
+            <w:tcW w:w="9994" w:type="dxa"/>
+            <w:gridSpan w:val="4"/>
           </w:tcPr>
           <w:p>
             <w:r>
@@ -2089,23 +2513,13 @@
                 <w:szCs w:val="22"/>
               </w:rPr>
             </w:pPr>
-            <w:proofErr w:type="spellStart"/>
-            <w:r>
-              <w:rPr>
-                <w:rFonts w:cs="Arial"/>
-                <w:sz w:val="22"/>
-                <w:szCs w:val="22"/>
-              </w:rPr>
-              <w:t>Oel</w:t>
-            </w:r>
-            <w:proofErr w:type="spellEnd"/>
-            <w:r>
-              <w:rPr>
-                <w:rFonts w:cs="Arial"/>
-                <w:sz w:val="22"/>
-                <w:szCs w:val="22"/>
-              </w:rPr>
-              <w:t>-ex 82</w:t>
+            <w:r>
+              <w:rPr>
+                <w:rFonts w:cs="Arial"/>
+                <w:sz w:val="22"/>
+                <w:szCs w:val="22"/>
+              </w:rPr>
+              <w:t>Oel-ex 82</w:t>
             </w:r>
           </w:p>
         </w:tc>
@@ -2348,7 +2762,9 @@
       </w:tblPr>
       <w:tblGrid>
         <w:gridCol w:w="276"/>
+        <w:gridCol w:w="276"/>
         <w:gridCol w:w="2175"/>
+        <w:gridCol w:w="314"/>
         <w:gridCol w:w="314"/>
         <w:gridCol w:w="2473"/>
         <w:gridCol w:w="221"/>
@@ -2359,7 +2775,7 @@
         <w:tc>
           <w:tcPr>
             <w:tcW w:w="7585" w:type="dxa"/>
-            <w:gridSpan w:val="6"/>
+            <w:gridSpan w:val="8"/>
             <w:shd w:val="clear" w:color="auto" w:fill="E7E6E6"/>
           </w:tcPr>
           <w:p>
@@ -2401,14 +2817,19 @@
             <w:tcW w:w="276" w:type="dxa"/>
           </w:tcPr>
           <w:p>
-            <w:pPr>
-              <w:jc w:val="center"/>
-              <w:rPr>
-                <w:rFonts w:cs="Arial"/>
-                <w:sz w:val="22"/>
-                <w:szCs w:val="22"/>
-              </w:rPr>
-            </w:pPr>
+            <w:r>
+              <w:t>{{VEH_1}}</w:t>
+            </w:r>
+          </w:p>
+        </w:tc>
+        <w:tc>
+          <w:tcPr>
+            <w:tcW w:w="276" w:type="dxa"/>
+          </w:tcPr>
+          <w:p>
+            <w:r>
+              <w:t>{{VEH_1}}</w:t>
+            </w:r>
           </w:p>
         </w:tc>
         <w:tc>
@@ -2462,17 +2883,19 @@
             <w:tcW w:w="314" w:type="dxa"/>
           </w:tcPr>
           <w:p>
-            <w:pPr>
-              <w:tabs>
-                <w:tab w:val="left" w:pos="9639"/>
-              </w:tabs>
-              <w:jc w:val="center"/>
-              <w:rPr>
-                <w:rFonts w:cs="Arial"/>
-                <w:sz w:val="22"/>
-                <w:szCs w:val="22"/>
-              </w:rPr>
-            </w:pPr>
+            <w:r>
+              <w:t>{{VEH_7}}</w:t>
+            </w:r>
+          </w:p>
+        </w:tc>
+        <w:tc>
+          <w:tcPr>
+            <w:tcW w:w="314" w:type="dxa"/>
+          </w:tcPr>
+          <w:p>
+            <w:r>
+              <w:t>{{VEH_7}}</w:t>
+            </w:r>
           </w:p>
         </w:tc>
         <w:tc>
@@ -2588,13 +3011,19 @@
             <w:tcW w:w="276" w:type="dxa"/>
           </w:tcPr>
           <w:p>
-            <w:pPr>
-              <w:rPr>
-                <w:rFonts w:cs="Arial"/>
-                <w:sz w:val="22"/>
-                <w:szCs w:val="22"/>
-              </w:rPr>
-            </w:pPr>
+            <w:r>
+              <w:t>{{VEH_2}}</w:t>
+            </w:r>
+          </w:p>
+        </w:tc>
+        <w:tc>
+          <w:tcPr>
+            <w:tcW w:w="276" w:type="dxa"/>
+          </w:tcPr>
+          <w:p>
+            <w:r>
+              <w:t>{{VEH_2}}</w:t>
+            </w:r>
           </w:p>
         </w:tc>
         <w:tc>
@@ -2646,6 +3075,72 @@
         <w:tc>
           <w:tcPr>
             <w:tcW w:w="314" w:type="dxa"/>
+          </w:tcPr>
+          <w:p>
+            <w:r>
+              <w:t>{{VEH_8}}</w:t>
+            </w:r>
+          </w:p>
+        </w:tc>
+        <w:tc>
+          <w:tcPr>
+            <w:tcW w:w="314" w:type="dxa"/>
+          </w:tcPr>
+          <w:p>
+            <w:r>
+              <w:t>{{VEH_8}}</w:t>
+            </w:r>
+          </w:p>
+        </w:tc>
+        <w:tc>
+          <w:tcPr>
+            <w:tcW w:w="2473" w:type="dxa"/>
+          </w:tcPr>
+          <w:p>
+            <w:pPr>
+              <w:rPr>
+                <w:rFonts w:cs="Arial"/>
+                <w:sz w:val="22"/>
+                <w:szCs w:val="22"/>
+              </w:rPr>
+            </w:pPr>
+            <w:r>
+              <w:rPr>
+                <w:rFonts w:cs="Arial"/>
+                <w:sz w:val="22"/>
+                <w:szCs w:val="22"/>
+              </w:rPr>
+              <w:t xml:space="preserve">EM </w:t>
+            </w:r>
+            <w:r>
+              <w:rPr>
+                <w:rFonts w:cs="Arial"/>
+                <w:sz w:val="22"/>
+                <w:szCs w:val="22"/>
+              </w:rPr>
+              <w:t>1/</w:t>
+            </w:r>
+            <w:r>
+              <w:rPr>
+                <w:rFonts w:cs="Arial"/>
+                <w:sz w:val="22"/>
+                <w:szCs w:val="22"/>
+              </w:rPr>
+              <w:t>5</w:t>
+            </w:r>
+            <w:r>
+              <w:rPr>
+                <w:rFonts w:cs="Arial"/>
+                <w:sz w:val="22"/>
+                <w:szCs w:val="22"/>
+              </w:rPr>
+              <w:t>9 GW-Hygiene</w:t>
+            </w:r>
+          </w:p>
+        </w:tc>
+        <w:tc>
+          <w:tcPr>
+            <w:tcW w:w="221" w:type="dxa"/>
           </w:tcPr>
           <w:p>
             <w:pPr>
@@ -2663,71 +3158,24 @@
         </w:tc>
         <w:tc>
           <w:tcPr>
-            <w:tcW w:w="2473" w:type="dxa"/>
-          </w:tcPr>
-          <w:p>
-            <w:pPr>
-              <w:rPr>
-                <w:rFonts w:cs="Arial"/>
-                <w:sz w:val="22"/>
-                <w:szCs w:val="22"/>
-              </w:rPr>
-            </w:pPr>
-            <w:r>
-              <w:rPr>
-                <w:rFonts w:cs="Arial"/>
-                <w:sz w:val="22"/>
-                <w:szCs w:val="22"/>
-              </w:rPr>
-              <w:t xml:space="preserve">EM </w:t>
-            </w:r>
-            <w:r>
-              <w:rPr>
-                <w:rFonts w:cs="Arial"/>
-                <w:sz w:val="22"/>
-                <w:szCs w:val="22"/>
-              </w:rPr>
-              <w:t>1/</w:t>
-            </w:r>
-            <w:r>
-              <w:rPr>
-                <w:rFonts w:cs="Arial"/>
-                <w:sz w:val="22"/>
-                <w:szCs w:val="22"/>
-              </w:rPr>
-              <w:t>5</w:t>
-            </w:r>
-            <w:r>
-              <w:rPr>
-                <w:rFonts w:cs="Arial"/>
-                <w:sz w:val="22"/>
-                <w:szCs w:val="22"/>
-              </w:rPr>
-              <w:t>9 GW-Hygiene</w:t>
-            </w:r>
-          </w:p>
-        </w:tc>
-        <w:tc>
-          <w:tcPr>
-            <w:tcW w:w="221" w:type="dxa"/>
+            <w:tcW w:w="2126" w:type="dxa"/>
           </w:tcPr>
           <w:p>
             <w:pPr>
               <w:tabs>
                 <w:tab w:val="left" w:pos="9639"/>
               </w:tabs>
-              <w:jc w:val="center"/>
-              <w:rPr>
-                <w:rFonts w:cs="Arial"/>
-                <w:sz w:val="22"/>
-                <w:szCs w:val="22"/>
-              </w:rPr>
-            </w:pPr>
-          </w:p>
-        </w:tc>
-        <w:tc>
-          <w:tcPr>
-            <w:tcW w:w="2126" w:type="dxa"/>
+              <w:rPr>
+                <w:rFonts w:cs="Arial"/>
+                <w:sz w:val="22"/>
+                <w:szCs w:val="22"/>
+              </w:rPr>
+            </w:pPr>
+          </w:p>
+        </w:tc>
+        <w:tc>
+          <w:tcPr>
+            <w:tcW w:w="2410" w:type="dxa"/>
           </w:tcPr>
           <w:p>
             <w:pPr>
@@ -2742,80 +3190,118 @@
             </w:pPr>
           </w:p>
         </w:tc>
-        <w:tc>
-          <w:tcPr>
-            <w:tcW w:w="2410" w:type="dxa"/>
+      </w:tr>
+      <w:tr>
+        <w:tc>
+          <w:tcPr>
+            <w:tcW w:w="276" w:type="dxa"/>
+          </w:tcPr>
+          <w:p>
+            <w:r>
+              <w:t>{{VEH_3}}</w:t>
+            </w:r>
+          </w:p>
+        </w:tc>
+        <w:tc>
+          <w:tcPr>
+            <w:tcW w:w="276" w:type="dxa"/>
+          </w:tcPr>
+          <w:p>
+            <w:r>
+              <w:t>{{VEH_3}}</w:t>
+            </w:r>
+          </w:p>
+        </w:tc>
+        <w:tc>
+          <w:tcPr>
+            <w:tcW w:w="2175" w:type="dxa"/>
+            <w:gridSpan w:val="2"/>
+          </w:tcPr>
+          <w:p>
+            <w:pPr>
+              <w:rPr>
+                <w:rFonts w:cs="Arial"/>
+                <w:sz w:val="22"/>
+                <w:szCs w:val="22"/>
+              </w:rPr>
+            </w:pPr>
+            <w:r>
+              <w:rPr>
+                <w:rFonts w:cs="Arial"/>
+                <w:sz w:val="22"/>
+                <w:szCs w:val="22"/>
+              </w:rPr>
+              <w:t xml:space="preserve">EM </w:t>
+            </w:r>
+            <w:r>
+              <w:rPr>
+                <w:rFonts w:cs="Arial"/>
+                <w:sz w:val="22"/>
+                <w:szCs w:val="22"/>
+              </w:rPr>
+              <w:t>5/</w:t>
+            </w:r>
+            <w:r>
+              <w:rPr>
+                <w:rFonts w:cs="Arial"/>
+                <w:sz w:val="22"/>
+                <w:szCs w:val="22"/>
+              </w:rPr>
+              <w:t>42</w:t>
+            </w:r>
+            <w:r>
+              <w:rPr>
+                <w:rFonts w:cs="Arial"/>
+                <w:sz w:val="22"/>
+                <w:szCs w:val="22"/>
+              </w:rPr>
+              <w:t xml:space="preserve"> </w:t>
+            </w:r>
+            <w:r>
+              <w:rPr>
+                <w:rFonts w:cs="Arial"/>
+                <w:sz w:val="22"/>
+                <w:szCs w:val="22"/>
+              </w:rPr>
+              <w:t>LF10</w:t>
+            </w:r>
+          </w:p>
+        </w:tc>
+        <w:tc>
+          <w:tcPr>
+            <w:tcW w:w="314" w:type="dxa"/>
           </w:tcPr>
           <w:p>
             <w:pPr>
               <w:tabs>
                 <w:tab w:val="left" w:pos="9639"/>
               </w:tabs>
-              <w:rPr>
-                <w:rFonts w:cs="Arial"/>
-                <w:sz w:val="22"/>
-                <w:szCs w:val="22"/>
-              </w:rPr>
-            </w:pPr>
-          </w:p>
-        </w:tc>
-      </w:tr>
-      <w:tr>
-        <w:tc>
-          <w:tcPr>
-            <w:tcW w:w="276" w:type="dxa"/>
-          </w:tcPr>
-          <w:p>
-            <w:pPr>
-              <w:rPr>
-                <w:rFonts w:cs="Arial"/>
-                <w:sz w:val="22"/>
-                <w:szCs w:val="22"/>
-              </w:rPr>
-            </w:pPr>
-            <w:r>
-              <w:rPr>
-                <w:rFonts w:cs="Arial"/>
-                <w:sz w:val="22"/>
-                <w:szCs w:val="22"/>
-              </w:rPr>
-              <w:t/>
-            </w:r>
-          </w:p>
-        </w:tc>
-        <w:tc>
-          <w:tcPr>
-            <w:tcW w:w="2175" w:type="dxa"/>
-          </w:tcPr>
-          <w:p>
-            <w:pPr>
-              <w:rPr>
-                <w:rFonts w:cs="Arial"/>
-                <w:sz w:val="22"/>
-                <w:szCs w:val="22"/>
-              </w:rPr>
-            </w:pPr>
-            <w:r>
-              <w:rPr>
-                <w:rFonts w:cs="Arial"/>
-                <w:sz w:val="22"/>
-                <w:szCs w:val="22"/>
-              </w:rPr>
-              <w:t xml:space="preserve">EM </w:t>
-            </w:r>
-            <w:r>
-              <w:rPr>
-                <w:rFonts w:cs="Arial"/>
-                <w:sz w:val="22"/>
-                <w:szCs w:val="22"/>
-              </w:rPr>
-              <w:t>5/23 TLF</w:t>
-            </w:r>
-          </w:p>
-        </w:tc>
-        <w:tc>
-          <w:tcPr>
-            <w:tcW w:w="314" w:type="dxa"/>
+              <w:jc w:val="center"/>
+              <w:rPr>
+                <w:rFonts w:cs="Arial"/>
+                <w:sz w:val="22"/>
+                <w:szCs w:val="22"/>
+              </w:rPr>
+            </w:pPr>
+          </w:p>
+        </w:tc>
+        <w:tc>
+          <w:tcPr>
+            <w:tcW w:w="2473" w:type="dxa"/>
+          </w:tcPr>
+          <w:p>
+            <w:pPr>
+              <w:rPr>
+                <w:rFonts w:cs="Arial"/>
+                <w:sz w:val="22"/>
+                <w:szCs w:val="22"/>
+              </w:rPr>
+            </w:pPr>
+          </w:p>
+        </w:tc>
+        <w:tc>
+          <w:tcPr>
+            <w:tcW w:w="221" w:type="dxa"/>
           </w:tcPr>
           <w:p>
             <w:pPr>
@@ -2833,39 +3319,24 @@
         </w:tc>
         <w:tc>
           <w:tcPr>
-            <w:tcW w:w="2473" w:type="dxa"/>
-          </w:tcPr>
-          <w:p>
-            <w:pPr>
-              <w:rPr>
-                <w:rFonts w:cs="Arial"/>
-                <w:sz w:val="22"/>
-                <w:szCs w:val="22"/>
-              </w:rPr>
-            </w:pPr>
-          </w:p>
-        </w:tc>
-        <w:tc>
-          <w:tcPr>
-            <w:tcW w:w="221" w:type="dxa"/>
+            <w:tcW w:w="2126" w:type="dxa"/>
           </w:tcPr>
           <w:p>
             <w:pPr>
               <w:tabs>
                 <w:tab w:val="left" w:pos="9639"/>
               </w:tabs>
-              <w:jc w:val="center"/>
-              <w:rPr>
-                <w:rFonts w:cs="Arial"/>
-                <w:sz w:val="22"/>
-                <w:szCs w:val="22"/>
-              </w:rPr>
-            </w:pPr>
-          </w:p>
-        </w:tc>
-        <w:tc>
-          <w:tcPr>
-            <w:tcW w:w="2126" w:type="dxa"/>
+              <w:rPr>
+                <w:rFonts w:cs="Arial"/>
+                <w:sz w:val="22"/>
+                <w:szCs w:val="22"/>
+              </w:rPr>
+            </w:pPr>
+          </w:p>
+        </w:tc>
+        <w:tc>
+          <w:tcPr>
+            <w:tcW w:w="2410" w:type="dxa"/>
           </w:tcPr>
           <w:p>
             <w:pPr>
@@ -2880,73 +3351,86 @@
             </w:pPr>
           </w:p>
         </w:tc>
-        <w:tc>
-          <w:tcPr>
-            <w:tcW w:w="2410" w:type="dxa"/>
+      </w:tr>
+      <w:tr>
+        <w:tc>
+          <w:tcPr>
+            <w:tcW w:w="276" w:type="dxa"/>
+          </w:tcPr>
+          <w:p>
+            <w:r>
+              <w:t>{{VEH_4}}</w:t>
+            </w:r>
+          </w:p>
+        </w:tc>
+        <w:tc>
+          <w:tcPr>
+            <w:tcW w:w="276" w:type="dxa"/>
+          </w:tcPr>
+          <w:p>
+            <w:r>
+              <w:t>{{VEH_4}}</w:t>
+            </w:r>
+          </w:p>
+        </w:tc>
+        <w:tc>
+          <w:tcPr>
+            <w:tcW w:w="2175" w:type="dxa"/>
+            <w:gridSpan w:val="2"/>
+          </w:tcPr>
+          <w:p>
+            <w:pPr>
+              <w:rPr>
+                <w:rFonts w:cs="Arial"/>
+                <w:sz w:val="22"/>
+                <w:szCs w:val="22"/>
+              </w:rPr>
+            </w:pPr>
+            <w:r>
+              <w:rPr>
+                <w:rFonts w:cs="Arial"/>
+                <w:sz w:val="22"/>
+                <w:szCs w:val="22"/>
+              </w:rPr>
+              <w:t>EM 5/47 TSF</w:t>
+            </w:r>
+          </w:p>
+        </w:tc>
+        <w:tc>
+          <w:tcPr>
+            <w:tcW w:w="314" w:type="dxa"/>
           </w:tcPr>
           <w:p>
             <w:pPr>
               <w:tabs>
                 <w:tab w:val="left" w:pos="9639"/>
               </w:tabs>
-              <w:rPr>
-                <w:rFonts w:cs="Arial"/>
-                <w:sz w:val="22"/>
-                <w:szCs w:val="22"/>
-              </w:rPr>
-            </w:pPr>
-          </w:p>
-        </w:tc>
-      </w:tr>
-      <w:tr>
-        <w:tc>
-          <w:tcPr>
-            <w:tcW w:w="276" w:type="dxa"/>
-          </w:tcPr>
-          <w:p>
-            <w:pPr>
-              <w:jc w:val="center"/>
-              <w:rPr>
-                <w:rFonts w:cs="Arial"/>
-                <w:sz w:val="22"/>
-                <w:szCs w:val="22"/>
-              </w:rPr>
-            </w:pPr>
-            <w:r>
-              <w:rPr>
-                <w:rFonts w:cs="Arial"/>
-                <w:sz w:val="22"/>
-                <w:szCs w:val="22"/>
-              </w:rPr>
-              <w:t/>
-            </w:r>
-          </w:p>
-        </w:tc>
-        <w:tc>
-          <w:tcPr>
-            <w:tcW w:w="2175" w:type="dxa"/>
-          </w:tcPr>
-          <w:p>
-            <w:pPr>
-              <w:rPr>
-                <w:rFonts w:cs="Arial"/>
-                <w:sz w:val="22"/>
-                <w:szCs w:val="22"/>
-              </w:rPr>
-            </w:pPr>
-            <w:r>
-              <w:rPr>
-                <w:rFonts w:cs="Arial"/>
-                <w:sz w:val="22"/>
-                <w:szCs w:val="22"/>
-              </w:rPr>
-              <w:t>EM 5/47 TSF</w:t>
-            </w:r>
-          </w:p>
-        </w:tc>
-        <w:tc>
-          <w:tcPr>
-            <w:tcW w:w="314" w:type="dxa"/>
+              <w:jc w:val="center"/>
+              <w:rPr>
+                <w:rFonts w:cs="Arial"/>
+                <w:sz w:val="22"/>
+                <w:szCs w:val="22"/>
+              </w:rPr>
+            </w:pPr>
+          </w:p>
+        </w:tc>
+        <w:tc>
+          <w:tcPr>
+            <w:tcW w:w="2473" w:type="dxa"/>
+          </w:tcPr>
+          <w:p>
+            <w:pPr>
+              <w:rPr>
+                <w:rFonts w:cs="Arial"/>
+                <w:sz w:val="22"/>
+                <w:szCs w:val="22"/>
+              </w:rPr>
+            </w:pPr>
+          </w:p>
+        </w:tc>
+        <w:tc>
+          <w:tcPr>
+            <w:tcW w:w="221" w:type="dxa"/>
           </w:tcPr>
           <w:p>
             <w:pPr>
@@ -2964,125 +3448,131 @@
         </w:tc>
         <w:tc>
           <w:tcPr>
-            <w:tcW w:w="2473" w:type="dxa"/>
-          </w:tcPr>
-          <w:p>
-            <w:pPr>
-              <w:rPr>
-                <w:rFonts w:cs="Arial"/>
-                <w:sz w:val="22"/>
-                <w:szCs w:val="22"/>
-              </w:rPr>
-            </w:pPr>
-          </w:p>
-        </w:tc>
-        <w:tc>
-          <w:tcPr>
-            <w:tcW w:w="221" w:type="dxa"/>
+            <w:tcW w:w="2126" w:type="dxa"/>
+          </w:tcPr>
+          <w:p>
+            <w:pPr>
+              <w:rPr>
+                <w:rFonts w:cs="Arial"/>
+                <w:sz w:val="22"/>
+                <w:szCs w:val="22"/>
+              </w:rPr>
+            </w:pPr>
+          </w:p>
+        </w:tc>
+        <w:tc>
+          <w:tcPr>
+            <w:tcW w:w="2410" w:type="dxa"/>
           </w:tcPr>
           <w:p>
             <w:pPr>
               <w:tabs>
                 <w:tab w:val="left" w:pos="9639"/>
               </w:tabs>
-              <w:jc w:val="center"/>
-              <w:rPr>
-                <w:rFonts w:cs="Arial"/>
-                <w:sz w:val="22"/>
-                <w:szCs w:val="22"/>
-              </w:rPr>
-            </w:pPr>
-          </w:p>
-        </w:tc>
-        <w:tc>
-          <w:tcPr>
-            <w:tcW w:w="2126" w:type="dxa"/>
-          </w:tcPr>
-          <w:p>
-            <w:pPr>
-              <w:rPr>
-                <w:rFonts w:cs="Arial"/>
-                <w:sz w:val="22"/>
-                <w:szCs w:val="22"/>
-              </w:rPr>
-            </w:pPr>
-          </w:p>
-        </w:tc>
-        <w:tc>
-          <w:tcPr>
-            <w:tcW w:w="2410" w:type="dxa"/>
+              <w:rPr>
+                <w:rFonts w:cs="Arial"/>
+                <w:sz w:val="22"/>
+                <w:szCs w:val="22"/>
+              </w:rPr>
+            </w:pPr>
+          </w:p>
+        </w:tc>
+      </w:tr>
+      <w:tr>
+        <w:tc>
+          <w:tcPr>
+            <w:tcW w:w="276" w:type="dxa"/>
+          </w:tcPr>
+          <w:p>
+            <w:r>
+              <w:t>{{VEH_5}}</w:t>
+            </w:r>
+          </w:p>
+        </w:tc>
+        <w:tc>
+          <w:tcPr>
+            <w:tcW w:w="276" w:type="dxa"/>
+          </w:tcPr>
+          <w:p>
+            <w:r>
+              <w:t>{{VEH_5}}</w:t>
+            </w:r>
+          </w:p>
+        </w:tc>
+        <w:tc>
+          <w:tcPr>
+            <w:tcW w:w="2175" w:type="dxa"/>
+            <w:gridSpan w:val="2"/>
+          </w:tcPr>
+          <w:p>
+            <w:pPr>
+              <w:rPr>
+                <w:rFonts w:cs="Arial"/>
+                <w:sz w:val="22"/>
+                <w:szCs w:val="22"/>
+              </w:rPr>
+            </w:pPr>
+            <w:r>
+              <w:rPr>
+                <w:rFonts w:cs="Arial"/>
+                <w:sz w:val="22"/>
+                <w:szCs w:val="22"/>
+              </w:rPr>
+              <w:t xml:space="preserve">EM </w:t>
+            </w:r>
+            <w:r>
+              <w:rPr>
+                <w:rFonts w:cs="Arial"/>
+                <w:sz w:val="22"/>
+                <w:szCs w:val="22"/>
+              </w:rPr>
+              <w:t>1/46</w:t>
+            </w:r>
+            <w:r>
+              <w:rPr>
+                <w:rFonts w:cs="Arial"/>
+                <w:sz w:val="22"/>
+                <w:szCs w:val="22"/>
+              </w:rPr>
+              <w:t xml:space="preserve"> HLF 20</w:t>
+            </w:r>
+          </w:p>
+        </w:tc>
+        <w:tc>
+          <w:tcPr>
+            <w:tcW w:w="314" w:type="dxa"/>
           </w:tcPr>
           <w:p>
             <w:pPr>
               <w:tabs>
                 <w:tab w:val="left" w:pos="9639"/>
               </w:tabs>
-              <w:rPr>
-                <w:rFonts w:cs="Arial"/>
-                <w:sz w:val="22"/>
-                <w:szCs w:val="22"/>
-              </w:rPr>
-            </w:pPr>
-          </w:p>
-        </w:tc>
-      </w:tr>
-      <w:tr>
-        <w:tc>
-          <w:tcPr>
-            <w:tcW w:w="276" w:type="dxa"/>
-          </w:tcPr>
-          <w:p>
-            <w:pPr>
-              <w:jc w:val="center"/>
-              <w:rPr>
-                <w:rFonts w:cs="Arial"/>
-                <w:sz w:val="22"/>
-                <w:szCs w:val="22"/>
-              </w:rPr>
-            </w:pPr>
-          </w:p>
-        </w:tc>
-        <w:tc>
-          <w:tcPr>
-            <w:tcW w:w="2175" w:type="dxa"/>
-          </w:tcPr>
-          <w:p>
-            <w:pPr>
-              <w:rPr>
-                <w:rFonts w:cs="Arial"/>
-                <w:sz w:val="22"/>
-                <w:szCs w:val="22"/>
-              </w:rPr>
-            </w:pPr>
-            <w:r>
-              <w:rPr>
-                <w:rFonts w:cs="Arial"/>
-                <w:sz w:val="22"/>
-                <w:szCs w:val="22"/>
-              </w:rPr>
-              <w:t xml:space="preserve">EM </w:t>
-            </w:r>
-            <w:r>
-              <w:rPr>
-                <w:rFonts w:cs="Arial"/>
-                <w:sz w:val="22"/>
-                <w:szCs w:val="22"/>
-              </w:rPr>
-              <w:t>1/46</w:t>
-            </w:r>
-            <w:r>
-              <w:rPr>
-                <w:rFonts w:cs="Arial"/>
-                <w:sz w:val="22"/>
-                <w:szCs w:val="22"/>
-              </w:rPr>
-              <w:t xml:space="preserve"> HLF 20</w:t>
-            </w:r>
-          </w:p>
-        </w:tc>
-        <w:tc>
-          <w:tcPr>
-            <w:tcW w:w="314" w:type="dxa"/>
+              <w:jc w:val="center"/>
+              <w:rPr>
+                <w:rFonts w:cs="Arial"/>
+                <w:sz w:val="22"/>
+                <w:szCs w:val="22"/>
+              </w:rPr>
+            </w:pPr>
+          </w:p>
+        </w:tc>
+        <w:tc>
+          <w:tcPr>
+            <w:tcW w:w="2473" w:type="dxa"/>
+          </w:tcPr>
+          <w:p>
+            <w:pPr>
+              <w:rPr>
+                <w:rFonts w:cs="Arial"/>
+                <w:sz w:val="22"/>
+                <w:szCs w:val="22"/>
+              </w:rPr>
+            </w:pPr>
+          </w:p>
+        </w:tc>
+        <w:tc>
+          <w:tcPr>
+            <w:tcW w:w="221" w:type="dxa"/>
           </w:tcPr>
           <w:p>
             <w:pPr>
@@ -3100,39 +3590,24 @@
         </w:tc>
         <w:tc>
           <w:tcPr>
-            <w:tcW w:w="2473" w:type="dxa"/>
-          </w:tcPr>
-          <w:p>
-            <w:pPr>
-              <w:rPr>
-                <w:rFonts w:cs="Arial"/>
-                <w:sz w:val="22"/>
-                <w:szCs w:val="22"/>
-              </w:rPr>
-            </w:pPr>
-          </w:p>
-        </w:tc>
-        <w:tc>
-          <w:tcPr>
-            <w:tcW w:w="221" w:type="dxa"/>
+            <w:tcW w:w="2126" w:type="dxa"/>
           </w:tcPr>
           <w:p>
             <w:pPr>
               <w:tabs>
                 <w:tab w:val="left" w:pos="9639"/>
               </w:tabs>
-              <w:jc w:val="center"/>
-              <w:rPr>
-                <w:rFonts w:cs="Arial"/>
-                <w:sz w:val="22"/>
-                <w:szCs w:val="22"/>
-              </w:rPr>
-            </w:pPr>
-          </w:p>
-        </w:tc>
-        <w:tc>
-          <w:tcPr>
-            <w:tcW w:w="2126" w:type="dxa"/>
+              <w:rPr>
+                <w:rFonts w:cs="Arial"/>
+                <w:sz w:val="22"/>
+                <w:szCs w:val="22"/>
+              </w:rPr>
+            </w:pPr>
+          </w:p>
+        </w:tc>
+        <w:tc>
+          <w:tcPr>
+            <w:tcW w:w="2410" w:type="dxa"/>
           </w:tcPr>
           <w:p>
             <w:pPr>
@@ -3147,23 +3622,6 @@
             </w:pPr>
           </w:p>
         </w:tc>
-        <w:tc>
-          <w:tcPr>
-            <w:tcW w:w="2410" w:type="dxa"/>
-          </w:tcPr>
-          <w:p>
-            <w:pPr>
-              <w:tabs>
-                <w:tab w:val="left" w:pos="9639"/>
-              </w:tabs>
-              <w:rPr>
-                <w:rFonts w:cs="Arial"/>
-                <w:sz w:val="22"/>
-                <w:szCs w:val="22"/>
-              </w:rPr>
-            </w:pPr>
-          </w:p>
-        </w:tc>
       </w:tr>
       <w:tr>
         <w:tc>
@@ -3171,19 +3629,25 @@
             <w:tcW w:w="276" w:type="dxa"/>
           </w:tcPr>
           <w:p>
-            <w:pPr>
-              <w:jc w:val="center"/>
-              <w:rPr>
-                <w:rFonts w:cs="Arial"/>
-                <w:sz w:val="22"/>
-                <w:szCs w:val="22"/>
-              </w:rPr>
-            </w:pPr>
+            <w:r>
+              <w:t>{{VEH_6}}</w:t>
+            </w:r>
+          </w:p>
+        </w:tc>
+        <w:tc>
+          <w:tcPr>
+            <w:tcW w:w="276" w:type="dxa"/>
+          </w:tcPr>
+          <w:p>
+            <w:r>
+              <w:t>{{VEH_6}}</w:t>
+            </w:r>
           </w:p>
         </w:tc>
         <w:tc>
           <w:tcPr>
             <w:tcW w:w="2175" w:type="dxa"/>
+            <w:gridSpan w:val="2"/>
           </w:tcPr>
           <w:p>
             <w:pPr>
@@ -3517,6 +3981,7 @@
           <w:sz w:val="22"/>
           <w:szCs w:val="22"/>
         </w:rPr>
+        <w:lastRenderedPageBreak/>
         <w:tab/>
       </w:r>
       <w:r>
@@ -3914,35 +4379,6 @@
           <w:szCs w:val="22"/>
         </w:rPr>
       </w:pPr>
-      <w:r>
-        <w:rPr>
-          <w:rFonts w:cs="Arial"/>
-          <w:b/>
-          <w:sz w:val="22"/>
-          <w:szCs w:val="22"/>
-          <w:u w:val="single"/>
-        </w:rPr>
-        <w:t>Beteiligte Fahrzeuge:</w:t>
-      </w:r>
-      <w:r>
-        <w:rPr>
-          <w:rFonts w:cs="Arial"/>
-          <w:b/>
-          <w:sz w:val="22"/>
-          <w:szCs w:val="22"/>
-          <w:u w:val="single"/>
-        </w:rPr>
-        <w:t xml:space="preserve"> </w:t>
-      </w:r>
-      <w:r>
-        <w:rPr>
-          <w:rFonts w:cs="Arial"/>
-          <w:bCs/>
-          <w:sz w:val="22"/>
-          <w:szCs w:val="22"/>
-        </w:rPr>
-        <w:t xml:space="preserve"> </w:t>
-      </w:r>
     </w:p>
     <w:p>
       <w:pPr>
@@ -3954,9 +4390,6 @@
           <w:u w:val="single"/>
         </w:rPr>
       </w:pPr>
-      <w:r>
-        <w:t>{{OTHER_VEHICLES}}</w:t>
-      </w:r>
     </w:p>
     <w:p>
       <w:pPr>
@@ -4096,7 +4529,6 @@
         <w:tc>
           <w:tcPr>
             <w:tcW w:w="325" w:type="dxa"/>
-            <w:shd w:val="clear" w:color="auto" w:fill="auto"/>
           </w:tcPr>
           <w:p>
             <w:pPr>
@@ -4111,7 +4543,6 @@
         <w:tc>
           <w:tcPr>
             <w:tcW w:w="1922" w:type="dxa"/>
-            <w:shd w:val="clear" w:color="auto" w:fill="auto"/>
           </w:tcPr>
           <w:p>
             <w:pPr>
@@ -4134,7 +4565,6 @@
         <w:tc>
           <w:tcPr>
             <w:tcW w:w="300" w:type="dxa"/>
-            <w:shd w:val="clear" w:color="auto" w:fill="auto"/>
           </w:tcPr>
           <w:p>
             <w:pPr>
@@ -4150,7 +4580,6 @@
         <w:tc>
           <w:tcPr>
             <w:tcW w:w="2551" w:type="dxa"/>
-            <w:shd w:val="clear" w:color="auto" w:fill="auto"/>
           </w:tcPr>
           <w:p>
             <w:pPr>
@@ -4173,7 +4602,6 @@
         <w:tc>
           <w:tcPr>
             <w:tcW w:w="284" w:type="dxa"/>
-            <w:shd w:val="clear" w:color="auto" w:fill="auto"/>
           </w:tcPr>
           <w:p>
             <w:pPr>
@@ -4189,7 +4617,6 @@
         <w:tc>
           <w:tcPr>
             <w:tcW w:w="1417" w:type="dxa"/>
-            <w:shd w:val="clear" w:color="auto" w:fill="auto"/>
           </w:tcPr>
           <w:p>
             <w:pPr>
@@ -4212,7 +4639,6 @@
         <w:tc>
           <w:tcPr>
             <w:tcW w:w="284" w:type="dxa"/>
-            <w:shd w:val="clear" w:color="auto" w:fill="auto"/>
           </w:tcPr>
           <w:p>
             <w:pPr>
@@ -4228,7 +4654,6 @@
         <w:tc>
           <w:tcPr>
             <w:tcW w:w="1417" w:type="dxa"/>
-            <w:shd w:val="clear" w:color="auto" w:fill="auto"/>
           </w:tcPr>
           <w:p>
             <w:pPr>
@@ -4251,7 +4676,6 @@
         <w:tc>
           <w:tcPr>
             <w:tcW w:w="284" w:type="dxa"/>
-            <w:shd w:val="clear" w:color="auto" w:fill="auto"/>
           </w:tcPr>
           <w:p>
             <w:pPr>
@@ -4267,7 +4691,6 @@
         <w:tc>
           <w:tcPr>
             <w:tcW w:w="1554" w:type="dxa"/>
-            <w:shd w:val="clear" w:color="auto" w:fill="auto"/>
           </w:tcPr>
           <w:p>
             <w:pPr>
@@ -4311,7 +4734,6 @@
         <w:tc>
           <w:tcPr>
             <w:tcW w:w="325" w:type="dxa"/>
-            <w:shd w:val="clear" w:color="auto" w:fill="auto"/>
           </w:tcPr>
           <w:p>
             <w:pPr>
@@ -4326,7 +4748,6 @@
         <w:tc>
           <w:tcPr>
             <w:tcW w:w="1922" w:type="dxa"/>
-            <w:shd w:val="clear" w:color="auto" w:fill="auto"/>
           </w:tcPr>
           <w:p>
             <w:pPr>
@@ -4349,7 +4770,6 @@
         <w:tc>
           <w:tcPr>
             <w:tcW w:w="300" w:type="dxa"/>
-            <w:shd w:val="clear" w:color="auto" w:fill="auto"/>
           </w:tcPr>
           <w:p>
             <w:pPr>
@@ -4365,7 +4785,6 @@
         <w:tc>
           <w:tcPr>
             <w:tcW w:w="2551" w:type="dxa"/>
-            <w:shd w:val="clear" w:color="auto" w:fill="auto"/>
           </w:tcPr>
           <w:p>
             <w:pPr>
@@ -4388,7 +4807,6 @@
         <w:tc>
           <w:tcPr>
             <w:tcW w:w="284" w:type="dxa"/>
-            <w:shd w:val="clear" w:color="auto" w:fill="auto"/>
           </w:tcPr>
           <w:p>
             <w:pPr>
@@ -4404,7 +4822,6 @@
         <w:tc>
           <w:tcPr>
             <w:tcW w:w="1417" w:type="dxa"/>
-            <w:shd w:val="clear" w:color="auto" w:fill="auto"/>
           </w:tcPr>
           <w:p>
             <w:pPr>
@@ -4427,7 +4844,6 @@
         <w:tc>
           <w:tcPr>
             <w:tcW w:w="284" w:type="dxa"/>
-            <w:shd w:val="clear" w:color="auto" w:fill="auto"/>
           </w:tcPr>
           <w:p>
             <w:pPr>
@@ -4443,7 +4859,6 @@
         <w:tc>
           <w:tcPr>
             <w:tcW w:w="1417" w:type="dxa"/>
-            <w:shd w:val="clear" w:color="auto" w:fill="auto"/>
           </w:tcPr>
           <w:p>
             <w:pPr>
@@ -4466,7 +4881,6 @@
         <w:tc>
           <w:tcPr>
             <w:tcW w:w="284" w:type="dxa"/>
-            <w:shd w:val="clear" w:color="auto" w:fill="auto"/>
           </w:tcPr>
           <w:p>
             <w:pPr>
@@ -4482,7 +4896,6 @@
         <w:tc>
           <w:tcPr>
             <w:tcW w:w="1554" w:type="dxa"/>
-            <w:shd w:val="clear" w:color="auto" w:fill="auto"/>
           </w:tcPr>
           <w:p>
             <w:pPr>
@@ -4510,7 +4923,6 @@
         <w:tc>
           <w:tcPr>
             <w:tcW w:w="325" w:type="dxa"/>
-            <w:shd w:val="clear" w:color="auto" w:fill="auto"/>
           </w:tcPr>
           <w:p>
             <w:pPr>
@@ -4525,7 +4937,6 @@
         <w:tc>
           <w:tcPr>
             <w:tcW w:w="1922" w:type="dxa"/>
-            <w:shd w:val="clear" w:color="auto" w:fill="auto"/>
           </w:tcPr>
           <w:p>
             <w:pPr>
@@ -4548,7 +4959,6 @@
         <w:tc>
           <w:tcPr>
             <w:tcW w:w="300" w:type="dxa"/>
-            <w:shd w:val="clear" w:color="auto" w:fill="auto"/>
           </w:tcPr>
           <w:p>
             <w:pPr>
@@ -4564,7 +4974,6 @@
         <w:tc>
           <w:tcPr>
             <w:tcW w:w="2551" w:type="dxa"/>
-            <w:shd w:val="clear" w:color="auto" w:fill="auto"/>
           </w:tcPr>
           <w:p>
             <w:pPr>
@@ -4587,7 +4996,6 @@
         <w:tc>
           <w:tcPr>
             <w:tcW w:w="284" w:type="dxa"/>
-            <w:shd w:val="clear" w:color="auto" w:fill="auto"/>
           </w:tcPr>
           <w:p>
             <w:pPr>
@@ -4603,17 +5011,15 @@
         <w:tc>
           <w:tcPr>
             <w:tcW w:w="1417" w:type="dxa"/>
-            <w:shd w:val="clear" w:color="auto" w:fill="auto"/>
-          </w:tcPr>
-          <w:p>
-            <w:pPr>
-              <w:rPr>
-                <w:rFonts w:cs="Arial"/>
-                <w:sz w:val="22"/>
-                <w:szCs w:val="22"/>
-              </w:rPr>
-            </w:pPr>
-            <w:proofErr w:type="spellStart"/>
+          </w:tcPr>
+          <w:p>
+            <w:pPr>
+              <w:rPr>
+                <w:rFonts w:cs="Arial"/>
+                <w:sz w:val="22"/>
+                <w:szCs w:val="22"/>
+              </w:rPr>
+            </w:pPr>
             <w:r>
               <w:rPr>
                 <w:rFonts w:cs="Arial"/>
@@ -4622,13 +5028,11 @@
               </w:rPr>
               <w:t>Teningen</w:t>
             </w:r>
-            <w:proofErr w:type="spellEnd"/>
           </w:p>
         </w:tc>
         <w:tc>
           <w:tcPr>
             <w:tcW w:w="284" w:type="dxa"/>
-            <w:shd w:val="clear" w:color="auto" w:fill="auto"/>
           </w:tcPr>
           <w:p>
             <w:pPr>
@@ -4644,17 +5048,15 @@
         <w:tc>
           <w:tcPr>
             <w:tcW w:w="1417" w:type="dxa"/>
-            <w:shd w:val="clear" w:color="auto" w:fill="auto"/>
-          </w:tcPr>
-          <w:p>
-            <w:pPr>
-              <w:rPr>
-                <w:rFonts w:cs="Arial"/>
-                <w:sz w:val="22"/>
-                <w:szCs w:val="22"/>
-              </w:rPr>
-            </w:pPr>
-            <w:proofErr w:type="spellStart"/>
+          </w:tcPr>
+          <w:p>
+            <w:pPr>
+              <w:rPr>
+                <w:rFonts w:cs="Arial"/>
+                <w:sz w:val="22"/>
+                <w:szCs w:val="22"/>
+              </w:rPr>
+            </w:pPr>
             <w:r>
               <w:rPr>
                 <w:rFonts w:cs="Arial"/>
@@ -4663,13 +5065,11 @@
               </w:rPr>
               <w:t>Sexau</w:t>
             </w:r>
-            <w:proofErr w:type="spellEnd"/>
           </w:p>
         </w:tc>
         <w:tc>
           <w:tcPr>
             <w:tcW w:w="284" w:type="dxa"/>
-            <w:shd w:val="clear" w:color="auto" w:fill="auto"/>
           </w:tcPr>
           <w:p>
             <w:pPr>
@@ -4685,7 +5085,6 @@
         <w:tc>
           <w:tcPr>
             <w:tcW w:w="1554" w:type="dxa"/>
-            <w:shd w:val="clear" w:color="auto" w:fill="auto"/>
           </w:tcPr>
           <w:p>
             <w:pPr>
@@ -4705,7 +5104,6 @@
         <w:tc>
           <w:tcPr>
             <w:tcW w:w="325" w:type="dxa"/>
-            <w:shd w:val="clear" w:color="auto" w:fill="auto"/>
           </w:tcPr>
           <w:p>
             <w:pPr>
@@ -4720,7 +5118,6 @@
         <w:tc>
           <w:tcPr>
             <w:tcW w:w="1922" w:type="dxa"/>
-            <w:shd w:val="clear" w:color="auto" w:fill="auto"/>
           </w:tcPr>
           <w:p>
             <w:pPr>
@@ -4743,7 +5140,6 @@
         <w:tc>
           <w:tcPr>
             <w:tcW w:w="300" w:type="dxa"/>
-            <w:shd w:val="clear" w:color="auto" w:fill="auto"/>
           </w:tcPr>
           <w:p>
             <w:pPr>
@@ -4759,40 +5155,28 @@
         <w:tc>
           <w:tcPr>
             <w:tcW w:w="2551" w:type="dxa"/>
-            <w:shd w:val="clear" w:color="auto" w:fill="auto"/>
-          </w:tcPr>
-          <w:p>
-            <w:pPr>
-              <w:rPr>
-                <w:rFonts w:cs="Arial"/>
-                <w:sz w:val="22"/>
-                <w:szCs w:val="22"/>
-              </w:rPr>
-            </w:pPr>
-            <w:r>
-              <w:rPr>
-                <w:rFonts w:cs="Arial"/>
-                <w:sz w:val="22"/>
-                <w:szCs w:val="22"/>
-              </w:rPr>
-              <w:t xml:space="preserve">C. </w:t>
-            </w:r>
-            <w:proofErr w:type="spellStart"/>
-            <w:r>
-              <w:rPr>
-                <w:rFonts w:cs="Arial"/>
-                <w:sz w:val="22"/>
-                <w:szCs w:val="22"/>
-              </w:rPr>
-              <w:t>Leiberich</w:t>
-            </w:r>
-            <w:proofErr w:type="spellEnd"/>
+          </w:tcPr>
+          <w:p>
+            <w:pPr>
+              <w:rPr>
+                <w:rFonts w:cs="Arial"/>
+                <w:sz w:val="22"/>
+                <w:szCs w:val="22"/>
+              </w:rPr>
+            </w:pPr>
+            <w:r>
+              <w:rPr>
+                <w:rFonts w:cs="Arial"/>
+                <w:sz w:val="22"/>
+                <w:szCs w:val="22"/>
+              </w:rPr>
+              <w:t>C. Leiberich</w:t>
+            </w:r>
           </w:p>
         </w:tc>
         <w:tc>
           <w:tcPr>
             <w:tcW w:w="284" w:type="dxa"/>
-            <w:shd w:val="clear" w:color="auto" w:fill="auto"/>
           </w:tcPr>
           <w:p>
             <w:pPr>
@@ -4808,7 +5192,6 @@
         <w:tc>
           <w:tcPr>
             <w:tcW w:w="1417" w:type="dxa"/>
-            <w:shd w:val="clear" w:color="auto" w:fill="auto"/>
           </w:tcPr>
           <w:p>
             <w:pPr>
@@ -4831,7 +5214,6 @@
         <w:tc>
           <w:tcPr>
             <w:tcW w:w="284" w:type="dxa"/>
-            <w:shd w:val="clear" w:color="auto" w:fill="auto"/>
           </w:tcPr>
           <w:p>
             <w:pPr>
@@ -4847,7 +5229,6 @@
         <w:tc>
           <w:tcPr>
             <w:tcW w:w="1417" w:type="dxa"/>
-            <w:shd w:val="clear" w:color="auto" w:fill="auto"/>
           </w:tcPr>
           <w:p>
             <w:pPr>
@@ -4887,7 +5268,6 @@
         <w:tc>
           <w:tcPr>
             <w:tcW w:w="284" w:type="dxa"/>
-            <w:shd w:val="clear" w:color="auto" w:fill="auto"/>
           </w:tcPr>
           <w:p>
             <w:pPr>
@@ -4903,7 +5283,6 @@
         <w:tc>
           <w:tcPr>
             <w:tcW w:w="1554" w:type="dxa"/>
-            <w:shd w:val="clear" w:color="auto" w:fill="auto"/>
           </w:tcPr>
           <w:p>
             <w:pPr>
@@ -4947,7 +5326,6 @@
         <w:tc>
           <w:tcPr>
             <w:tcW w:w="325" w:type="dxa"/>
-            <w:shd w:val="clear" w:color="auto" w:fill="auto"/>
           </w:tcPr>
           <w:p>
             <w:pPr>
@@ -4963,7 +5341,6 @@
         <w:tc>
           <w:tcPr>
             <w:tcW w:w="1922" w:type="dxa"/>
-            <w:shd w:val="clear" w:color="auto" w:fill="auto"/>
           </w:tcPr>
           <w:p>
             <w:pPr>
@@ -4986,7 +5363,6 @@
         <w:tc>
           <w:tcPr>
             <w:tcW w:w="300" w:type="dxa"/>
-            <w:shd w:val="clear" w:color="auto" w:fill="auto"/>
           </w:tcPr>
           <w:p>
             <w:pPr>
@@ -5002,7 +5378,6 @@
         <w:tc>
           <w:tcPr>
             <w:tcW w:w="2551" w:type="dxa"/>
-            <w:shd w:val="clear" w:color="auto" w:fill="auto"/>
           </w:tcPr>
           <w:p>
             <w:pPr>
@@ -5025,7 +5400,6 @@
         <w:tc>
           <w:tcPr>
             <w:tcW w:w="284" w:type="dxa"/>
-            <w:shd w:val="clear" w:color="auto" w:fill="auto"/>
           </w:tcPr>
           <w:p>
             <w:pPr>
@@ -5041,7 +5415,6 @@
         <w:tc>
           <w:tcPr>
             <w:tcW w:w="1417" w:type="dxa"/>
-            <w:shd w:val="clear" w:color="auto" w:fill="auto"/>
           </w:tcPr>
           <w:p>
             <w:pPr>
@@ -5064,7 +5437,6 @@
         <w:tc>
           <w:tcPr>
             <w:tcW w:w="284" w:type="dxa"/>
-            <w:shd w:val="clear" w:color="auto" w:fill="auto"/>
           </w:tcPr>
           <w:p>
             <w:pPr>
@@ -5080,7 +5452,6 @@
         <w:tc>
           <w:tcPr>
             <w:tcW w:w="1417" w:type="dxa"/>
-            <w:shd w:val="clear" w:color="auto" w:fill="auto"/>
           </w:tcPr>
           <w:p>
             <w:pPr>
@@ -5103,7 +5474,6 @@
         <w:tc>
           <w:tcPr>
             <w:tcW w:w="284" w:type="dxa"/>
-            <w:shd w:val="clear" w:color="auto" w:fill="auto"/>
           </w:tcPr>
           <w:p>
             <w:pPr>
@@ -5119,7 +5489,6 @@
         <w:tc>
           <w:tcPr>
             <w:tcW w:w="1554" w:type="dxa"/>
-            <w:shd w:val="clear" w:color="auto" w:fill="auto"/>
           </w:tcPr>
           <w:p>
             <w:pPr>
@@ -5139,7 +5508,6 @@
         <w:tc>
           <w:tcPr>
             <w:tcW w:w="325" w:type="dxa"/>
-            <w:shd w:val="clear" w:color="auto" w:fill="auto"/>
           </w:tcPr>
           <w:p>
             <w:pPr>
@@ -5154,7 +5522,6 @@
         <w:tc>
           <w:tcPr>
             <w:tcW w:w="1922" w:type="dxa"/>
-            <w:shd w:val="clear" w:color="auto" w:fill="auto"/>
           </w:tcPr>
           <w:p>
             <w:pPr>
@@ -5177,7 +5544,6 @@
         <w:tc>
           <w:tcPr>
             <w:tcW w:w="300" w:type="dxa"/>
-            <w:shd w:val="clear" w:color="auto" w:fill="auto"/>
           </w:tcPr>
           <w:p>
             <w:pPr>
@@ -5193,7 +5559,6 @@
         <w:tc>
           <w:tcPr>
             <w:tcW w:w="2551" w:type="dxa"/>
-            <w:shd w:val="clear" w:color="auto" w:fill="auto"/>
           </w:tcPr>
           <w:p>
             <w:pPr>
@@ -5216,7 +5581,6 @@
         <w:tc>
           <w:tcPr>
             <w:tcW w:w="284" w:type="dxa"/>
-            <w:shd w:val="clear" w:color="auto" w:fill="auto"/>
           </w:tcPr>
           <w:p>
             <w:pPr>
@@ -5232,7 +5596,6 @@
         <w:tc>
           <w:tcPr>
             <w:tcW w:w="1417" w:type="dxa"/>
-            <w:shd w:val="clear" w:color="auto" w:fill="auto"/>
           </w:tcPr>
           <w:p>
             <w:pPr>
@@ -5255,7 +5618,6 @@
         <w:tc>
           <w:tcPr>
             <w:tcW w:w="284" w:type="dxa"/>
-            <w:shd w:val="clear" w:color="auto" w:fill="auto"/>
           </w:tcPr>
           <w:p>
             <w:pPr>
@@ -5271,7 +5633,6 @@
         <w:tc>
           <w:tcPr>
             <w:tcW w:w="1417" w:type="dxa"/>
-            <w:shd w:val="clear" w:color="auto" w:fill="auto"/>
           </w:tcPr>
           <w:p>
             <w:pPr>
@@ -5294,7 +5655,6 @@
         <w:tc>
           <w:tcPr>
             <w:tcW w:w="284" w:type="dxa"/>
-            <w:shd w:val="clear" w:color="auto" w:fill="auto"/>
           </w:tcPr>
           <w:p>
             <w:pPr>
@@ -5310,7 +5670,6 @@
         <w:tc>
           <w:tcPr>
             <w:tcW w:w="1554" w:type="dxa"/>
-            <w:shd w:val="clear" w:color="auto" w:fill="auto"/>
           </w:tcPr>
           <w:p>
             <w:pPr>
@@ -5330,7 +5689,6 @@
         <w:tc>
           <w:tcPr>
             <w:tcW w:w="325" w:type="dxa"/>
-            <w:shd w:val="clear" w:color="auto" w:fill="auto"/>
           </w:tcPr>
           <w:p>
             <w:pPr>
@@ -5346,7 +5704,6 @@
         <w:tc>
           <w:tcPr>
             <w:tcW w:w="1922" w:type="dxa"/>
-            <w:shd w:val="clear" w:color="auto" w:fill="auto"/>
           </w:tcPr>
           <w:p>
             <w:pPr>
@@ -5369,7 +5726,6 @@
         <w:tc>
           <w:tcPr>
             <w:tcW w:w="300" w:type="dxa"/>
-            <w:shd w:val="clear" w:color="auto" w:fill="auto"/>
           </w:tcPr>
           <w:p>
             <w:pPr>
@@ -5385,17 +5741,15 @@
         <w:tc>
           <w:tcPr>
             <w:tcW w:w="2551" w:type="dxa"/>
-            <w:shd w:val="clear" w:color="auto" w:fill="auto"/>
-          </w:tcPr>
-          <w:p>
-            <w:pPr>
-              <w:rPr>
-                <w:rFonts w:cs="Arial"/>
-                <w:sz w:val="22"/>
-                <w:szCs w:val="22"/>
-              </w:rPr>
-            </w:pPr>
-            <w:proofErr w:type="spellStart"/>
+          </w:tcPr>
+          <w:p>
+            <w:pPr>
+              <w:rPr>
+                <w:rFonts w:cs="Arial"/>
+                <w:sz w:val="22"/>
+                <w:szCs w:val="22"/>
+              </w:rPr>
+            </w:pPr>
             <w:r>
               <w:rPr>
                 <w:rFonts w:cs="Arial"/>
@@ -5404,13 +5758,11 @@
               </w:rPr>
               <w:t>Badenova</w:t>
             </w:r>
-            <w:proofErr w:type="spellEnd"/>
           </w:p>
         </w:tc>
         <w:tc>
           <w:tcPr>
             <w:tcW w:w="284" w:type="dxa"/>
-            <w:shd w:val="clear" w:color="auto" w:fill="auto"/>
           </w:tcPr>
           <w:p>
             <w:pPr>
@@ -5425,7 +5777,6 @@
         <w:tc>
           <w:tcPr>
             <w:tcW w:w="1417" w:type="dxa"/>
-            <w:shd w:val="clear" w:color="auto" w:fill="auto"/>
           </w:tcPr>
           <w:p>
             <w:pPr>
@@ -5448,7 +5799,6 @@
         <w:tc>
           <w:tcPr>
             <w:tcW w:w="284" w:type="dxa"/>
-            <w:shd w:val="clear" w:color="auto" w:fill="auto"/>
           </w:tcPr>
           <w:p>
             <w:pPr>
@@ -5464,7 +5814,6 @@
         <w:tc>
           <w:tcPr>
             <w:tcW w:w="1417" w:type="dxa"/>
-            <w:shd w:val="clear" w:color="auto" w:fill="auto"/>
           </w:tcPr>
           <w:p>
             <w:pPr>
@@ -5487,7 +5836,6 @@
         <w:tc>
           <w:tcPr>
             <w:tcW w:w="284" w:type="dxa"/>
-            <w:shd w:val="clear" w:color="auto" w:fill="auto"/>
           </w:tcPr>
           <w:p>
             <w:pPr>
@@ -5503,7 +5851,6 @@
         <w:tc>
           <w:tcPr>
             <w:tcW w:w="1554" w:type="dxa"/>
-            <w:shd w:val="clear" w:color="auto" w:fill="auto"/>
           </w:tcPr>
           <w:p>
             <w:pPr>
@@ -5523,7 +5870,6 @@
         <w:tc>
           <w:tcPr>
             <w:tcW w:w="325" w:type="dxa"/>
-            <w:shd w:val="clear" w:color="auto" w:fill="auto"/>
           </w:tcPr>
           <w:p>
             <w:pPr>
@@ -5540,7 +5886,6 @@
           <w:tcPr>
             <w:tcW w:w="10013" w:type="dxa"/>
             <w:gridSpan w:val="9"/>
-            <w:shd w:val="clear" w:color="auto" w:fill="auto"/>
           </w:tcPr>
           <w:p>
             <w:pPr>
@@ -5576,7 +5921,6 @@
         <w:tc>
           <w:tcPr>
             <w:tcW w:w="325" w:type="dxa"/>
-            <w:shd w:val="clear" w:color="auto" w:fill="auto"/>
           </w:tcPr>
           <w:p>
             <w:pPr>
@@ -5593,7 +5937,6 @@
           <w:tcPr>
             <w:tcW w:w="10013" w:type="dxa"/>
             <w:gridSpan w:val="9"/>
-            <w:shd w:val="clear" w:color="auto" w:fill="auto"/>
           </w:tcPr>
           <w:p>
             <w:pPr>
@@ -5621,7 +5964,6 @@
         <w:tc>
           <w:tcPr>
             <w:tcW w:w="325" w:type="dxa"/>
-            <w:shd w:val="clear" w:color="auto" w:fill="auto"/>
           </w:tcPr>
           <w:p>
             <w:pPr>
@@ -5638,7 +5980,6 @@
           <w:tcPr>
             <w:tcW w:w="10013" w:type="dxa"/>
             <w:gridSpan w:val="9"/>
-            <w:shd w:val="clear" w:color="auto" w:fill="auto"/>
           </w:tcPr>
           <w:p>
             <w:pPr>
@@ -5674,7 +6015,6 @@
         <w:tc>
           <w:tcPr>
             <w:tcW w:w="325" w:type="dxa"/>
-            <w:shd w:val="clear" w:color="auto" w:fill="auto"/>
           </w:tcPr>
           <w:p>
             <w:pPr>
@@ -5691,7 +6031,6 @@
           <w:tcPr>
             <w:tcW w:w="10013" w:type="dxa"/>
             <w:gridSpan w:val="9"/>
-            <w:shd w:val="clear" w:color="auto" w:fill="auto"/>
           </w:tcPr>
           <w:p>
             <w:pPr>
@@ -5727,7 +6066,6 @@
         <w:tc>
           <w:tcPr>
             <w:tcW w:w="325" w:type="dxa"/>
-            <w:shd w:val="clear" w:color="auto" w:fill="auto"/>
           </w:tcPr>
           <w:p>
             <w:pPr>
@@ -5744,7 +6082,6 @@
           <w:tcPr>
             <w:tcW w:w="10013" w:type="dxa"/>
             <w:gridSpan w:val="9"/>
-            <w:shd w:val="clear" w:color="auto" w:fill="auto"/>
           </w:tcPr>
           <w:p>
             <w:pPr>
@@ -5825,7 +6162,6 @@
         <w:tc>
           <w:tcPr>
             <w:tcW w:w="325" w:type="dxa"/>
-            <w:shd w:val="clear" w:color="auto" w:fill="auto"/>
           </w:tcPr>
           <w:p>
             <w:pPr>
@@ -5841,7 +6177,6 @@
         <w:tc>
           <w:tcPr>
             <w:tcW w:w="1922" w:type="dxa"/>
-            <w:shd w:val="clear" w:color="auto" w:fill="auto"/>
           </w:tcPr>
           <w:p>
             <w:pPr>
@@ -5872,7 +6207,6 @@
         <w:tc>
           <w:tcPr>
             <w:tcW w:w="300" w:type="dxa"/>
-            <w:shd w:val="clear" w:color="auto" w:fill="auto"/>
           </w:tcPr>
           <w:p>
             <w:pPr>
@@ -5888,7 +6222,6 @@
         <w:tc>
           <w:tcPr>
             <w:tcW w:w="2551" w:type="dxa"/>
-            <w:shd w:val="clear" w:color="auto" w:fill="auto"/>
           </w:tcPr>
           <w:p>
             <w:pPr>
@@ -5919,7 +6252,6 @@
         <w:tc>
           <w:tcPr>
             <w:tcW w:w="284" w:type="dxa"/>
-            <w:shd w:val="clear" w:color="auto" w:fill="auto"/>
           </w:tcPr>
           <w:p>
             <w:pPr>
@@ -5935,7 +6267,6 @@
         <w:tc>
           <w:tcPr>
             <w:tcW w:w="1417" w:type="dxa"/>
-            <w:shd w:val="clear" w:color="auto" w:fill="auto"/>
           </w:tcPr>
           <w:p>
             <w:pPr>
@@ -5966,7 +6297,6 @@
         <w:tc>
           <w:tcPr>
             <w:tcW w:w="284" w:type="dxa"/>
-            <w:shd w:val="clear" w:color="auto" w:fill="auto"/>
           </w:tcPr>
           <w:p>
             <w:pPr>
@@ -5982,7 +6312,6 @@
         <w:tc>
           <w:tcPr>
             <w:tcW w:w="1417" w:type="dxa"/>
-            <w:shd w:val="clear" w:color="auto" w:fill="auto"/>
           </w:tcPr>
           <w:p>
             <w:pPr>
@@ -6021,31 +6350,21 @@
         <w:tc>
           <w:tcPr>
             <w:tcW w:w="284" w:type="dxa"/>
-            <w:shd w:val="clear" w:color="auto" w:fill="auto"/>
-          </w:tcPr>
-          <w:p>
-            <w:pPr>
-              <w:jc w:val="center"/>
-              <w:rPr>
-                <w:rFonts w:cs="Arial"/>
-                <w:sz w:val="22"/>
-                <w:szCs w:val="22"/>
-              </w:rPr>
-            </w:pPr>
-            <w:r>
-              <w:rPr>
-                <w:rFonts w:cs="Arial"/>
-                <w:sz w:val="22"/>
-                <w:szCs w:val="22"/>
-              </w:rPr>
-              <w:t/>
-            </w:r>
+          </w:tcPr>
+          <w:p>
+            <w:pPr>
+              <w:jc w:val="center"/>
+              <w:rPr>
+                <w:rFonts w:cs="Arial"/>
+                <w:sz w:val="22"/>
+                <w:szCs w:val="22"/>
+              </w:rPr>
+            </w:pPr>
           </w:p>
         </w:tc>
         <w:tc>
           <w:tcPr>
             <w:tcW w:w="1554" w:type="dxa"/>
-            <w:shd w:val="clear" w:color="auto" w:fill="auto"/>
           </w:tcPr>
           <w:p>
             <w:pPr>
@@ -6073,7 +6392,6 @@
         <w:tc>
           <w:tcPr>
             <w:tcW w:w="325" w:type="dxa"/>
-            <w:shd w:val="clear" w:color="auto" w:fill="auto"/>
           </w:tcPr>
           <w:p>
             <w:pPr>
@@ -6089,17 +6407,15 @@
         <w:tc>
           <w:tcPr>
             <w:tcW w:w="1922" w:type="dxa"/>
-            <w:shd w:val="clear" w:color="auto" w:fill="auto"/>
-          </w:tcPr>
-          <w:p>
-            <w:pPr>
-              <w:rPr>
-                <w:rFonts w:cs="Arial"/>
-                <w:sz w:val="22"/>
-                <w:szCs w:val="22"/>
-              </w:rPr>
-            </w:pPr>
-            <w:proofErr w:type="spellStart"/>
+          </w:tcPr>
+          <w:p>
+            <w:pPr>
+              <w:rPr>
+                <w:rFonts w:cs="Arial"/>
+                <w:sz w:val="22"/>
+                <w:szCs w:val="22"/>
+              </w:rPr>
+            </w:pPr>
             <w:r>
               <w:rPr>
                 <w:rFonts w:cs="Arial"/>
@@ -6108,13 +6424,11 @@
               </w:rPr>
               <w:t>Freiamt</w:t>
             </w:r>
-            <w:proofErr w:type="spellEnd"/>
           </w:p>
         </w:tc>
         <w:tc>
           <w:tcPr>
             <w:tcW w:w="300" w:type="dxa"/>
-            <w:shd w:val="clear" w:color="auto" w:fill="auto"/>
           </w:tcPr>
           <w:p>
             <w:pPr>
@@ -6130,17 +6444,15 @@
         <w:tc>
           <w:tcPr>
             <w:tcW w:w="2551" w:type="dxa"/>
-            <w:shd w:val="clear" w:color="auto" w:fill="auto"/>
-          </w:tcPr>
-          <w:p>
-            <w:pPr>
-              <w:rPr>
-                <w:rFonts w:cs="Arial"/>
-                <w:sz w:val="22"/>
-                <w:szCs w:val="22"/>
-              </w:rPr>
-            </w:pPr>
-            <w:proofErr w:type="spellStart"/>
+          </w:tcPr>
+          <w:p>
+            <w:pPr>
+              <w:rPr>
+                <w:rFonts w:cs="Arial"/>
+                <w:sz w:val="22"/>
+                <w:szCs w:val="22"/>
+              </w:rPr>
+            </w:pPr>
             <w:r>
               <w:rPr>
                 <w:rFonts w:cs="Arial"/>
@@ -6149,13 +6461,11 @@
               </w:rPr>
               <w:t>Malterdingen</w:t>
             </w:r>
-            <w:proofErr w:type="spellEnd"/>
           </w:p>
         </w:tc>
         <w:tc>
           <w:tcPr>
             <w:tcW w:w="284" w:type="dxa"/>
-            <w:shd w:val="clear" w:color="auto" w:fill="auto"/>
           </w:tcPr>
           <w:p>
             <w:pPr>
@@ -6171,17 +6481,15 @@
         <w:tc>
           <w:tcPr>
             <w:tcW w:w="1417" w:type="dxa"/>
-            <w:shd w:val="clear" w:color="auto" w:fill="auto"/>
-          </w:tcPr>
-          <w:p>
-            <w:pPr>
-              <w:rPr>
-                <w:rFonts w:cs="Arial"/>
-                <w:sz w:val="22"/>
-                <w:szCs w:val="22"/>
-              </w:rPr>
-            </w:pPr>
-            <w:proofErr w:type="spellStart"/>
+          </w:tcPr>
+          <w:p>
+            <w:pPr>
+              <w:rPr>
+                <w:rFonts w:cs="Arial"/>
+                <w:sz w:val="22"/>
+                <w:szCs w:val="22"/>
+              </w:rPr>
+            </w:pPr>
             <w:r>
               <w:rPr>
                 <w:rFonts w:cs="Arial"/>
@@ -6190,13 +6498,11 @@
               </w:rPr>
               <w:t>Sexau</w:t>
             </w:r>
-            <w:proofErr w:type="spellEnd"/>
           </w:p>
         </w:tc>
         <w:tc>
           <w:tcPr>
             <w:tcW w:w="284" w:type="dxa"/>
-            <w:shd w:val="clear" w:color="auto" w:fill="auto"/>
           </w:tcPr>
           <w:p>
             <w:pPr>
@@ -6212,17 +6518,15 @@
         <w:tc>
           <w:tcPr>
             <w:tcW w:w="1417" w:type="dxa"/>
-            <w:shd w:val="clear" w:color="auto" w:fill="auto"/>
-          </w:tcPr>
-          <w:p>
-            <w:pPr>
-              <w:rPr>
-                <w:rFonts w:cs="Arial"/>
-                <w:sz w:val="22"/>
-                <w:szCs w:val="22"/>
-              </w:rPr>
-            </w:pPr>
-            <w:proofErr w:type="spellStart"/>
+          </w:tcPr>
+          <w:p>
+            <w:pPr>
+              <w:rPr>
+                <w:rFonts w:cs="Arial"/>
+                <w:sz w:val="22"/>
+                <w:szCs w:val="22"/>
+              </w:rPr>
+            </w:pPr>
             <w:r>
               <w:rPr>
                 <w:rFonts w:cs="Arial"/>
@@ -6231,13 +6535,11 @@
               </w:rPr>
               <w:t>Teningen</w:t>
             </w:r>
-            <w:proofErr w:type="spellEnd"/>
           </w:p>
         </w:tc>
         <w:tc>
           <w:tcPr>
             <w:tcW w:w="284" w:type="dxa"/>
-            <w:shd w:val="clear" w:color="auto" w:fill="auto"/>
           </w:tcPr>
           <w:p>
             <w:pPr>
@@ -6253,7 +6555,6 @@
         <w:tc>
           <w:tcPr>
             <w:tcW w:w="1554" w:type="dxa"/>
-            <w:shd w:val="clear" w:color="auto" w:fill="auto"/>
           </w:tcPr>
           <w:p>
             <w:pPr>
@@ -6281,7 +6582,6 @@
         <w:tc>
           <w:tcPr>
             <w:tcW w:w="325" w:type="dxa"/>
-            <w:shd w:val="clear" w:color="auto" w:fill="auto"/>
           </w:tcPr>
           <w:p>
             <w:pPr>
@@ -6297,7 +6597,6 @@
         <w:tc>
           <w:tcPr>
             <w:tcW w:w="1922" w:type="dxa"/>
-            <w:shd w:val="clear" w:color="auto" w:fill="auto"/>
           </w:tcPr>
           <w:p>
             <w:pPr>
@@ -6320,7 +6619,6 @@
         <w:tc>
           <w:tcPr>
             <w:tcW w:w="300" w:type="dxa"/>
-            <w:shd w:val="clear" w:color="auto" w:fill="auto"/>
           </w:tcPr>
           <w:p>
             <w:pPr>
@@ -6336,40 +6634,28 @@
         <w:tc>
           <w:tcPr>
             <w:tcW w:w="2551" w:type="dxa"/>
-            <w:shd w:val="clear" w:color="auto" w:fill="auto"/>
-          </w:tcPr>
-          <w:p>
-            <w:pPr>
-              <w:rPr>
-                <w:rFonts w:cs="Arial"/>
-                <w:sz w:val="22"/>
-                <w:szCs w:val="22"/>
-              </w:rPr>
-            </w:pPr>
-            <w:proofErr w:type="spellStart"/>
-            <w:r>
-              <w:rPr>
-                <w:rFonts w:cs="Arial"/>
-                <w:sz w:val="22"/>
-                <w:szCs w:val="22"/>
-              </w:rPr>
-              <w:t>ZfP</w:t>
-            </w:r>
-            <w:proofErr w:type="spellEnd"/>
-            <w:r>
-              <w:rPr>
-                <w:rFonts w:cs="Arial"/>
-                <w:sz w:val="22"/>
-                <w:szCs w:val="22"/>
-              </w:rPr>
-              <w:t xml:space="preserve"> Werkfeuerwehr</w:t>
+          </w:tcPr>
+          <w:p>
+            <w:pPr>
+              <w:rPr>
+                <w:rFonts w:cs="Arial"/>
+                <w:sz w:val="22"/>
+                <w:szCs w:val="22"/>
+              </w:rPr>
+            </w:pPr>
+            <w:r>
+              <w:rPr>
+                <w:rFonts w:cs="Arial"/>
+                <w:sz w:val="22"/>
+                <w:szCs w:val="22"/>
+              </w:rPr>
+              <w:t>ZfP Werkfeuerwehr</w:t>
             </w:r>
           </w:p>
         </w:tc>
         <w:tc>
           <w:tcPr>
             <w:tcW w:w="284" w:type="dxa"/>
-            <w:shd w:val="clear" w:color="auto" w:fill="auto"/>
           </w:tcPr>
           <w:p>
             <w:pPr>
@@ -6385,7 +6671,6 @@
         <w:tc>
           <w:tcPr>
             <w:tcW w:w="1417" w:type="dxa"/>
-            <w:shd w:val="clear" w:color="auto" w:fill="auto"/>
           </w:tcPr>
           <w:p>
             <w:pPr>
@@ -6408,7 +6693,6 @@
         <w:tc>
           <w:tcPr>
             <w:tcW w:w="284" w:type="dxa"/>
-            <w:shd w:val="clear" w:color="auto" w:fill="auto"/>
           </w:tcPr>
           <w:p>
             <w:pPr>
@@ -6423,7 +6707,6 @@
         <w:tc>
           <w:tcPr>
             <w:tcW w:w="1417" w:type="dxa"/>
-            <w:shd w:val="clear" w:color="auto" w:fill="auto"/>
           </w:tcPr>
           <w:p>
             <w:pPr>
@@ -6446,7 +6729,6 @@
         <w:tc>
           <w:tcPr>
             <w:tcW w:w="284" w:type="dxa"/>
-            <w:shd w:val="clear" w:color="auto" w:fill="auto"/>
           </w:tcPr>
           <w:p>
             <w:pPr>
@@ -6462,7 +6744,6 @@
         <w:tc>
           <w:tcPr>
             <w:tcW w:w="1554" w:type="dxa"/>
-            <w:shd w:val="clear" w:color="auto" w:fill="auto"/>
           </w:tcPr>
           <w:p>
             <w:pPr>
@@ -6546,7 +6827,7 @@
 </file>
 
 <file path=word/numbering.xml><?xml version="1.0" encoding="utf-8"?>
-<w:numbering xmlns:wpc="http://schemas.microsoft.com/office/word/2010/wordprocessingCanvas" xmlns:mc="http://schemas.openxmlformats.org/markup-compatibility/2006" xmlns:o="urn:schemas-microsoft-com:office:office" xmlns:r="http://schemas.openxmlformats.org/officeDocument/2006/relationships" xmlns:m="http://schemas.openxmlformats.org/officeDocument/2006/math" xmlns:v="urn:schemas-microsoft-com:vml" xmlns:wp14="http://schemas.microsoft.com/office/word/2010/wordprocessingDrawing" xmlns:wp="http://schemas.openxmlformats.org/drawingml/2006/wordprocessingDrawing" xmlns:w10="urn:schemas-microsoft-com:office:word" xmlns:w="http://schemas.openxmlformats.org/wordprocessingml/2006/main" xmlns:w14="http://schemas.microsoft.com/office/word/2010/wordml" xmlns:w15="http://schemas.microsoft.com/office/word/2012/wordml" xmlns:wpg="http://schemas.microsoft.com/office/word/2010/wordprocessingGroup" xmlns:wpi="http://schemas.microsoft.com/office/word/2010/wordprocessingInk" xmlns:wne="http://schemas.microsoft.com/office/word/2006/wordml" xmlns:wps="http://schemas.microsoft.com/office/word/2010/wordprocessingShape" mc:Ignorable="w14 w15 wp14">
+<w:numbering xmlns:wpc="http://schemas.microsoft.com/office/word/2010/wordprocessingCanvas" xmlns:cx="http://schemas.microsoft.com/office/drawing/2014/chartex" xmlns:cx1="http://schemas.microsoft.com/office/drawing/2015/9/8/chartex" xmlns:cx2="http://schemas.microsoft.com/office/drawing/2015/10/21/chartex" xmlns:cx3="http://schemas.microsoft.com/office/drawing/2016/5/9/chartex" xmlns:cx4="http://schemas.microsoft.com/office/drawing/2016/5/10/chartex" xmlns:cx5="http://schemas.microsoft.com/office/drawing/2016/5/11/chartex" xmlns:cx6="http://schemas.microsoft.com/office/drawing/2016/5/12/chartex" xmlns:cx7="http://schemas.microsoft.com/office/drawing/2016/5/13/chartex" xmlns:cx8="http://schemas.microsoft.com/office/drawing/2016/5/14/chartex" xmlns:mc="http://schemas.openxmlformats.org/markup-compatibility/2006" xmlns:aink="http://schemas.microsoft.com/office/drawing/2016/ink" xmlns:am3d="http://schemas.microsoft.com/office/drawing/2017/model3d" xmlns:o="urn:schemas-microsoft-com:office:office" xmlns:oel="http://schemas.microsoft.com/office/2019/extlst" xmlns:r="http://schemas.openxmlformats.org/officeDocument/2006/relationships" xmlns:m="http://schemas.openxmlformats.org/officeDocument/2006/math" xmlns:v="urn:schemas-microsoft-com:vml" xmlns:wp14="http://schemas.microsoft.com/office/word/2010/wordprocessingDrawing" xmlns:wp="http://schemas.openxmlformats.org/drawingml/2006/wordprocessingDrawing" xmlns:w10="urn:schemas-microsoft-com:office:word" xmlns:w="http://schemas.openxmlformats.org/wordprocessingml/2006/main" xmlns:w14="http://schemas.microsoft.com/office/word/2010/wordml" xmlns:w15="http://schemas.microsoft.com/office/word/2012/wordml" xmlns:w16cex="http://schemas.microsoft.com/office/word/2018/wordml/cex" xmlns:w16cid="http://schemas.microsoft.com/office/word/2016/wordml/cid" xmlns:w16="http://schemas.microsoft.com/office/word/2018/wordml" xmlns:w16du="http://schemas.microsoft.com/office/word/2023/wordml/word16du" xmlns:w16sdtdh="http://schemas.microsoft.com/office/word/2020/wordml/sdtdatahash" xmlns:w16sdtfl="http://schemas.microsoft.com/office/word/2024/wordml/sdtformatlock" xmlns:w16se="http://schemas.microsoft.com/office/word/2015/wordml/symex" xmlns:wpg="http://schemas.microsoft.com/office/word/2010/wordprocessingGroup" xmlns:wpi="http://schemas.microsoft.com/office/word/2010/wordprocessingInk" xmlns:wne="http://schemas.microsoft.com/office/word/2006/wordml" xmlns:wps="http://schemas.microsoft.com/office/word/2010/wordprocessingShape" mc:Ignorable="w14 w15 w16se w16cid w16 w16cex w16sdtdh w16sdtfl w16du wp14">
   <w:abstractNum w:abstractNumId="0" w15:restartNumberingAfterBreak="0">
     <w:nsid w:val="1D7721BB"/>
     <w:multiLevelType w:val="hybridMultilevel"/>
@@ -6814,20 +7095,20 @@
       </w:pPr>
     </w:lvl>
   </w:abstractNum>
-  <w:num w:numId="1">
+  <w:num w:numId="1" w16cid:durableId="1157380995">
     <w:abstractNumId w:val="0"/>
   </w:num>
-  <w:num w:numId="2">
+  <w:num w:numId="2" w16cid:durableId="139544380">
     <w:abstractNumId w:val="1"/>
   </w:num>
-  <w:num w:numId="3">
+  <w:num w:numId="3" w16cid:durableId="1966346638">
     <w:abstractNumId w:val="2"/>
   </w:num>
 </w:numbering>
 </file>
 
 <file path=word/styles.xml><?xml version="1.0" encoding="utf-8"?>
-<w:styles xmlns:mc="http://schemas.openxmlformats.org/markup-compatibility/2006" xmlns:r="http://schemas.openxmlformats.org/officeDocument/2006/relationships" xmlns:w="http://schemas.openxmlformats.org/wordprocessingml/2006/main" xmlns:w14="http://schemas.microsoft.com/office/word/2010/wordml" xmlns:w15="http://schemas.microsoft.com/office/word/2012/wordml" mc:Ignorable="w14 w15">
+<w:styles xmlns:mc="http://schemas.openxmlformats.org/markup-compatibility/2006" xmlns:r="http://schemas.openxmlformats.org/officeDocument/2006/relationships" xmlns:w="http://schemas.openxmlformats.org/wordprocessingml/2006/main" xmlns:w14="http://schemas.microsoft.com/office/word/2010/wordml" xmlns:w15="http://schemas.microsoft.com/office/word/2012/wordml" xmlns:w16cex="http://schemas.microsoft.com/office/word/2018/wordml/cex" xmlns:w16cid="http://schemas.microsoft.com/office/word/2016/wordml/cid" xmlns:w16="http://schemas.microsoft.com/office/word/2018/wordml" xmlns:w16du="http://schemas.microsoft.com/office/word/2023/wordml/word16du" xmlns:w16sdtdh="http://schemas.microsoft.com/office/word/2020/wordml/sdtdatahash" xmlns:w16sdtfl="http://schemas.microsoft.com/office/word/2024/wordml/sdtformatlock" xmlns:w16se="http://schemas.microsoft.com/office/word/2015/wordml/symex" mc:Ignorable="w14 w15 w16se w16cid w16 w16cex w16sdtdh w16sdtfl w16du">
   <w:docDefaults>
     <w:rPrDefault>
       <w:rPr>
@@ -6837,7 +7118,7 @@
     </w:rPrDefault>
     <w:pPrDefault/>
   </w:docDefaults>
-  <w:latentStyles w:defLockedState="0" w:defUIPriority="99" w:defSemiHidden="0" w:defUnhideWhenUsed="0" w:defQFormat="0" w:count="371">
+  <w:latentStyles w:defLockedState="0" w:defUIPriority="99" w:defSemiHidden="0" w:defUnhideWhenUsed="0" w:defQFormat="0" w:count="376">
     <w:lsdException w:name="Normal" w:uiPriority="0" w:qFormat="1"/>
     <w:lsdException w:name="heading 1" w:uiPriority="9" w:qFormat="1"/>
     <w:lsdException w:name="heading 2" w:semiHidden="1" w:uiPriority="9" w:unhideWhenUsed="1" w:qFormat="1"/>
@@ -7209,6 +7490,11 @@
     <w:lsdException w:name="List Table 5 Dark Accent 6" w:uiPriority="50"/>
     <w:lsdException w:name="List Table 6 Colorful Accent 6" w:uiPriority="51"/>
     <w:lsdException w:name="List Table 7 Colorful Accent 6" w:uiPriority="52"/>
+    <w:lsdException w:name="Mention" w:semiHidden="1" w:unhideWhenUsed="1"/>
+    <w:lsdException w:name="Smart Hyperlink" w:semiHidden="1" w:unhideWhenUsed="1"/>
+    <w:lsdException w:name="Hashtag" w:semiHidden="1" w:unhideWhenUsed="1"/>
+    <w:lsdException w:name="Unresolved Mention" w:semiHidden="1" w:unhideWhenUsed="1"/>
+    <w:lsdException w:name="Smart Link" w:semiHidden="1" w:unhideWhenUsed="1"/>
   </w:latentStyles>
   <w:style w:type="paragraph" w:default="1" w:styleId="Standard">
     <w:name w:val="Normal"/>

--- a/Einsatzbericht-Wordvorlage-Platzhalter.docx
+++ b/Einsatzbericht-Wordvorlage-Platzhalter.docx
@@ -1,6 +1,6 @@
 
 <file path=word/document.xml><?xml version="1.0" encoding="utf-8"?>
-<w:document xmlns:wpc="http://schemas.microsoft.com/office/word/2010/wordprocessingCanvas" xmlns:cx="http://schemas.microsoft.com/office/drawing/2014/chartex" xmlns:cx1="http://schemas.microsoft.com/office/drawing/2015/9/8/chartex" xmlns:cx2="http://schemas.microsoft.com/office/drawing/2015/10/21/chartex" xmlns:cx3="http://schemas.microsoft.com/office/drawing/2016/5/9/chartex" xmlns:cx4="http://schemas.microsoft.com/office/drawing/2016/5/10/chartex" xmlns:cx5="http://schemas.microsoft.com/office/drawing/2016/5/11/chartex" xmlns:cx6="http://schemas.microsoft.com/office/drawing/2016/5/12/chartex" xmlns:cx7="http://schemas.microsoft.com/office/drawing/2016/5/13/chartex" xmlns:cx8="http://schemas.microsoft.com/office/drawing/2016/5/14/chartex" xmlns:mc="http://schemas.openxmlformats.org/markup-compatibility/2006" xmlns:aink="http://schemas.microsoft.com/office/drawing/2016/ink" xmlns:am3d="http://schemas.microsoft.com/office/drawing/2017/model3d" xmlns:o="urn:schemas-microsoft-com:office:office" xmlns:oel="http://schemas.microsoft.com/office/2019/extlst" xmlns:r="http://schemas.openxmlformats.org/officeDocument/2006/relationships" xmlns:m="http://schemas.openxmlformats.org/officeDocument/2006/math" xmlns:v="urn:schemas-microsoft-com:vml" xmlns:wp14="http://schemas.microsoft.com/office/word/2010/wordprocessingDrawing" xmlns:wp="http://schemas.openxmlformats.org/drawingml/2006/wordprocessingDrawing" xmlns:w10="urn:schemas-microsoft-com:office:word" xmlns:w="http://schemas.openxmlformats.org/wordprocessingml/2006/main" xmlns:w14="http://schemas.microsoft.com/office/word/2010/wordml" xmlns:w15="http://schemas.microsoft.com/office/word/2012/wordml" xmlns:w16cex="http://schemas.microsoft.com/office/word/2018/wordml/cex" xmlns:w16cid="http://schemas.microsoft.com/office/word/2016/wordml/cid" xmlns:w16="http://schemas.microsoft.com/office/word/2018/wordml" xmlns:w16du="http://schemas.microsoft.com/office/word/2023/wordml/word16du" xmlns:w16sdtdh="http://schemas.microsoft.com/office/word/2020/wordml/sdtdatahash" xmlns:w16sdtfl="http://schemas.microsoft.com/office/word/2024/wordml/sdtformatlock" xmlns:w16se="http://schemas.microsoft.com/office/word/2015/wordml/symex" xmlns:wpg="http://schemas.microsoft.com/office/word/2010/wordprocessingGroup" xmlns:wpi="http://schemas.microsoft.com/office/word/2010/wordprocessingInk" xmlns:wne="http://schemas.microsoft.com/office/word/2006/wordml" xmlns:wps="http://schemas.microsoft.com/office/word/2010/wordprocessingShape" mc:Ignorable="w14 w15 w16se w16cid w16 w16cex w16sdtdh w16sdtfl w16du wp14">
+<w:document xmlns:wpc="http://schemas.microsoft.com/office/word/2010/wordprocessingCanvas" xmlns:mc="http://schemas.openxmlformats.org/markup-compatibility/2006" xmlns:o="urn:schemas-microsoft-com:office:office" xmlns:r="http://schemas.openxmlformats.org/officeDocument/2006/relationships" xmlns:m="http://schemas.openxmlformats.org/officeDocument/2006/math" xmlns:v="urn:schemas-microsoft-com:vml" xmlns:wp14="http://schemas.microsoft.com/office/word/2010/wordprocessingDrawing" xmlns:wp="http://schemas.openxmlformats.org/drawingml/2006/wordprocessingDrawing" xmlns:w10="urn:schemas-microsoft-com:office:word" xmlns:w="http://schemas.openxmlformats.org/wordprocessingml/2006/main" xmlns:w14="http://schemas.microsoft.com/office/word/2010/wordml" xmlns:w15="http://schemas.microsoft.com/office/word/2012/wordml" xmlns:wpg="http://schemas.microsoft.com/office/word/2010/wordprocessingGroup" xmlns:wpi="http://schemas.microsoft.com/office/word/2010/wordprocessingInk" xmlns:wne="http://schemas.microsoft.com/office/word/2006/wordml" xmlns:wps="http://schemas.microsoft.com/office/word/2010/wordprocessingShape" mc:Ignorable="w14 w15 wp14">
   <w:body>
     <w:tbl>
       <w:tblPr>
@@ -75,23 +75,11 @@
       </w:pPr>
       <w:r>
         <w:t>Feuerwehr Emmendingen, Abt. Wasser</w:t>
-      </w:r>
-      <w:r>
         <w:tab/>
-      </w:r>
-      <w:r>
         <w:tab/>
-      </w:r>
-      <w:r>
         <w:tab/>
-      </w:r>
-      <w:r>
         <w:tab/>
-      </w:r>
-      <w:r>
         <w:tab/>
-      </w:r>
-      <w:r>
         <w:tab/>
         <w:t>Datum: {{DATE}}</w:t>
       </w:r>
@@ -129,7 +117,6 @@
       <w:tblGrid>
         <w:gridCol w:w="1771"/>
         <w:gridCol w:w="8291"/>
-        <w:gridCol w:w="8291"/>
       </w:tblGrid>
       <w:tr>
         <w:trPr>
@@ -160,16 +147,6 @@
                 <w:szCs w:val="22"/>
               </w:rPr>
               <w:t>Einsatz Nr.</w:t>
-            </w:r>
-          </w:p>
-        </w:tc>
-        <w:tc>
-          <w:tcPr>
-            <w:tcW w:w="8291" w:type="dxa"/>
-          </w:tcPr>
-          <w:p>
-            <w:r>
-              <w:t>: {{NUMBER}}</w:t>
             </w:r>
           </w:p>
         </w:tc>
@@ -216,16 +193,6 @@
                 <w:szCs w:val="22"/>
               </w:rPr>
               <w:t>Einsatzart</w:t>
-            </w:r>
-          </w:p>
-        </w:tc>
-        <w:tc>
-          <w:tcPr>
-            <w:tcW w:w="8291" w:type="dxa"/>
-          </w:tcPr>
-          <w:p>
-            <w:r>
-              <w:t>: {{TYPE}}</w:t>
             </w:r>
           </w:p>
         </w:tc>
@@ -304,6 +271,7 @@
                 <w:szCs w:val="22"/>
               </w:rPr>
             </w:pPr>
+            <w:proofErr w:type="spellStart"/>
             <w:r>
               <w:rPr>
                 <w:rFonts w:cs="Arial"/>
@@ -313,6 +281,7 @@
               </w:rPr>
               <w:t>ZvD</w:t>
             </w:r>
+            <w:proofErr w:type="spellEnd"/>
           </w:p>
         </w:tc>
         <w:tc>
@@ -322,30 +291,8 @@
           <w:p>
             <w:r>
               <w:t>: {{LOCATION}}</w:t>
-            </w:r>
-            <w:r>
               <w:br/>
               <w:t>: {{LEADER}}</w:t>
-            </w:r>
-            <w:r>
-              <w:br/>
-              <w:t>: {{ZVD}}</w:t>
-            </w:r>
-          </w:p>
-        </w:tc>
-        <w:tc>
-          <w:tcPr>
-            <w:tcW w:w="8291" w:type="dxa"/>
-          </w:tcPr>
-          <w:p>
-            <w:r>
-              <w:t>: {{LOCATION}}</w:t>
-            </w:r>
-            <w:r>
-              <w:br/>
-              <w:t>: {{LEADER}}</w:t>
-            </w:r>
-            <w:r>
               <w:br/>
               <w:t>: {{ZVD}}</w:t>
             </w:r>
@@ -429,22 +376,6 @@
           <w:p>
             <w:r>
               <w:t>: {{AFFECTED}}</w:t>
-            </w:r>
-            <w:r>
-              <w:br/>
-              <w:t>: {{ADDRESS}}</w:t>
-            </w:r>
-          </w:p>
-        </w:tc>
-        <w:tc>
-          <w:tcPr>
-            <w:tcW w:w="8291" w:type="dxa"/>
-          </w:tcPr>
-          <w:p>
-            <w:r>
-              <w:t>: {{AFFECTED}}</w:t>
-            </w:r>
-            <w:r>
               <w:br/>
               <w:t>: {{ADDRESS}}</w:t>
             </w:r>
@@ -461,7 +392,6 @@
         <w:tc>
           <w:tcPr>
             <w:tcW w:w="1771" w:type="dxa"/>
-            <w:gridSpan w:val="2"/>
           </w:tcPr>
           <w:p>
             <w:pPr>
@@ -525,17 +455,11 @@
         <w:gridCol w:w="1678"/>
         <w:gridCol w:w="1678"/>
         <w:gridCol w:w="1604"/>
-        <w:gridCol w:w="1678"/>
-        <w:gridCol w:w="1678"/>
-        <w:gridCol w:w="1678"/>
-        <w:gridCol w:w="1678"/>
-        <w:gridCol w:w="1604"/>
       </w:tblGrid>
       <w:tr>
         <w:tc>
           <w:tcPr>
             <w:tcW w:w="1678" w:type="dxa"/>
-            <w:gridSpan w:val="6"/>
             <w:shd w:val="clear" w:color="auto" w:fill="E7E6E6"/>
           </w:tcPr>
           <w:p>
@@ -768,62 +692,11 @@
             </w:r>
           </w:p>
         </w:tc>
-        <w:tc>
-          <w:tcPr>
-            <w:tcW w:w="1604" w:type="dxa"/>
-          </w:tcPr>
-          <w:p>
-            <w:r>
-              <w:t>{{ALARM_METHOD_1}}</w:t>
-            </w:r>
-          </w:p>
-        </w:tc>
-        <w:tc>
-          <w:tcPr>
-            <w:tcW w:w="1604" w:type="dxa"/>
-          </w:tcPr>
-          <w:p>
-            <w:r>
-              <w:t>{{ALARM_METHOD_2}}</w:t>
-            </w:r>
-          </w:p>
-        </w:tc>
-        <w:tc>
-          <w:tcPr>
-            <w:tcW w:w="1604" w:type="dxa"/>
-          </w:tcPr>
-          <w:p>
-            <w:r>
-              <w:t>{{ALARM_METHOD_3}}</w:t>
-            </w:r>
-          </w:p>
-        </w:tc>
-        <w:tc>
-          <w:tcPr>
-            <w:tcW w:w="1604" w:type="dxa"/>
-          </w:tcPr>
-          <w:p>
-            <w:r>
-              <w:t>{{ALARM_METHOD_4}}</w:t>
-            </w:r>
-          </w:p>
-        </w:tc>
-        <w:tc>
-          <w:tcPr>
-            <w:tcW w:w="1604" w:type="dxa"/>
-          </w:tcPr>
-          <w:p>
-            <w:r>
-              <w:t>{{ALARM_METHOD_5}}</w:t>
-            </w:r>
-          </w:p>
-        </w:tc>
       </w:tr>
       <w:tr>
         <w:tc>
           <w:tcPr>
             <w:tcW w:w="1678" w:type="dxa"/>
-            <w:gridSpan w:val="6"/>
             <w:shd w:val="clear" w:color="auto" w:fill="E7E6E6"/>
           </w:tcPr>
           <w:p>
@@ -1038,56 +911,6 @@
         <w:tc>
           <w:tcPr>
             <w:tcW w:w="1678" w:type="dxa"/>
-          </w:tcPr>
-          <w:p>
-            <w:r>
-              <w:t>{{TIME_ENDED}}</w:t>
-            </w:r>
-          </w:p>
-        </w:tc>
-        <w:tc>
-          <w:tcPr>
-            <w:tcW w:w="1604" w:type="dxa"/>
-          </w:tcPr>
-          <w:p>
-            <w:r>
-              <w:t>{{TIME_RETURNED}}</w:t>
-            </w:r>
-          </w:p>
-        </w:tc>
-        <w:tc>
-          <w:tcPr>
-            <w:tcW w:w="1604" w:type="dxa"/>
-          </w:tcPr>
-          <w:p>
-            <w:r>
-              <w:t>{{TIME_ALARM}}</w:t>
-            </w:r>
-          </w:p>
-        </w:tc>
-        <w:tc>
-          <w:tcPr>
-            <w:tcW w:w="1604" w:type="dxa"/>
-          </w:tcPr>
-          <w:p>
-            <w:r>
-              <w:t>{{TIME_DEPARTED}}</w:t>
-            </w:r>
-          </w:p>
-        </w:tc>
-        <w:tc>
-          <w:tcPr>
-            <w:tcW w:w="1604" w:type="dxa"/>
-          </w:tcPr>
-          <w:p>
-            <w:r>
-              <w:t>{{TIME_ARRIVED}}</w:t>
-            </w:r>
-          </w:p>
-        </w:tc>
-        <w:tc>
-          <w:tcPr>
-            <w:tcW w:w="1604" w:type="dxa"/>
           </w:tcPr>
           <w:p>
             <w:r>
@@ -1140,16 +963,12 @@
         <w:gridCol w:w="2013"/>
         <w:gridCol w:w="2013"/>
         <w:gridCol w:w="1942"/>
-        <w:gridCol w:w="2013"/>
-        <w:gridCol w:w="2013"/>
-        <w:gridCol w:w="2013"/>
-        <w:gridCol w:w="1942"/>
       </w:tblGrid>
       <w:tr>
         <w:tc>
           <w:tcPr>
             <w:tcW w:w="2013" w:type="dxa"/>
-            <w:gridSpan w:val="5"/>
+            <w:vMerge w:val="restart"/>
             <w:shd w:val="clear" w:color="auto" w:fill="E7E6E6"/>
           </w:tcPr>
           <w:p>
@@ -1300,6 +1119,7 @@
         <w:tc>
           <w:tcPr>
             <w:tcW w:w="2013" w:type="dxa"/>
+            <w:vMerge/>
             <w:shd w:val="clear" w:color="auto" w:fill="E7E6E6"/>
           </w:tcPr>
           <w:p>
@@ -1335,46 +1155,6 @@
         <w:tc>
           <w:tcPr>
             <w:tcW w:w="2013" w:type="dxa"/>
-          </w:tcPr>
-          <w:p>
-            <w:r>
-              <w:t>{{PIPE_MONITOR}}</w:t>
-            </w:r>
-          </w:p>
-        </w:tc>
-        <w:tc>
-          <w:tcPr>
-            <w:tcW w:w="1942" w:type="dxa"/>
-          </w:tcPr>
-          <w:p>
-            <w:r>
-              <w:t>{{PIPE_SMALL}}</w:t>
-            </w:r>
-          </w:p>
-        </w:tc>
-        <w:tc>
-          <w:tcPr>
-            <w:tcW w:w="1942" w:type="dxa"/>
-          </w:tcPr>
-          <w:p>
-            <w:r>
-              <w:t>{{PIPE_C}}</w:t>
-            </w:r>
-          </w:p>
-        </w:tc>
-        <w:tc>
-          <w:tcPr>
-            <w:tcW w:w="1942" w:type="dxa"/>
-          </w:tcPr>
-          <w:p>
-            <w:r>
-              <w:t>{{PIPE_B}}</w:t>
-            </w:r>
-          </w:p>
-        </w:tc>
-        <w:tc>
-          <w:tcPr>
-            <w:tcW w:w="1942" w:type="dxa"/>
           </w:tcPr>
           <w:p>
             <w:r>
@@ -1397,7 +1177,7 @@
         <w:tc>
           <w:tcPr>
             <w:tcW w:w="2013" w:type="dxa"/>
-            <w:gridSpan w:val="5"/>
+            <w:vMerge w:val="restart"/>
             <w:shd w:val="clear" w:color="auto" w:fill="E7E6E6"/>
           </w:tcPr>
           <w:p>
@@ -1548,6 +1328,7 @@
         <w:tc>
           <w:tcPr>
             <w:tcW w:w="2013" w:type="dxa"/>
+            <w:vMerge/>
             <w:shd w:val="clear" w:color="auto" w:fill="E7E6E6"/>
           </w:tcPr>
           <w:p>
@@ -1583,46 +1364,6 @@
         <w:tc>
           <w:tcPr>
             <w:tcW w:w="2013" w:type="dxa"/>
-          </w:tcPr>
-          <w:p>
-            <w:r>
-              <w:t>{{WATER_OPEN}}</w:t>
-            </w:r>
-          </w:p>
-        </w:tc>
-        <w:tc>
-          <w:tcPr>
-            <w:tcW w:w="1942" w:type="dxa"/>
-          </w:tcPr>
-          <w:p>
-            <w:r>
-              <w:t>{{WATER_POND}}</w:t>
-            </w:r>
-          </w:p>
-        </w:tc>
-        <w:tc>
-          <w:tcPr>
-            <w:tcW w:w="1942" w:type="dxa"/>
-          </w:tcPr>
-          <w:p>
-            <w:r>
-              <w:t>{{WATER_TANK}}</w:t>
-            </w:r>
-          </w:p>
-        </w:tc>
-        <w:tc>
-          <w:tcPr>
-            <w:tcW w:w="1942" w:type="dxa"/>
-          </w:tcPr>
-          <w:p>
-            <w:r>
-              <w:t>{{WATER_HYDRANT}}</w:t>
-            </w:r>
-          </w:p>
-        </w:tc>
-        <w:tc>
-          <w:tcPr>
-            <w:tcW w:w="1942" w:type="dxa"/>
           </w:tcPr>
           <w:p>
             <w:r>
@@ -1671,23 +1412,19 @@
       </w:tblPr>
       <w:tblGrid>
         <w:gridCol w:w="397"/>
+        <w:gridCol w:w="2041"/>
         <w:gridCol w:w="397"/>
         <w:gridCol w:w="2041"/>
         <w:gridCol w:w="397"/>
-        <w:gridCol w:w="397"/>
         <w:gridCol w:w="2041"/>
         <w:gridCol w:w="397"/>
-        <w:gridCol w:w="3927"/>
-        <w:gridCol w:w="2041"/>
-        <w:gridCol w:w="397"/>
-        <w:gridCol w:w="397"/>
-        <w:gridCol w:w="7159"/>
+        <w:gridCol w:w="2283"/>
       </w:tblGrid>
       <w:tr>
         <w:tc>
           <w:tcPr>
             <w:tcW w:w="9994" w:type="dxa"/>
-            <w:gridSpan w:val="12"/>
+            <w:gridSpan w:val="8"/>
             <w:shd w:val="clear" w:color="auto" w:fill="E7E6E6"/>
           </w:tcPr>
           <w:p>
@@ -1724,11 +1461,33 @@
         </w:tc>
         <w:tc>
           <w:tcPr>
+            <w:tcW w:w="2041" w:type="dxa"/>
+          </w:tcPr>
+          <w:p>
+            <w:pPr>
+              <w:rPr>
+                <w:rFonts w:cs="Arial"/>
+                <w:sz w:val="22"/>
+                <w:szCs w:val="22"/>
+              </w:rPr>
+            </w:pPr>
+            <w:r>
+              <w:rPr>
+                <w:rFonts w:cs="Arial"/>
+                <w:sz w:val="22"/>
+                <w:szCs w:val="22"/>
+              </w:rPr>
+              <w:t>Wärmebildkamera</w:t>
+            </w:r>
+          </w:p>
+        </w:tc>
+        <w:tc>
+          <w:tcPr>
             <w:tcW w:w="397" w:type="dxa"/>
           </w:tcPr>
           <w:p>
             <w:r>
-              <w:t>{{DEVICE_WBK}}</w:t>
+              <w:t>{{DEVICE_PA}}</w:t>
             </w:r>
           </w:p>
         </w:tc>
@@ -1744,14 +1503,24 @@
                 <w:szCs w:val="22"/>
               </w:rPr>
             </w:pPr>
-            <w:r>
-              <w:rPr>
-                <w:rFonts w:cs="Arial"/>
-                <w:sz w:val="22"/>
-                <w:szCs w:val="22"/>
-              </w:rPr>
-              <w:t>Wärmebildkamera</w:t>
-            </w:r>
+            <w:proofErr w:type="spellStart"/>
+            <w:r>
+              <w:rPr>
+                <w:rFonts w:cs="Arial"/>
+                <w:sz w:val="22"/>
+                <w:szCs w:val="22"/>
+              </w:rPr>
+              <w:t>Press</w:t>
+            </w:r>
+            <w:r>
+              <w:rPr>
+                <w:rFonts w:cs="Arial"/>
+                <w:sz w:val="22"/>
+                <w:szCs w:val="22"/>
+              </w:rPr>
+              <w:t>luftatmer</w:t>
+            </w:r>
+            <w:proofErr w:type="spellEnd"/>
           </w:p>
         </w:tc>
         <w:tc>
@@ -1760,17 +1529,7 @@
           </w:tcPr>
           <w:p>
             <w:r>
-              <w:t>{{DEVICE_PA}}</w:t>
-            </w:r>
-          </w:p>
-        </w:tc>
-        <w:tc>
-          <w:tcPr>
-            <w:tcW w:w="397" w:type="dxa"/>
-          </w:tcPr>
-          <w:p>
-            <w:r>
-              <w:t>{{DEVICE_PA}}</w:t>
+              <w:t>{{DEVICE_SAW}}</w:t>
             </w:r>
           </w:p>
         </w:tc>
@@ -1792,67 +1551,7 @@
                 <w:sz w:val="22"/>
                 <w:szCs w:val="22"/>
               </w:rPr>
-              <w:t>Press</w:t>
-            </w:r>
-            <w:r>
-              <w:rPr>
-                <w:rFonts w:cs="Arial"/>
-                <w:sz w:val="22"/>
-                <w:szCs w:val="22"/>
-              </w:rPr>
-              <w:t>luftatmer</w:t>
-            </w:r>
-          </w:p>
-        </w:tc>
-        <w:tc>
-          <w:tcPr>
-            <w:tcW w:w="397" w:type="dxa"/>
-          </w:tcPr>
-          <w:p>
-            <w:r>
-              <w:t>{{DEVICE_SAW}}</w:t>
-            </w:r>
-          </w:p>
-        </w:tc>
-        <w:tc>
-          <w:tcPr>
-            <w:tcW w:w="397" w:type="dxa"/>
-          </w:tcPr>
-          <w:p>
-            <w:r>
-              <w:t>{{DEVICE_SAW}}</w:t>
-            </w:r>
-          </w:p>
-        </w:tc>
-        <w:tc>
-          <w:tcPr>
-            <w:tcW w:w="2041" w:type="dxa"/>
-          </w:tcPr>
-          <w:p>
-            <w:pPr>
-              <w:rPr>
-                <w:rFonts w:cs="Arial"/>
-                <w:sz w:val="22"/>
-                <w:szCs w:val="22"/>
-              </w:rPr>
-            </w:pPr>
-            <w:r>
-              <w:rPr>
-                <w:rFonts w:cs="Arial"/>
-                <w:sz w:val="22"/>
-                <w:szCs w:val="22"/>
-              </w:rPr>
               <w:t>Kettensäge</w:t>
-            </w:r>
-          </w:p>
-        </w:tc>
-        <w:tc>
-          <w:tcPr>
-            <w:tcW w:w="397" w:type="dxa"/>
-          </w:tcPr>
-          <w:p>
-            <w:r>
-              <w:t>{{DEVICE_JUMP}}</w:t>
             </w:r>
           </w:p>
         </w:tc>
@@ -1902,11 +1601,33 @@
         </w:tc>
         <w:tc>
           <w:tcPr>
+            <w:tcW w:w="2041" w:type="dxa"/>
+          </w:tcPr>
+          <w:p>
+            <w:pPr>
+              <w:rPr>
+                <w:rFonts w:cs="Arial"/>
+                <w:sz w:val="22"/>
+                <w:szCs w:val="22"/>
+              </w:rPr>
+            </w:pPr>
+            <w:r>
+              <w:rPr>
+                <w:rFonts w:cs="Arial"/>
+                <w:sz w:val="22"/>
+                <w:szCs w:val="22"/>
+              </w:rPr>
+              <w:t>Belüftungsgerät</w:t>
+            </w:r>
+          </w:p>
+        </w:tc>
+        <w:tc>
+          <w:tcPr>
             <w:tcW w:w="397" w:type="dxa"/>
           </w:tcPr>
           <w:p>
             <w:r>
-              <w:t>{{DEVICE_FAN}}</w:t>
+              <w:t>{{DEVICE_POWER}}</w:t>
             </w:r>
           </w:p>
         </w:tc>
@@ -1928,7 +1649,7 @@
                 <w:sz w:val="22"/>
                 <w:szCs w:val="22"/>
               </w:rPr>
-              <w:t>Belüftungsgerät</w:t>
+              <w:t>Stromerzeuger</w:t>
             </w:r>
           </w:p>
         </w:tc>
@@ -1938,17 +1659,7 @@
           </w:tcPr>
           <w:p>
             <w:r>
-              <w:t>{{DEVICE_POWER}}</w:t>
-            </w:r>
-          </w:p>
-        </w:tc>
-        <w:tc>
-          <w:tcPr>
-            <w:tcW w:w="397" w:type="dxa"/>
-          </w:tcPr>
-          <w:p>
-            <w:r>
-              <w:t>{{DEVICE_POWER}}</w:t>
+              <w:t>{{DEVICE_PUMP}}</w:t>
             </w:r>
           </w:p>
         </w:tc>
@@ -1970,59 +1681,7 @@
                 <w:sz w:val="22"/>
                 <w:szCs w:val="22"/>
               </w:rPr>
-              <w:t>Stromerzeuger</w:t>
-            </w:r>
-          </w:p>
-        </w:tc>
-        <w:tc>
-          <w:tcPr>
-            <w:tcW w:w="397" w:type="dxa"/>
-          </w:tcPr>
-          <w:p>
-            <w:r>
-              <w:t>{{DEVICE_PUMP}}</w:t>
-            </w:r>
-          </w:p>
-        </w:tc>
-        <w:tc>
-          <w:tcPr>
-            <w:tcW w:w="397" w:type="dxa"/>
-          </w:tcPr>
-          <w:p>
-            <w:r>
-              <w:t>{{DEVICE_PUMP}}</w:t>
-            </w:r>
-          </w:p>
-        </w:tc>
-        <w:tc>
-          <w:tcPr>
-            <w:tcW w:w="2041" w:type="dxa"/>
-          </w:tcPr>
-          <w:p>
-            <w:pPr>
-              <w:rPr>
-                <w:rFonts w:cs="Arial"/>
-                <w:sz w:val="22"/>
-                <w:szCs w:val="22"/>
-              </w:rPr>
-            </w:pPr>
-            <w:r>
-              <w:rPr>
-                <w:rFonts w:cs="Arial"/>
-                <w:sz w:val="22"/>
-                <w:szCs w:val="22"/>
-              </w:rPr>
               <w:t>Tauchpumpe</w:t>
-            </w:r>
-          </w:p>
-        </w:tc>
-        <w:tc>
-          <w:tcPr>
-            <w:tcW w:w="397" w:type="dxa"/>
-          </w:tcPr>
-          <w:p>
-            <w:r>
-              <w:t>{{DEVICE_VAC}}</w:t>
             </w:r>
           </w:p>
         </w:tc>
@@ -2066,11 +1725,29 @@
           </w:tcPr>
           <w:p>
             <w:r>
-              <w:t>{{DEVICE_CUTT</w:t>
-            </w:r>
-            <w:r>
-              <w:lastRenderedPageBreak/>
-              <w:t>ER}}</w:t>
+              <w:t>{{DEVICE_CUTTER}}</w:t>
+            </w:r>
+          </w:p>
+        </w:tc>
+        <w:tc>
+          <w:tcPr>
+            <w:tcW w:w="2041" w:type="dxa"/>
+          </w:tcPr>
+          <w:p>
+            <w:pPr>
+              <w:rPr>
+                <w:rFonts w:cs="Arial"/>
+                <w:sz w:val="22"/>
+                <w:szCs w:val="22"/>
+              </w:rPr>
+            </w:pPr>
+            <w:r>
+              <w:rPr>
+                <w:rFonts w:cs="Arial"/>
+                <w:sz w:val="22"/>
+                <w:szCs w:val="22"/>
+              </w:rPr>
+              <w:t>Rettungsschere</w:t>
             </w:r>
           </w:p>
         </w:tc>
@@ -2080,12 +1757,7 @@
           </w:tcPr>
           <w:p>
             <w:r>
-              <w:lastRenderedPageBreak/>
-              <w:t>{{DEVICE_CUTT</w:t>
-            </w:r>
-            <w:r>
-              <w:lastRenderedPageBreak/>
-              <w:t>ER}}</w:t>
+              <w:t>{{DEVICE_SPREADER}}</w:t>
             </w:r>
           </w:p>
         </w:tc>
@@ -2101,15 +1773,16 @@
                 <w:szCs w:val="22"/>
               </w:rPr>
             </w:pPr>
-            <w:r>
-              <w:rPr>
-                <w:rFonts w:cs="Arial"/>
-                <w:sz w:val="22"/>
-                <w:szCs w:val="22"/>
-              </w:rPr>
-              <w:lastRenderedPageBreak/>
-              <w:t>Rettungsschere</w:t>
-            </w:r>
+            <w:proofErr w:type="spellStart"/>
+            <w:r>
+              <w:rPr>
+                <w:rFonts w:cs="Arial"/>
+                <w:sz w:val="22"/>
+                <w:szCs w:val="22"/>
+              </w:rPr>
+              <w:t>Rettungsspreizer</w:t>
+            </w:r>
+            <w:proofErr w:type="spellEnd"/>
           </w:p>
         </w:tc>
         <w:tc>
@@ -2118,11 +1791,29 @@
           </w:tcPr>
           <w:p>
             <w:r>
-              <w:t>{{DEVICE_SPR</w:t>
-            </w:r>
-            <w:r>
-              <w:lastRenderedPageBreak/>
-              <w:t>EADER}}</w:t>
+              <w:t>{{DEVICE_CYL}}</w:t>
+            </w:r>
+          </w:p>
+        </w:tc>
+        <w:tc>
+          <w:tcPr>
+            <w:tcW w:w="2041" w:type="dxa"/>
+          </w:tcPr>
+          <w:p>
+            <w:pPr>
+              <w:rPr>
+                <w:rFonts w:cs="Arial"/>
+                <w:sz w:val="22"/>
+                <w:szCs w:val="22"/>
+              </w:rPr>
+            </w:pPr>
+            <w:r>
+              <w:rPr>
+                <w:rFonts w:cs="Arial"/>
+                <w:sz w:val="22"/>
+                <w:szCs w:val="22"/>
+              </w:rPr>
+              <w:t>Rettungszylinder</w:t>
             </w:r>
           </w:p>
         </w:tc>
@@ -2132,106 +1823,7 @@
           </w:tcPr>
           <w:p>
             <w:r>
-              <w:lastRenderedPageBreak/>
-              <w:t>{{DEVICE_SPR</w:t>
-            </w:r>
-            <w:r>
-              <w:lastRenderedPageBreak/>
-              <w:t>EADER}}</w:t>
-            </w:r>
-          </w:p>
-        </w:tc>
-        <w:tc>
-          <w:tcPr>
-            <w:tcW w:w="2041" w:type="dxa"/>
-          </w:tcPr>
-          <w:p>
-            <w:pPr>
-              <w:rPr>
-                <w:rFonts w:cs="Arial"/>
-                <w:sz w:val="22"/>
-                <w:szCs w:val="22"/>
-              </w:rPr>
-            </w:pPr>
-            <w:r>
-              <w:rPr>
-                <w:rFonts w:cs="Arial"/>
-                <w:sz w:val="22"/>
-                <w:szCs w:val="22"/>
-              </w:rPr>
-              <w:lastRenderedPageBreak/>
-              <w:t>Rettungsspreizer</w:t>
-            </w:r>
-          </w:p>
-        </w:tc>
-        <w:tc>
-          <w:tcPr>
-            <w:tcW w:w="397" w:type="dxa"/>
-          </w:tcPr>
-          <w:p>
-            <w:r>
-              <w:t>{{DEVICE_CYL}}</w:t>
-            </w:r>
-          </w:p>
-        </w:tc>
-        <w:tc>
-          <w:tcPr>
-            <w:tcW w:w="397" w:type="dxa"/>
-          </w:tcPr>
-          <w:p>
-            <w:r>
-              <w:t>{{DEVICE_CYL}}</w:t>
-            </w:r>
-          </w:p>
-        </w:tc>
-        <w:tc>
-          <w:tcPr>
-            <w:tcW w:w="2041" w:type="dxa"/>
-          </w:tcPr>
-          <w:p>
-            <w:pPr>
-              <w:rPr>
-                <w:rFonts w:cs="Arial"/>
-                <w:sz w:val="22"/>
-                <w:szCs w:val="22"/>
-              </w:rPr>
-            </w:pPr>
-            <w:r>
-              <w:rPr>
-                <w:rFonts w:cs="Arial"/>
-                <w:sz w:val="22"/>
-                <w:szCs w:val="22"/>
-              </w:rPr>
-              <w:t>Rettungszylinder</w:t>
-            </w:r>
-          </w:p>
-        </w:tc>
-        <w:tc>
-          <w:tcPr>
-            <w:tcW w:w="397" w:type="dxa"/>
-          </w:tcPr>
-          <w:p>
-            <w:r>
-              <w:t>{{DEVICE_DOO</w:t>
-            </w:r>
-            <w:r>
-              <w:lastRenderedPageBreak/>
-              <w:t>R}}</w:t>
-            </w:r>
-          </w:p>
-        </w:tc>
-        <w:tc>
-          <w:tcPr>
-            <w:tcW w:w="397" w:type="dxa"/>
-          </w:tcPr>
-          <w:p>
-            <w:r>
-              <w:lastRenderedPageBreak/>
-              <w:t>{{DEVICE_DOO</w:t>
-            </w:r>
-            <w:r>
-              <w:lastRenderedPageBreak/>
-              <w:t>R}}</w:t>
+              <w:t>{{DEVICE_DOOR}}</w:t>
             </w:r>
           </w:p>
         </w:tc>
@@ -2253,7 +1845,6 @@
                 <w:sz w:val="22"/>
                 <w:szCs w:val="22"/>
               </w:rPr>
-              <w:lastRenderedPageBreak/>
               <w:t>Türöffnungswerkzeug</w:t>
             </w:r>
           </w:p>
@@ -2263,7 +1854,6 @@
         <w:tc>
           <w:tcPr>
             <w:tcW w:w="397" w:type="dxa"/>
-            <w:gridSpan w:val="2"/>
           </w:tcPr>
           <w:p>
             <w:pPr>
@@ -2279,7 +1869,6 @@
         <w:tc>
           <w:tcPr>
             <w:tcW w:w="2041" w:type="dxa"/>
-            <w:gridSpan w:val="2"/>
           </w:tcPr>
           <w:p>
             <w:pPr>
@@ -2309,7 +1898,6 @@
         <w:tc>
           <w:tcPr>
             <w:tcW w:w="2041" w:type="dxa"/>
-            <w:gridSpan w:val="2"/>
           </w:tcPr>
           <w:p>
             <w:pPr>
@@ -2339,7 +1927,6 @@
         <w:tc>
           <w:tcPr>
             <w:tcW w:w="2041" w:type="dxa"/>
-            <w:gridSpan w:val="2"/>
           </w:tcPr>
           <w:p>
             <w:pPr>
@@ -2386,17 +1973,6 @@
           <w:tcPr>
             <w:tcW w:w="9994" w:type="dxa"/>
             <w:gridSpan w:val="8"/>
-          </w:tcPr>
-          <w:p>
-            <w:r>
-              <w:t>Sonstiges: {{DEVICE_OTHER}}</w:t>
-            </w:r>
-          </w:p>
-        </w:tc>
-        <w:tc>
-          <w:tcPr>
-            <w:tcW w:w="9994" w:type="dxa"/>
-            <w:gridSpan w:val="4"/>
           </w:tcPr>
           <w:p>
             <w:r>
@@ -2513,13 +2089,23 @@
                 <w:szCs w:val="22"/>
               </w:rPr>
             </w:pPr>
-            <w:r>
-              <w:rPr>
-                <w:rFonts w:cs="Arial"/>
-                <w:sz w:val="22"/>
-                <w:szCs w:val="22"/>
-              </w:rPr>
-              <w:t>Oel-ex 82</w:t>
+            <w:proofErr w:type="spellStart"/>
+            <w:r>
+              <w:rPr>
+                <w:rFonts w:cs="Arial"/>
+                <w:sz w:val="22"/>
+                <w:szCs w:val="22"/>
+              </w:rPr>
+              <w:t>Oel</w:t>
+            </w:r>
+            <w:proofErr w:type="spellEnd"/>
+            <w:r>
+              <w:rPr>
+                <w:rFonts w:cs="Arial"/>
+                <w:sz w:val="22"/>
+                <w:szCs w:val="22"/>
+              </w:rPr>
+              <w:t>-ex 82</w:t>
             </w:r>
           </w:p>
         </w:tc>
@@ -2762,9 +2348,7 @@
       </w:tblPr>
       <w:tblGrid>
         <w:gridCol w:w="276"/>
-        <w:gridCol w:w="276"/>
         <w:gridCol w:w="2175"/>
-        <w:gridCol w:w="314"/>
         <w:gridCol w:w="314"/>
         <w:gridCol w:w="2473"/>
         <w:gridCol w:w="221"/>
@@ -2775,7 +2359,7 @@
         <w:tc>
           <w:tcPr>
             <w:tcW w:w="7585" w:type="dxa"/>
-            <w:gridSpan w:val="8"/>
+            <w:gridSpan w:val="6"/>
             <w:shd w:val="clear" w:color="auto" w:fill="E7E6E6"/>
           </w:tcPr>
           <w:p>
@@ -2824,16 +2408,6 @@
         </w:tc>
         <w:tc>
           <w:tcPr>
-            <w:tcW w:w="276" w:type="dxa"/>
-          </w:tcPr>
-          <w:p>
-            <w:r>
-              <w:t>{{VEH_1}}</w:t>
-            </w:r>
-          </w:p>
-        </w:tc>
-        <w:tc>
-          <w:tcPr>
             <w:tcW w:w="2175" w:type="dxa"/>
           </w:tcPr>
           <w:p>
@@ -2875,16 +2449,6 @@
                 <w:szCs w:val="22"/>
               </w:rPr>
               <w:t xml:space="preserve"> KDOW</w:t>
-            </w:r>
-          </w:p>
-        </w:tc>
-        <w:tc>
-          <w:tcPr>
-            <w:tcW w:w="314" w:type="dxa"/>
-          </w:tcPr>
-          <w:p>
-            <w:r>
-              <w:t>{{VEH_7}}</w:t>
             </w:r>
           </w:p>
         </w:tc>
@@ -3018,16 +2582,6 @@
         </w:tc>
         <w:tc>
           <w:tcPr>
-            <w:tcW w:w="276" w:type="dxa"/>
-          </w:tcPr>
-          <w:p>
-            <w:r>
-              <w:t>{{VEH_2}}</w:t>
-            </w:r>
-          </w:p>
-        </w:tc>
-        <w:tc>
-          <w:tcPr>
             <w:tcW w:w="2175" w:type="dxa"/>
           </w:tcPr>
           <w:p>
@@ -3069,16 +2623,6 @@
                 <w:szCs w:val="22"/>
               </w:rPr>
               <w:t xml:space="preserve"> ELW 1</w:t>
-            </w:r>
-          </w:p>
-        </w:tc>
-        <w:tc>
-          <w:tcPr>
-            <w:tcW w:w="314" w:type="dxa"/>
-          </w:tcPr>
-          <w:p>
-            <w:r>
-              <w:t>{{VEH_8}}</w:t>
             </w:r>
           </w:p>
         </w:tc>
@@ -3204,18 +2748,7 @@
         </w:tc>
         <w:tc>
           <w:tcPr>
-            <w:tcW w:w="276" w:type="dxa"/>
-          </w:tcPr>
-          <w:p>
-            <w:r>
-              <w:t>{{VEH_3}}</w:t>
-            </w:r>
-          </w:p>
-        </w:tc>
-        <w:tc>
-          <w:tcPr>
             <w:tcW w:w="2175" w:type="dxa"/>
-            <w:gridSpan w:val="2"/>
           </w:tcPr>
           <w:p>
             <w:pPr>
@@ -3239,31 +2772,7 @@
                 <w:sz w:val="22"/>
                 <w:szCs w:val="22"/>
               </w:rPr>
-              <w:t>5/</w:t>
-            </w:r>
-            <w:r>
-              <w:rPr>
-                <w:rFonts w:cs="Arial"/>
-                <w:sz w:val="22"/>
-                <w:szCs w:val="22"/>
-              </w:rPr>
-              <w:t>42</w:t>
-            </w:r>
-            <w:r>
-              <w:rPr>
-                <w:rFonts w:cs="Arial"/>
-                <w:sz w:val="22"/>
-                <w:szCs w:val="22"/>
-              </w:rPr>
-              <w:t xml:space="preserve"> </w:t>
-            </w:r>
-            <w:r>
-              <w:rPr>
-                <w:rFonts w:cs="Arial"/>
-                <w:sz w:val="22"/>
-                <w:szCs w:val="22"/>
-              </w:rPr>
-              <w:t>LF10</w:t>
+              <w:t>5/23 TLF</w:t>
             </w:r>
           </w:p>
         </w:tc>
@@ -3365,18 +2874,7 @@
         </w:tc>
         <w:tc>
           <w:tcPr>
-            <w:tcW w:w="276" w:type="dxa"/>
-          </w:tcPr>
-          <w:p>
-            <w:r>
-              <w:t>{{VEH_4}}</w:t>
-            </w:r>
-          </w:p>
-        </w:tc>
-        <w:tc>
-          <w:tcPr>
             <w:tcW w:w="2175" w:type="dxa"/>
-            <w:gridSpan w:val="2"/>
           </w:tcPr>
           <w:p>
             <w:pPr>
@@ -3491,18 +2989,7 @@
         </w:tc>
         <w:tc>
           <w:tcPr>
-            <w:tcW w:w="276" w:type="dxa"/>
-          </w:tcPr>
-          <w:p>
-            <w:r>
-              <w:t>{{VEH_5}}</w:t>
-            </w:r>
-          </w:p>
-        </w:tc>
-        <w:tc>
-          <w:tcPr>
             <w:tcW w:w="2175" w:type="dxa"/>
-            <w:gridSpan w:val="2"/>
           </w:tcPr>
           <w:p>
             <w:pPr>
@@ -3636,18 +3123,7 @@
         </w:tc>
         <w:tc>
           <w:tcPr>
-            <w:tcW w:w="276" w:type="dxa"/>
-          </w:tcPr>
-          <w:p>
-            <w:r>
-              <w:t>{{VEH_6}}</w:t>
-            </w:r>
-          </w:p>
-        </w:tc>
-        <w:tc>
-          <w:tcPr>
             <w:tcW w:w="2175" w:type="dxa"/>
-            <w:gridSpan w:val="2"/>
           </w:tcPr>
           <w:p>
             <w:pPr>
@@ -3981,7 +3457,6 @@
           <w:sz w:val="22"/>
           <w:szCs w:val="22"/>
         </w:rPr>
-        <w:lastRenderedPageBreak/>
         <w:tab/>
       </w:r>
       <w:r>
@@ -4529,6 +4004,7 @@
         <w:tc>
           <w:tcPr>
             <w:tcW w:w="325" w:type="dxa"/>
+            <w:shd w:val="clear" w:color="auto" w:fill="auto"/>
           </w:tcPr>
           <w:p>
             <w:pPr>
@@ -4543,6 +4019,7 @@
         <w:tc>
           <w:tcPr>
             <w:tcW w:w="1922" w:type="dxa"/>
+            <w:shd w:val="clear" w:color="auto" w:fill="auto"/>
           </w:tcPr>
           <w:p>
             <w:pPr>
@@ -4565,6 +4042,7 @@
         <w:tc>
           <w:tcPr>
             <w:tcW w:w="300" w:type="dxa"/>
+            <w:shd w:val="clear" w:color="auto" w:fill="auto"/>
           </w:tcPr>
           <w:p>
             <w:pPr>
@@ -4580,6 +4058,7 @@
         <w:tc>
           <w:tcPr>
             <w:tcW w:w="2551" w:type="dxa"/>
+            <w:shd w:val="clear" w:color="auto" w:fill="auto"/>
           </w:tcPr>
           <w:p>
             <w:pPr>
@@ -4602,6 +4081,7 @@
         <w:tc>
           <w:tcPr>
             <w:tcW w:w="284" w:type="dxa"/>
+            <w:shd w:val="clear" w:color="auto" w:fill="auto"/>
           </w:tcPr>
           <w:p>
             <w:pPr>
@@ -4617,6 +4097,7 @@
         <w:tc>
           <w:tcPr>
             <w:tcW w:w="1417" w:type="dxa"/>
+            <w:shd w:val="clear" w:color="auto" w:fill="auto"/>
           </w:tcPr>
           <w:p>
             <w:pPr>
@@ -4639,6 +4120,7 @@
         <w:tc>
           <w:tcPr>
             <w:tcW w:w="284" w:type="dxa"/>
+            <w:shd w:val="clear" w:color="auto" w:fill="auto"/>
           </w:tcPr>
           <w:p>
             <w:pPr>
@@ -4654,6 +4136,7 @@
         <w:tc>
           <w:tcPr>
             <w:tcW w:w="1417" w:type="dxa"/>
+            <w:shd w:val="clear" w:color="auto" w:fill="auto"/>
           </w:tcPr>
           <w:p>
             <w:pPr>
@@ -4676,6 +4159,7 @@
         <w:tc>
           <w:tcPr>
             <w:tcW w:w="284" w:type="dxa"/>
+            <w:shd w:val="clear" w:color="auto" w:fill="auto"/>
           </w:tcPr>
           <w:p>
             <w:pPr>
@@ -4691,6 +4175,7 @@
         <w:tc>
           <w:tcPr>
             <w:tcW w:w="1554" w:type="dxa"/>
+            <w:shd w:val="clear" w:color="auto" w:fill="auto"/>
           </w:tcPr>
           <w:p>
             <w:pPr>
@@ -4734,6 +4219,7 @@
         <w:tc>
           <w:tcPr>
             <w:tcW w:w="325" w:type="dxa"/>
+            <w:shd w:val="clear" w:color="auto" w:fill="auto"/>
           </w:tcPr>
           <w:p>
             <w:pPr>
@@ -4748,6 +4234,7 @@
         <w:tc>
           <w:tcPr>
             <w:tcW w:w="1922" w:type="dxa"/>
+            <w:shd w:val="clear" w:color="auto" w:fill="auto"/>
           </w:tcPr>
           <w:p>
             <w:pPr>
@@ -4770,6 +4257,7 @@
         <w:tc>
           <w:tcPr>
             <w:tcW w:w="300" w:type="dxa"/>
+            <w:shd w:val="clear" w:color="auto" w:fill="auto"/>
           </w:tcPr>
           <w:p>
             <w:pPr>
@@ -4785,6 +4273,7 @@
         <w:tc>
           <w:tcPr>
             <w:tcW w:w="2551" w:type="dxa"/>
+            <w:shd w:val="clear" w:color="auto" w:fill="auto"/>
           </w:tcPr>
           <w:p>
             <w:pPr>
@@ -4807,6 +4296,7 @@
         <w:tc>
           <w:tcPr>
             <w:tcW w:w="284" w:type="dxa"/>
+            <w:shd w:val="clear" w:color="auto" w:fill="auto"/>
           </w:tcPr>
           <w:p>
             <w:pPr>
@@ -4822,6 +4312,7 @@
         <w:tc>
           <w:tcPr>
             <w:tcW w:w="1417" w:type="dxa"/>
+            <w:shd w:val="clear" w:color="auto" w:fill="auto"/>
           </w:tcPr>
           <w:p>
             <w:pPr>
@@ -4844,6 +4335,7 @@
         <w:tc>
           <w:tcPr>
             <w:tcW w:w="284" w:type="dxa"/>
+            <w:shd w:val="clear" w:color="auto" w:fill="auto"/>
           </w:tcPr>
           <w:p>
             <w:pPr>
@@ -4859,6 +4351,7 @@
         <w:tc>
           <w:tcPr>
             <w:tcW w:w="1417" w:type="dxa"/>
+            <w:shd w:val="clear" w:color="auto" w:fill="auto"/>
           </w:tcPr>
           <w:p>
             <w:pPr>
@@ -4881,6 +4374,7 @@
         <w:tc>
           <w:tcPr>
             <w:tcW w:w="284" w:type="dxa"/>
+            <w:shd w:val="clear" w:color="auto" w:fill="auto"/>
           </w:tcPr>
           <w:p>
             <w:pPr>
@@ -4896,6 +4390,7 @@
         <w:tc>
           <w:tcPr>
             <w:tcW w:w="1554" w:type="dxa"/>
+            <w:shd w:val="clear" w:color="auto" w:fill="auto"/>
           </w:tcPr>
           <w:p>
             <w:pPr>
@@ -4923,6 +4418,7 @@
         <w:tc>
           <w:tcPr>
             <w:tcW w:w="325" w:type="dxa"/>
+            <w:shd w:val="clear" w:color="auto" w:fill="auto"/>
           </w:tcPr>
           <w:p>
             <w:pPr>
@@ -4937,6 +4433,7 @@
         <w:tc>
           <w:tcPr>
             <w:tcW w:w="1922" w:type="dxa"/>
+            <w:shd w:val="clear" w:color="auto" w:fill="auto"/>
           </w:tcPr>
           <w:p>
             <w:pPr>
@@ -4959,6 +4456,7 @@
         <w:tc>
           <w:tcPr>
             <w:tcW w:w="300" w:type="dxa"/>
+            <w:shd w:val="clear" w:color="auto" w:fill="auto"/>
           </w:tcPr>
           <w:p>
             <w:pPr>
@@ -4974,6 +4472,7 @@
         <w:tc>
           <w:tcPr>
             <w:tcW w:w="2551" w:type="dxa"/>
+            <w:shd w:val="clear" w:color="auto" w:fill="auto"/>
           </w:tcPr>
           <w:p>
             <w:pPr>
@@ -4996,6 +4495,7 @@
         <w:tc>
           <w:tcPr>
             <w:tcW w:w="284" w:type="dxa"/>
+            <w:shd w:val="clear" w:color="auto" w:fill="auto"/>
           </w:tcPr>
           <w:p>
             <w:pPr>
@@ -5011,15 +4511,17 @@
         <w:tc>
           <w:tcPr>
             <w:tcW w:w="1417" w:type="dxa"/>
-          </w:tcPr>
-          <w:p>
-            <w:pPr>
-              <w:rPr>
-                <w:rFonts w:cs="Arial"/>
-                <w:sz w:val="22"/>
-                <w:szCs w:val="22"/>
-              </w:rPr>
-            </w:pPr>
+            <w:shd w:val="clear" w:color="auto" w:fill="auto"/>
+          </w:tcPr>
+          <w:p>
+            <w:pPr>
+              <w:rPr>
+                <w:rFonts w:cs="Arial"/>
+                <w:sz w:val="22"/>
+                <w:szCs w:val="22"/>
+              </w:rPr>
+            </w:pPr>
+            <w:proofErr w:type="spellStart"/>
             <w:r>
               <w:rPr>
                 <w:rFonts w:cs="Arial"/>
@@ -5028,11 +4530,13 @@
               </w:rPr>
               <w:t>Teningen</w:t>
             </w:r>
+            <w:proofErr w:type="spellEnd"/>
           </w:p>
         </w:tc>
         <w:tc>
           <w:tcPr>
             <w:tcW w:w="284" w:type="dxa"/>
+            <w:shd w:val="clear" w:color="auto" w:fill="auto"/>
           </w:tcPr>
           <w:p>
             <w:pPr>
@@ -5048,15 +4552,17 @@
         <w:tc>
           <w:tcPr>
             <w:tcW w:w="1417" w:type="dxa"/>
-          </w:tcPr>
-          <w:p>
-            <w:pPr>
-              <w:rPr>
-                <w:rFonts w:cs="Arial"/>
-                <w:sz w:val="22"/>
-                <w:szCs w:val="22"/>
-              </w:rPr>
-            </w:pPr>
+            <w:shd w:val="clear" w:color="auto" w:fill="auto"/>
+          </w:tcPr>
+          <w:p>
+            <w:pPr>
+              <w:rPr>
+                <w:rFonts w:cs="Arial"/>
+                <w:sz w:val="22"/>
+                <w:szCs w:val="22"/>
+              </w:rPr>
+            </w:pPr>
+            <w:proofErr w:type="spellStart"/>
             <w:r>
               <w:rPr>
                 <w:rFonts w:cs="Arial"/>
@@ -5065,11 +4571,13 @@
               </w:rPr>
               <w:t>Sexau</w:t>
             </w:r>
+            <w:proofErr w:type="spellEnd"/>
           </w:p>
         </w:tc>
         <w:tc>
           <w:tcPr>
             <w:tcW w:w="284" w:type="dxa"/>
+            <w:shd w:val="clear" w:color="auto" w:fill="auto"/>
           </w:tcPr>
           <w:p>
             <w:pPr>
@@ -5085,6 +4593,7 @@
         <w:tc>
           <w:tcPr>
             <w:tcW w:w="1554" w:type="dxa"/>
+            <w:shd w:val="clear" w:color="auto" w:fill="auto"/>
           </w:tcPr>
           <w:p>
             <w:pPr>
@@ -5104,6 +4613,7 @@
         <w:tc>
           <w:tcPr>
             <w:tcW w:w="325" w:type="dxa"/>
+            <w:shd w:val="clear" w:color="auto" w:fill="auto"/>
           </w:tcPr>
           <w:p>
             <w:pPr>
@@ -5118,6 +4628,7 @@
         <w:tc>
           <w:tcPr>
             <w:tcW w:w="1922" w:type="dxa"/>
+            <w:shd w:val="clear" w:color="auto" w:fill="auto"/>
           </w:tcPr>
           <w:p>
             <w:pPr>
@@ -5140,6 +4651,7 @@
         <w:tc>
           <w:tcPr>
             <w:tcW w:w="300" w:type="dxa"/>
+            <w:shd w:val="clear" w:color="auto" w:fill="auto"/>
           </w:tcPr>
           <w:p>
             <w:pPr>
@@ -5155,28 +4667,40 @@
         <w:tc>
           <w:tcPr>
             <w:tcW w:w="2551" w:type="dxa"/>
-          </w:tcPr>
-          <w:p>
-            <w:pPr>
-              <w:rPr>
-                <w:rFonts w:cs="Arial"/>
-                <w:sz w:val="22"/>
-                <w:szCs w:val="22"/>
-              </w:rPr>
-            </w:pPr>
-            <w:r>
-              <w:rPr>
-                <w:rFonts w:cs="Arial"/>
-                <w:sz w:val="22"/>
-                <w:szCs w:val="22"/>
-              </w:rPr>
-              <w:t>C. Leiberich</w:t>
-            </w:r>
+            <w:shd w:val="clear" w:color="auto" w:fill="auto"/>
+          </w:tcPr>
+          <w:p>
+            <w:pPr>
+              <w:rPr>
+                <w:rFonts w:cs="Arial"/>
+                <w:sz w:val="22"/>
+                <w:szCs w:val="22"/>
+              </w:rPr>
+            </w:pPr>
+            <w:r>
+              <w:rPr>
+                <w:rFonts w:cs="Arial"/>
+                <w:sz w:val="22"/>
+                <w:szCs w:val="22"/>
+              </w:rPr>
+              <w:t xml:space="preserve">C. </w:t>
+            </w:r>
+            <w:proofErr w:type="spellStart"/>
+            <w:r>
+              <w:rPr>
+                <w:rFonts w:cs="Arial"/>
+                <w:sz w:val="22"/>
+                <w:szCs w:val="22"/>
+              </w:rPr>
+              <w:t>Leiberich</w:t>
+            </w:r>
+            <w:proofErr w:type="spellEnd"/>
           </w:p>
         </w:tc>
         <w:tc>
           <w:tcPr>
             <w:tcW w:w="284" w:type="dxa"/>
+            <w:shd w:val="clear" w:color="auto" w:fill="auto"/>
           </w:tcPr>
           <w:p>
             <w:pPr>
@@ -5192,6 +4716,7 @@
         <w:tc>
           <w:tcPr>
             <w:tcW w:w="1417" w:type="dxa"/>
+            <w:shd w:val="clear" w:color="auto" w:fill="auto"/>
           </w:tcPr>
           <w:p>
             <w:pPr>
@@ -5214,6 +4739,7 @@
         <w:tc>
           <w:tcPr>
             <w:tcW w:w="284" w:type="dxa"/>
+            <w:shd w:val="clear" w:color="auto" w:fill="auto"/>
           </w:tcPr>
           <w:p>
             <w:pPr>
@@ -5229,6 +4755,7 @@
         <w:tc>
           <w:tcPr>
             <w:tcW w:w="1417" w:type="dxa"/>
+            <w:shd w:val="clear" w:color="auto" w:fill="auto"/>
           </w:tcPr>
           <w:p>
             <w:pPr>
@@ -5268,6 +4795,7 @@
         <w:tc>
           <w:tcPr>
             <w:tcW w:w="284" w:type="dxa"/>
+            <w:shd w:val="clear" w:color="auto" w:fill="auto"/>
           </w:tcPr>
           <w:p>
             <w:pPr>
@@ -5283,6 +4811,7 @@
         <w:tc>
           <w:tcPr>
             <w:tcW w:w="1554" w:type="dxa"/>
+            <w:shd w:val="clear" w:color="auto" w:fill="auto"/>
           </w:tcPr>
           <w:p>
             <w:pPr>
@@ -5326,6 +4855,7 @@
         <w:tc>
           <w:tcPr>
             <w:tcW w:w="325" w:type="dxa"/>
+            <w:shd w:val="clear" w:color="auto" w:fill="auto"/>
           </w:tcPr>
           <w:p>
             <w:pPr>
@@ -5341,6 +4871,7 @@
         <w:tc>
           <w:tcPr>
             <w:tcW w:w="1922" w:type="dxa"/>
+            <w:shd w:val="clear" w:color="auto" w:fill="auto"/>
           </w:tcPr>
           <w:p>
             <w:pPr>
@@ -5363,6 +4894,7 @@
         <w:tc>
           <w:tcPr>
             <w:tcW w:w="300" w:type="dxa"/>
+            <w:shd w:val="clear" w:color="auto" w:fill="auto"/>
           </w:tcPr>
           <w:p>
             <w:pPr>
@@ -5378,6 +4910,7 @@
         <w:tc>
           <w:tcPr>
             <w:tcW w:w="2551" w:type="dxa"/>
+            <w:shd w:val="clear" w:color="auto" w:fill="auto"/>
           </w:tcPr>
           <w:p>
             <w:pPr>
@@ -5400,6 +4933,7 @@
         <w:tc>
           <w:tcPr>
             <w:tcW w:w="284" w:type="dxa"/>
+            <w:shd w:val="clear" w:color="auto" w:fill="auto"/>
           </w:tcPr>
           <w:p>
             <w:pPr>
@@ -5415,6 +4949,7 @@
         <w:tc>
           <w:tcPr>
             <w:tcW w:w="1417" w:type="dxa"/>
+            <w:shd w:val="clear" w:color="auto" w:fill="auto"/>
           </w:tcPr>
           <w:p>
             <w:pPr>
@@ -5437,6 +4972,7 @@
         <w:tc>
           <w:tcPr>
             <w:tcW w:w="284" w:type="dxa"/>
+            <w:shd w:val="clear" w:color="auto" w:fill="auto"/>
           </w:tcPr>
           <w:p>
             <w:pPr>
@@ -5452,6 +4988,7 @@
         <w:tc>
           <w:tcPr>
             <w:tcW w:w="1417" w:type="dxa"/>
+            <w:shd w:val="clear" w:color="auto" w:fill="auto"/>
           </w:tcPr>
           <w:p>
             <w:pPr>
@@ -5474,6 +5011,7 @@
         <w:tc>
           <w:tcPr>
             <w:tcW w:w="284" w:type="dxa"/>
+            <w:shd w:val="clear" w:color="auto" w:fill="auto"/>
           </w:tcPr>
           <w:p>
             <w:pPr>
@@ -5489,6 +5027,7 @@
         <w:tc>
           <w:tcPr>
             <w:tcW w:w="1554" w:type="dxa"/>
+            <w:shd w:val="clear" w:color="auto" w:fill="auto"/>
           </w:tcPr>
           <w:p>
             <w:pPr>
@@ -5508,6 +5047,7 @@
         <w:tc>
           <w:tcPr>
             <w:tcW w:w="325" w:type="dxa"/>
+            <w:shd w:val="clear" w:color="auto" w:fill="auto"/>
           </w:tcPr>
           <w:p>
             <w:pPr>
@@ -5522,6 +5062,7 @@
         <w:tc>
           <w:tcPr>
             <w:tcW w:w="1922" w:type="dxa"/>
+            <w:shd w:val="clear" w:color="auto" w:fill="auto"/>
           </w:tcPr>
           <w:p>
             <w:pPr>
@@ -5544,6 +5085,7 @@
         <w:tc>
           <w:tcPr>
             <w:tcW w:w="300" w:type="dxa"/>
+            <w:shd w:val="clear" w:color="auto" w:fill="auto"/>
           </w:tcPr>
           <w:p>
             <w:pPr>
@@ -5559,6 +5101,7 @@
         <w:tc>
           <w:tcPr>
             <w:tcW w:w="2551" w:type="dxa"/>
+            <w:shd w:val="clear" w:color="auto" w:fill="auto"/>
           </w:tcPr>
           <w:p>
             <w:pPr>
@@ -5581,6 +5124,7 @@
         <w:tc>
           <w:tcPr>
             <w:tcW w:w="284" w:type="dxa"/>
+            <w:shd w:val="clear" w:color="auto" w:fill="auto"/>
           </w:tcPr>
           <w:p>
             <w:pPr>
@@ -5596,6 +5140,7 @@
         <w:tc>
           <w:tcPr>
             <w:tcW w:w="1417" w:type="dxa"/>
+            <w:shd w:val="clear" w:color="auto" w:fill="auto"/>
           </w:tcPr>
           <w:p>
             <w:pPr>
@@ -5618,6 +5163,7 @@
         <w:tc>
           <w:tcPr>
             <w:tcW w:w="284" w:type="dxa"/>
+            <w:shd w:val="clear" w:color="auto" w:fill="auto"/>
           </w:tcPr>
           <w:p>
             <w:pPr>
@@ -5633,6 +5179,7 @@
         <w:tc>
           <w:tcPr>
             <w:tcW w:w="1417" w:type="dxa"/>
+            <w:shd w:val="clear" w:color="auto" w:fill="auto"/>
           </w:tcPr>
           <w:p>
             <w:pPr>
@@ -5655,6 +5202,7 @@
         <w:tc>
           <w:tcPr>
             <w:tcW w:w="284" w:type="dxa"/>
+            <w:shd w:val="clear" w:color="auto" w:fill="auto"/>
           </w:tcPr>
           <w:p>
             <w:pPr>
@@ -5670,6 +5218,7 @@
         <w:tc>
           <w:tcPr>
             <w:tcW w:w="1554" w:type="dxa"/>
+            <w:shd w:val="clear" w:color="auto" w:fill="auto"/>
           </w:tcPr>
           <w:p>
             <w:pPr>
@@ -5689,6 +5238,7 @@
         <w:tc>
           <w:tcPr>
             <w:tcW w:w="325" w:type="dxa"/>
+            <w:shd w:val="clear" w:color="auto" w:fill="auto"/>
           </w:tcPr>
           <w:p>
             <w:pPr>
@@ -5704,6 +5254,7 @@
         <w:tc>
           <w:tcPr>
             <w:tcW w:w="1922" w:type="dxa"/>
+            <w:shd w:val="clear" w:color="auto" w:fill="auto"/>
           </w:tcPr>
           <w:p>
             <w:pPr>
@@ -5726,6 +5277,7 @@
         <w:tc>
           <w:tcPr>
             <w:tcW w:w="300" w:type="dxa"/>
+            <w:shd w:val="clear" w:color="auto" w:fill="auto"/>
           </w:tcPr>
           <w:p>
             <w:pPr>
@@ -5741,15 +5293,17 @@
         <w:tc>
           <w:tcPr>
             <w:tcW w:w="2551" w:type="dxa"/>
-          </w:tcPr>
-          <w:p>
-            <w:pPr>
-              <w:rPr>
-                <w:rFonts w:cs="Arial"/>
-                <w:sz w:val="22"/>
-                <w:szCs w:val="22"/>
-              </w:rPr>
-            </w:pPr>
+            <w:shd w:val="clear" w:color="auto" w:fill="auto"/>
+          </w:tcPr>
+          <w:p>
+            <w:pPr>
+              <w:rPr>
+                <w:rFonts w:cs="Arial"/>
+                <w:sz w:val="22"/>
+                <w:szCs w:val="22"/>
+              </w:rPr>
+            </w:pPr>
+            <w:proofErr w:type="spellStart"/>
             <w:r>
               <w:rPr>
                 <w:rFonts w:cs="Arial"/>
@@ -5758,11 +5312,13 @@
               </w:rPr>
               <w:t>Badenova</w:t>
             </w:r>
+            <w:proofErr w:type="spellEnd"/>
           </w:p>
         </w:tc>
         <w:tc>
           <w:tcPr>
             <w:tcW w:w="284" w:type="dxa"/>
+            <w:shd w:val="clear" w:color="auto" w:fill="auto"/>
           </w:tcPr>
           <w:p>
             <w:pPr>
@@ -5777,6 +5333,7 @@
         <w:tc>
           <w:tcPr>
             <w:tcW w:w="1417" w:type="dxa"/>
+            <w:shd w:val="clear" w:color="auto" w:fill="auto"/>
           </w:tcPr>
           <w:p>
             <w:pPr>
@@ -5799,6 +5356,7 @@
         <w:tc>
           <w:tcPr>
             <w:tcW w:w="284" w:type="dxa"/>
+            <w:shd w:val="clear" w:color="auto" w:fill="auto"/>
           </w:tcPr>
           <w:p>
             <w:pPr>
@@ -5814,6 +5372,7 @@
         <w:tc>
           <w:tcPr>
             <w:tcW w:w="1417" w:type="dxa"/>
+            <w:shd w:val="clear" w:color="auto" w:fill="auto"/>
           </w:tcPr>
           <w:p>
             <w:pPr>
@@ -5836,6 +5395,7 @@
         <w:tc>
           <w:tcPr>
             <w:tcW w:w="284" w:type="dxa"/>
+            <w:shd w:val="clear" w:color="auto" w:fill="auto"/>
           </w:tcPr>
           <w:p>
             <w:pPr>
@@ -5851,6 +5411,7 @@
         <w:tc>
           <w:tcPr>
             <w:tcW w:w="1554" w:type="dxa"/>
+            <w:shd w:val="clear" w:color="auto" w:fill="auto"/>
           </w:tcPr>
           <w:p>
             <w:pPr>
@@ -5870,6 +5431,7 @@
         <w:tc>
           <w:tcPr>
             <w:tcW w:w="325" w:type="dxa"/>
+            <w:shd w:val="clear" w:color="auto" w:fill="auto"/>
           </w:tcPr>
           <w:p>
             <w:pPr>
@@ -5886,6 +5448,7 @@
           <w:tcPr>
             <w:tcW w:w="10013" w:type="dxa"/>
             <w:gridSpan w:val="9"/>
+            <w:shd w:val="clear" w:color="auto" w:fill="auto"/>
           </w:tcPr>
           <w:p>
             <w:pPr>
@@ -5921,6 +5484,7 @@
         <w:tc>
           <w:tcPr>
             <w:tcW w:w="325" w:type="dxa"/>
+            <w:shd w:val="clear" w:color="auto" w:fill="auto"/>
           </w:tcPr>
           <w:p>
             <w:pPr>
@@ -5937,6 +5501,7 @@
           <w:tcPr>
             <w:tcW w:w="10013" w:type="dxa"/>
             <w:gridSpan w:val="9"/>
+            <w:shd w:val="clear" w:color="auto" w:fill="auto"/>
           </w:tcPr>
           <w:p>
             <w:pPr>
@@ -5964,6 +5529,7 @@
         <w:tc>
           <w:tcPr>
             <w:tcW w:w="325" w:type="dxa"/>
+            <w:shd w:val="clear" w:color="auto" w:fill="auto"/>
           </w:tcPr>
           <w:p>
             <w:pPr>
@@ -5980,6 +5546,7 @@
           <w:tcPr>
             <w:tcW w:w="10013" w:type="dxa"/>
             <w:gridSpan w:val="9"/>
+            <w:shd w:val="clear" w:color="auto" w:fill="auto"/>
           </w:tcPr>
           <w:p>
             <w:pPr>
@@ -6015,6 +5582,7 @@
         <w:tc>
           <w:tcPr>
             <w:tcW w:w="325" w:type="dxa"/>
+            <w:shd w:val="clear" w:color="auto" w:fill="auto"/>
           </w:tcPr>
           <w:p>
             <w:pPr>
@@ -6031,6 +5599,7 @@
           <w:tcPr>
             <w:tcW w:w="10013" w:type="dxa"/>
             <w:gridSpan w:val="9"/>
+            <w:shd w:val="clear" w:color="auto" w:fill="auto"/>
           </w:tcPr>
           <w:p>
             <w:pPr>
@@ -6066,6 +5635,7 @@
         <w:tc>
           <w:tcPr>
             <w:tcW w:w="325" w:type="dxa"/>
+            <w:shd w:val="clear" w:color="auto" w:fill="auto"/>
           </w:tcPr>
           <w:p>
             <w:pPr>
@@ -6082,6 +5652,7 @@
           <w:tcPr>
             <w:tcW w:w="10013" w:type="dxa"/>
             <w:gridSpan w:val="9"/>
+            <w:shd w:val="clear" w:color="auto" w:fill="auto"/>
           </w:tcPr>
           <w:p>
             <w:pPr>
@@ -6162,6 +5733,7 @@
         <w:tc>
           <w:tcPr>
             <w:tcW w:w="325" w:type="dxa"/>
+            <w:shd w:val="clear" w:color="auto" w:fill="auto"/>
           </w:tcPr>
           <w:p>
             <w:pPr>
@@ -6177,6 +5749,7 @@
         <w:tc>
           <w:tcPr>
             <w:tcW w:w="1922" w:type="dxa"/>
+            <w:shd w:val="clear" w:color="auto" w:fill="auto"/>
           </w:tcPr>
           <w:p>
             <w:pPr>
@@ -6207,6 +5780,7 @@
         <w:tc>
           <w:tcPr>
             <w:tcW w:w="300" w:type="dxa"/>
+            <w:shd w:val="clear" w:color="auto" w:fill="auto"/>
           </w:tcPr>
           <w:p>
             <w:pPr>
@@ -6222,6 +5796,7 @@
         <w:tc>
           <w:tcPr>
             <w:tcW w:w="2551" w:type="dxa"/>
+            <w:shd w:val="clear" w:color="auto" w:fill="auto"/>
           </w:tcPr>
           <w:p>
             <w:pPr>
@@ -6252,6 +5827,7 @@
         <w:tc>
           <w:tcPr>
             <w:tcW w:w="284" w:type="dxa"/>
+            <w:shd w:val="clear" w:color="auto" w:fill="auto"/>
           </w:tcPr>
           <w:p>
             <w:pPr>
@@ -6267,6 +5843,7 @@
         <w:tc>
           <w:tcPr>
             <w:tcW w:w="1417" w:type="dxa"/>
+            <w:shd w:val="clear" w:color="auto" w:fill="auto"/>
           </w:tcPr>
           <w:p>
             <w:pPr>
@@ -6297,6 +5874,7 @@
         <w:tc>
           <w:tcPr>
             <w:tcW w:w="284" w:type="dxa"/>
+            <w:shd w:val="clear" w:color="auto" w:fill="auto"/>
           </w:tcPr>
           <w:p>
             <w:pPr>
@@ -6312,6 +5890,7 @@
         <w:tc>
           <w:tcPr>
             <w:tcW w:w="1417" w:type="dxa"/>
+            <w:shd w:val="clear" w:color="auto" w:fill="auto"/>
           </w:tcPr>
           <w:p>
             <w:pPr>
@@ -6350,21 +5929,31 @@
         <w:tc>
           <w:tcPr>
             <w:tcW w:w="284" w:type="dxa"/>
-          </w:tcPr>
-          <w:p>
-            <w:pPr>
-              <w:jc w:val="center"/>
-              <w:rPr>
-                <w:rFonts w:cs="Arial"/>
-                <w:sz w:val="22"/>
-                <w:szCs w:val="22"/>
-              </w:rPr>
-            </w:pPr>
+            <w:shd w:val="clear" w:color="auto" w:fill="auto"/>
+          </w:tcPr>
+          <w:p>
+            <w:pPr>
+              <w:jc w:val="center"/>
+              <w:rPr>
+                <w:rFonts w:cs="Arial"/>
+                <w:sz w:val="22"/>
+                <w:szCs w:val="22"/>
+              </w:rPr>
+            </w:pPr>
+            <w:r>
+              <w:rPr>
+                <w:rFonts w:cs="Arial"/>
+                <w:sz w:val="22"/>
+                <w:szCs w:val="22"/>
+              </w:rPr>
+              <w:t/>
+            </w:r>
           </w:p>
         </w:tc>
         <w:tc>
           <w:tcPr>
             <w:tcW w:w="1554" w:type="dxa"/>
+            <w:shd w:val="clear" w:color="auto" w:fill="auto"/>
           </w:tcPr>
           <w:p>
             <w:pPr>
@@ -6392,6 +5981,7 @@
         <w:tc>
           <w:tcPr>
             <w:tcW w:w="325" w:type="dxa"/>
+            <w:shd w:val="clear" w:color="auto" w:fill="auto"/>
           </w:tcPr>
           <w:p>
             <w:pPr>
@@ -6407,15 +5997,17 @@
         <w:tc>
           <w:tcPr>
             <w:tcW w:w="1922" w:type="dxa"/>
-          </w:tcPr>
-          <w:p>
-            <w:pPr>
-              <w:rPr>
-                <w:rFonts w:cs="Arial"/>
-                <w:sz w:val="22"/>
-                <w:szCs w:val="22"/>
-              </w:rPr>
-            </w:pPr>
+            <w:shd w:val="clear" w:color="auto" w:fill="auto"/>
+          </w:tcPr>
+          <w:p>
+            <w:pPr>
+              <w:rPr>
+                <w:rFonts w:cs="Arial"/>
+                <w:sz w:val="22"/>
+                <w:szCs w:val="22"/>
+              </w:rPr>
+            </w:pPr>
+            <w:proofErr w:type="spellStart"/>
             <w:r>
               <w:rPr>
                 <w:rFonts w:cs="Arial"/>
@@ -6424,11 +6016,13 @@
               </w:rPr>
               <w:t>Freiamt</w:t>
             </w:r>
+            <w:proofErr w:type="spellEnd"/>
           </w:p>
         </w:tc>
         <w:tc>
           <w:tcPr>
             <w:tcW w:w="300" w:type="dxa"/>
+            <w:shd w:val="clear" w:color="auto" w:fill="auto"/>
           </w:tcPr>
           <w:p>
             <w:pPr>
@@ -6444,15 +6038,17 @@
         <w:tc>
           <w:tcPr>
             <w:tcW w:w="2551" w:type="dxa"/>
-          </w:tcPr>
-          <w:p>
-            <w:pPr>
-              <w:rPr>
-                <w:rFonts w:cs="Arial"/>
-                <w:sz w:val="22"/>
-                <w:szCs w:val="22"/>
-              </w:rPr>
-            </w:pPr>
+            <w:shd w:val="clear" w:color="auto" w:fill="auto"/>
+          </w:tcPr>
+          <w:p>
+            <w:pPr>
+              <w:rPr>
+                <w:rFonts w:cs="Arial"/>
+                <w:sz w:val="22"/>
+                <w:szCs w:val="22"/>
+              </w:rPr>
+            </w:pPr>
+            <w:proofErr w:type="spellStart"/>
             <w:r>
               <w:rPr>
                 <w:rFonts w:cs="Arial"/>
@@ -6461,11 +6057,13 @@
               </w:rPr>
               <w:t>Malterdingen</w:t>
             </w:r>
+            <w:proofErr w:type="spellEnd"/>
           </w:p>
         </w:tc>
         <w:tc>
           <w:tcPr>
             <w:tcW w:w="284" w:type="dxa"/>
+            <w:shd w:val="clear" w:color="auto" w:fill="auto"/>
           </w:tcPr>
           <w:p>
             <w:pPr>
@@ -6481,15 +6079,17 @@
         <w:tc>
           <w:tcPr>
             <w:tcW w:w="1417" w:type="dxa"/>
-          </w:tcPr>
-          <w:p>
-            <w:pPr>
-              <w:rPr>
-                <w:rFonts w:cs="Arial"/>
-                <w:sz w:val="22"/>
-                <w:szCs w:val="22"/>
-              </w:rPr>
-            </w:pPr>
+            <w:shd w:val="clear" w:color="auto" w:fill="auto"/>
+          </w:tcPr>
+          <w:p>
+            <w:pPr>
+              <w:rPr>
+                <w:rFonts w:cs="Arial"/>
+                <w:sz w:val="22"/>
+                <w:szCs w:val="22"/>
+              </w:rPr>
+            </w:pPr>
+            <w:proofErr w:type="spellStart"/>
             <w:r>
               <w:rPr>
                 <w:rFonts w:cs="Arial"/>
@@ -6498,11 +6098,13 @@
               </w:rPr>
               <w:t>Sexau</w:t>
             </w:r>
+            <w:proofErr w:type="spellEnd"/>
           </w:p>
         </w:tc>
         <w:tc>
           <w:tcPr>
             <w:tcW w:w="284" w:type="dxa"/>
+            <w:shd w:val="clear" w:color="auto" w:fill="auto"/>
           </w:tcPr>
           <w:p>
             <w:pPr>
@@ -6518,15 +6120,17 @@
         <w:tc>
           <w:tcPr>
             <w:tcW w:w="1417" w:type="dxa"/>
-          </w:tcPr>
-          <w:p>
-            <w:pPr>
-              <w:rPr>
-                <w:rFonts w:cs="Arial"/>
-                <w:sz w:val="22"/>
-                <w:szCs w:val="22"/>
-              </w:rPr>
-            </w:pPr>
+            <w:shd w:val="clear" w:color="auto" w:fill="auto"/>
+          </w:tcPr>
+          <w:p>
+            <w:pPr>
+              <w:rPr>
+                <w:rFonts w:cs="Arial"/>
+                <w:sz w:val="22"/>
+                <w:szCs w:val="22"/>
+              </w:rPr>
+            </w:pPr>
+            <w:proofErr w:type="spellStart"/>
             <w:r>
               <w:rPr>
                 <w:rFonts w:cs="Arial"/>
@@ -6535,11 +6139,13 @@
               </w:rPr>
               <w:t>Teningen</w:t>
             </w:r>
+            <w:proofErr w:type="spellEnd"/>
           </w:p>
         </w:tc>
         <w:tc>
           <w:tcPr>
             <w:tcW w:w="284" w:type="dxa"/>
+            <w:shd w:val="clear" w:color="auto" w:fill="auto"/>
           </w:tcPr>
           <w:p>
             <w:pPr>
@@ -6555,6 +6161,7 @@
         <w:tc>
           <w:tcPr>
             <w:tcW w:w="1554" w:type="dxa"/>
+            <w:shd w:val="clear" w:color="auto" w:fill="auto"/>
           </w:tcPr>
           <w:p>
             <w:pPr>
@@ -6582,6 +6189,7 @@
         <w:tc>
           <w:tcPr>
             <w:tcW w:w="325" w:type="dxa"/>
+            <w:shd w:val="clear" w:color="auto" w:fill="auto"/>
           </w:tcPr>
           <w:p>
             <w:pPr>
@@ -6597,6 +6205,7 @@
         <w:tc>
           <w:tcPr>
             <w:tcW w:w="1922" w:type="dxa"/>
+            <w:shd w:val="clear" w:color="auto" w:fill="auto"/>
           </w:tcPr>
           <w:p>
             <w:pPr>
@@ -6619,6 +6228,7 @@
         <w:tc>
           <w:tcPr>
             <w:tcW w:w="300" w:type="dxa"/>
+            <w:shd w:val="clear" w:color="auto" w:fill="auto"/>
           </w:tcPr>
           <w:p>
             <w:pPr>
@@ -6634,28 +6244,40 @@
         <w:tc>
           <w:tcPr>
             <w:tcW w:w="2551" w:type="dxa"/>
-          </w:tcPr>
-          <w:p>
-            <w:pPr>
-              <w:rPr>
-                <w:rFonts w:cs="Arial"/>
-                <w:sz w:val="22"/>
-                <w:szCs w:val="22"/>
-              </w:rPr>
-            </w:pPr>
-            <w:r>
-              <w:rPr>
-                <w:rFonts w:cs="Arial"/>
-                <w:sz w:val="22"/>
-                <w:szCs w:val="22"/>
-              </w:rPr>
-              <w:t>ZfP Werkfeuerwehr</w:t>
+            <w:shd w:val="clear" w:color="auto" w:fill="auto"/>
+          </w:tcPr>
+          <w:p>
+            <w:pPr>
+              <w:rPr>
+                <w:rFonts w:cs="Arial"/>
+                <w:sz w:val="22"/>
+                <w:szCs w:val="22"/>
+              </w:rPr>
+            </w:pPr>
+            <w:proofErr w:type="spellStart"/>
+            <w:r>
+              <w:rPr>
+                <w:rFonts w:cs="Arial"/>
+                <w:sz w:val="22"/>
+                <w:szCs w:val="22"/>
+              </w:rPr>
+              <w:t>ZfP</w:t>
+            </w:r>
+            <w:proofErr w:type="spellEnd"/>
+            <w:r>
+              <w:rPr>
+                <w:rFonts w:cs="Arial"/>
+                <w:sz w:val="22"/>
+                <w:szCs w:val="22"/>
+              </w:rPr>
+              <w:t xml:space="preserve"> Werkfeuerwehr</w:t>
             </w:r>
           </w:p>
         </w:tc>
         <w:tc>
           <w:tcPr>
             <w:tcW w:w="284" w:type="dxa"/>
+            <w:shd w:val="clear" w:color="auto" w:fill="auto"/>
           </w:tcPr>
           <w:p>
             <w:pPr>
@@ -6671,6 +6293,7 @@
         <w:tc>
           <w:tcPr>
             <w:tcW w:w="1417" w:type="dxa"/>
+            <w:shd w:val="clear" w:color="auto" w:fill="auto"/>
           </w:tcPr>
           <w:p>
             <w:pPr>
@@ -6693,6 +6316,7 @@
         <w:tc>
           <w:tcPr>
             <w:tcW w:w="284" w:type="dxa"/>
+            <w:shd w:val="clear" w:color="auto" w:fill="auto"/>
           </w:tcPr>
           <w:p>
             <w:pPr>
@@ -6707,6 +6331,7 @@
         <w:tc>
           <w:tcPr>
             <w:tcW w:w="1417" w:type="dxa"/>
+            <w:shd w:val="clear" w:color="auto" w:fill="auto"/>
           </w:tcPr>
           <w:p>
             <w:pPr>
@@ -6729,6 +6354,7 @@
         <w:tc>
           <w:tcPr>
             <w:tcW w:w="284" w:type="dxa"/>
+            <w:shd w:val="clear" w:color="auto" w:fill="auto"/>
           </w:tcPr>
           <w:p>
             <w:pPr>
@@ -6744,6 +6370,7 @@
         <w:tc>
           <w:tcPr>
             <w:tcW w:w="1554" w:type="dxa"/>
+            <w:shd w:val="clear" w:color="auto" w:fill="auto"/>
           </w:tcPr>
           <w:p>
             <w:pPr>
@@ -6827,7 +6454,7 @@
 </file>
 
 <file path=word/numbering.xml><?xml version="1.0" encoding="utf-8"?>
-<w:numbering xmlns:wpc="http://schemas.microsoft.com/office/word/2010/wordprocessingCanvas" xmlns:cx="http://schemas.microsoft.com/office/drawing/2014/chartex" xmlns:cx1="http://schemas.microsoft.com/office/drawing/2015/9/8/chartex" xmlns:cx2="http://schemas.microsoft.com/office/drawing/2015/10/21/chartex" xmlns:cx3="http://schemas.microsoft.com/office/drawing/2016/5/9/chartex" xmlns:cx4="http://schemas.microsoft.com/office/drawing/2016/5/10/chartex" xmlns:cx5="http://schemas.microsoft.com/office/drawing/2016/5/11/chartex" xmlns:cx6="http://schemas.microsoft.com/office/drawing/2016/5/12/chartex" xmlns:cx7="http://schemas.microsoft.com/office/drawing/2016/5/13/chartex" xmlns:cx8="http://schemas.microsoft.com/office/drawing/2016/5/14/chartex" xmlns:mc="http://schemas.openxmlformats.org/markup-compatibility/2006" xmlns:aink="http://schemas.microsoft.com/office/drawing/2016/ink" xmlns:am3d="http://schemas.microsoft.com/office/drawing/2017/model3d" xmlns:o="urn:schemas-microsoft-com:office:office" xmlns:oel="http://schemas.microsoft.com/office/2019/extlst" xmlns:r="http://schemas.openxmlformats.org/officeDocument/2006/relationships" xmlns:m="http://schemas.openxmlformats.org/officeDocument/2006/math" xmlns:v="urn:schemas-microsoft-com:vml" xmlns:wp14="http://schemas.microsoft.com/office/word/2010/wordprocessingDrawing" xmlns:wp="http://schemas.openxmlformats.org/drawingml/2006/wordprocessingDrawing" xmlns:w10="urn:schemas-microsoft-com:office:word" xmlns:w="http://schemas.openxmlformats.org/wordprocessingml/2006/main" xmlns:w14="http://schemas.microsoft.com/office/word/2010/wordml" xmlns:w15="http://schemas.microsoft.com/office/word/2012/wordml" xmlns:w16cex="http://schemas.microsoft.com/office/word/2018/wordml/cex" xmlns:w16cid="http://schemas.microsoft.com/office/word/2016/wordml/cid" xmlns:w16="http://schemas.microsoft.com/office/word/2018/wordml" xmlns:w16du="http://schemas.microsoft.com/office/word/2023/wordml/word16du" xmlns:w16sdtdh="http://schemas.microsoft.com/office/word/2020/wordml/sdtdatahash" xmlns:w16sdtfl="http://schemas.microsoft.com/office/word/2024/wordml/sdtformatlock" xmlns:w16se="http://schemas.microsoft.com/office/word/2015/wordml/symex" xmlns:wpg="http://schemas.microsoft.com/office/word/2010/wordprocessingGroup" xmlns:wpi="http://schemas.microsoft.com/office/word/2010/wordprocessingInk" xmlns:wne="http://schemas.microsoft.com/office/word/2006/wordml" xmlns:wps="http://schemas.microsoft.com/office/word/2010/wordprocessingShape" mc:Ignorable="w14 w15 w16se w16cid w16 w16cex w16sdtdh w16sdtfl w16du wp14">
+<w:numbering xmlns:wpc="http://schemas.microsoft.com/office/word/2010/wordprocessingCanvas" xmlns:mc="http://schemas.openxmlformats.org/markup-compatibility/2006" xmlns:o="urn:schemas-microsoft-com:office:office" xmlns:r="http://schemas.openxmlformats.org/officeDocument/2006/relationships" xmlns:m="http://schemas.openxmlformats.org/officeDocument/2006/math" xmlns:v="urn:schemas-microsoft-com:vml" xmlns:wp14="http://schemas.microsoft.com/office/word/2010/wordprocessingDrawing" xmlns:wp="http://schemas.openxmlformats.org/drawingml/2006/wordprocessingDrawing" xmlns:w10="urn:schemas-microsoft-com:office:word" xmlns:w="http://schemas.openxmlformats.org/wordprocessingml/2006/main" xmlns:w14="http://schemas.microsoft.com/office/word/2010/wordml" xmlns:w15="http://schemas.microsoft.com/office/word/2012/wordml" xmlns:wpg="http://schemas.microsoft.com/office/word/2010/wordprocessingGroup" xmlns:wpi="http://schemas.microsoft.com/office/word/2010/wordprocessingInk" xmlns:wne="http://schemas.microsoft.com/office/word/2006/wordml" xmlns:wps="http://schemas.microsoft.com/office/word/2010/wordprocessingShape" mc:Ignorable="w14 w15 wp14">
   <w:abstractNum w:abstractNumId="0" w15:restartNumberingAfterBreak="0">
     <w:nsid w:val="1D7721BB"/>
     <w:multiLevelType w:val="hybridMultilevel"/>
@@ -7095,20 +6722,20 @@
       </w:pPr>
     </w:lvl>
   </w:abstractNum>
-  <w:num w:numId="1" w16cid:durableId="1157380995">
+  <w:num w:numId="1">
     <w:abstractNumId w:val="0"/>
   </w:num>
-  <w:num w:numId="2" w16cid:durableId="139544380">
+  <w:num w:numId="2">
     <w:abstractNumId w:val="1"/>
   </w:num>
-  <w:num w:numId="3" w16cid:durableId="1966346638">
+  <w:num w:numId="3">
     <w:abstractNumId w:val="2"/>
   </w:num>
 </w:numbering>
 </file>
 
 <file path=word/styles.xml><?xml version="1.0" encoding="utf-8"?>
-<w:styles xmlns:mc="http://schemas.openxmlformats.org/markup-compatibility/2006" xmlns:r="http://schemas.openxmlformats.org/officeDocument/2006/relationships" xmlns:w="http://schemas.openxmlformats.org/wordprocessingml/2006/main" xmlns:w14="http://schemas.microsoft.com/office/word/2010/wordml" xmlns:w15="http://schemas.microsoft.com/office/word/2012/wordml" xmlns:w16cex="http://schemas.microsoft.com/office/word/2018/wordml/cex" xmlns:w16cid="http://schemas.microsoft.com/office/word/2016/wordml/cid" xmlns:w16="http://schemas.microsoft.com/office/word/2018/wordml" xmlns:w16du="http://schemas.microsoft.com/office/word/2023/wordml/word16du" xmlns:w16sdtdh="http://schemas.microsoft.com/office/word/2020/wordml/sdtdatahash" xmlns:w16sdtfl="http://schemas.microsoft.com/office/word/2024/wordml/sdtformatlock" xmlns:w16se="http://schemas.microsoft.com/office/word/2015/wordml/symex" mc:Ignorable="w14 w15 w16se w16cid w16 w16cex w16sdtdh w16sdtfl w16du">
+<w:styles xmlns:mc="http://schemas.openxmlformats.org/markup-compatibility/2006" xmlns:r="http://schemas.openxmlformats.org/officeDocument/2006/relationships" xmlns:w="http://schemas.openxmlformats.org/wordprocessingml/2006/main" xmlns:w14="http://schemas.microsoft.com/office/word/2010/wordml" xmlns:w15="http://schemas.microsoft.com/office/word/2012/wordml" mc:Ignorable="w14 w15">
   <w:docDefaults>
     <w:rPrDefault>
       <w:rPr>
@@ -7118,7 +6745,7 @@
     </w:rPrDefault>
     <w:pPrDefault/>
   </w:docDefaults>
-  <w:latentStyles w:defLockedState="0" w:defUIPriority="99" w:defSemiHidden="0" w:defUnhideWhenUsed="0" w:defQFormat="0" w:count="376">
+  <w:latentStyles w:defLockedState="0" w:defUIPriority="99" w:defSemiHidden="0" w:defUnhideWhenUsed="0" w:defQFormat="0" w:count="371">
     <w:lsdException w:name="Normal" w:uiPriority="0" w:qFormat="1"/>
     <w:lsdException w:name="heading 1" w:uiPriority="9" w:qFormat="1"/>
     <w:lsdException w:name="heading 2" w:semiHidden="1" w:uiPriority="9" w:unhideWhenUsed="1" w:qFormat="1"/>
@@ -7490,11 +7117,6 @@
     <w:lsdException w:name="List Table 5 Dark Accent 6" w:uiPriority="50"/>
     <w:lsdException w:name="List Table 6 Colorful Accent 6" w:uiPriority="51"/>
     <w:lsdException w:name="List Table 7 Colorful Accent 6" w:uiPriority="52"/>
-    <w:lsdException w:name="Mention" w:semiHidden="1" w:unhideWhenUsed="1"/>
-    <w:lsdException w:name="Smart Hyperlink" w:semiHidden="1" w:unhideWhenUsed="1"/>
-    <w:lsdException w:name="Hashtag" w:semiHidden="1" w:unhideWhenUsed="1"/>
-    <w:lsdException w:name="Unresolved Mention" w:semiHidden="1" w:unhideWhenUsed="1"/>
-    <w:lsdException w:name="Smart Link" w:semiHidden="1" w:unhideWhenUsed="1"/>
   </w:latentStyles>
   <w:style w:type="paragraph" w:default="1" w:styleId="Standard">
     <w:name w:val="Normal"/>

--- a/Einsatzbericht-Wordvorlage-Platzhalter.docx
+++ b/Einsatzbericht-Wordvorlage-Platzhalter.docx
@@ -2751,28 +2751,8 @@
             <w:tcW w:w="2175" w:type="dxa"/>
           </w:tcPr>
           <w:p>
-            <w:pPr>
-              <w:rPr>
-                <w:rFonts w:cs="Arial"/>
-                <w:sz w:val="22"/>
-                <w:szCs w:val="22"/>
-              </w:rPr>
-            </w:pPr>
-            <w:r>
-              <w:rPr>
-                <w:rFonts w:cs="Arial"/>
-                <w:sz w:val="22"/>
-                <w:szCs w:val="22"/>
-              </w:rPr>
-              <w:t xml:space="preserve">EM </w:t>
-            </w:r>
-            <w:r>
-              <w:rPr>
-                <w:rFonts w:cs="Arial"/>
-                <w:sz w:val="22"/>
-                <w:szCs w:val="22"/>
-              </w:rPr>
-              <w:t>5/23 TLF</w:t>
+            <w:r>
+              <w:t>EM 5/42 LF10</w:t>
             </w:r>
           </w:p>
         </w:tc>

--- a/Einsatzbericht-Wordvorlage-Platzhalter.docx
+++ b/Einsatzbericht-Wordvorlage-Platzhalter.docx
@@ -3987,13 +3987,9 @@
             <w:shd w:val="clear" w:color="auto" w:fill="auto"/>
           </w:tcPr>
           <w:p>
-            <w:pPr>
-              <w:rPr>
-                <w:rFonts w:cs="Arial"/>
-                <w:sz w:val="22"/>
-                <w:szCs w:val="22"/>
-              </w:rPr>
-            </w:pPr>
+            <w:r>
+              <w:t>{{AGENCY_1}}</w:t>
+            </w:r>
           </w:p>
         </w:tc>
         <w:tc>
@@ -4025,14 +4021,9 @@
             <w:shd w:val="clear" w:color="auto" w:fill="auto"/>
           </w:tcPr>
           <w:p>
-            <w:pPr>
-              <w:jc w:val="center"/>
-              <w:rPr>
-                <w:rFonts w:cs="Arial"/>
-                <w:sz w:val="22"/>
-                <w:szCs w:val="22"/>
-              </w:rPr>
-            </w:pPr>
+            <w:r>
+              <w:t>{{AGENCY_2}}</w:t>
+            </w:r>
           </w:p>
         </w:tc>
         <w:tc>
@@ -4064,14 +4055,9 @@
             <w:shd w:val="clear" w:color="auto" w:fill="auto"/>
           </w:tcPr>
           <w:p>
-            <w:pPr>
-              <w:jc w:val="center"/>
-              <w:rPr>
-                <w:rFonts w:cs="Arial"/>
-                <w:sz w:val="22"/>
-                <w:szCs w:val="22"/>
-              </w:rPr>
-            </w:pPr>
+            <w:r>
+              <w:t>{{AGENCY_3}}</w:t>
+            </w:r>
           </w:p>
         </w:tc>
         <w:tc>
@@ -4103,14 +4089,9 @@
             <w:shd w:val="clear" w:color="auto" w:fill="auto"/>
           </w:tcPr>
           <w:p>
-            <w:pPr>
-              <w:jc w:val="center"/>
-              <w:rPr>
-                <w:rFonts w:cs="Arial"/>
-                <w:sz w:val="22"/>
-                <w:szCs w:val="22"/>
-              </w:rPr>
-            </w:pPr>
+            <w:r>
+              <w:t>{{AGENCY_4}}</w:t>
+            </w:r>
           </w:p>
         </w:tc>
         <w:tc>
@@ -4142,14 +4123,9 @@
             <w:shd w:val="clear" w:color="auto" w:fill="auto"/>
           </w:tcPr>
           <w:p>
-            <w:pPr>
-              <w:jc w:val="center"/>
-              <w:rPr>
-                <w:rFonts w:cs="Arial"/>
-                <w:sz w:val="22"/>
-                <w:szCs w:val="22"/>
-              </w:rPr>
-            </w:pPr>
+            <w:r>
+              <w:t>{{AGENCY_5}}</w:t>
+            </w:r>
           </w:p>
         </w:tc>
         <w:tc>
@@ -4202,13 +4178,9 @@
             <w:shd w:val="clear" w:color="auto" w:fill="auto"/>
           </w:tcPr>
           <w:p>
-            <w:pPr>
-              <w:rPr>
-                <w:rFonts w:cs="Arial"/>
-                <w:sz w:val="22"/>
-                <w:szCs w:val="22"/>
-              </w:rPr>
-            </w:pPr>
+            <w:r>
+              <w:t>{{AGENCY_6}}</w:t>
+            </w:r>
           </w:p>
         </w:tc>
         <w:tc>
@@ -4240,14 +4212,9 @@
             <w:shd w:val="clear" w:color="auto" w:fill="auto"/>
           </w:tcPr>
           <w:p>
-            <w:pPr>
-              <w:jc w:val="center"/>
-              <w:rPr>
-                <w:rFonts w:cs="Arial"/>
-                <w:sz w:val="22"/>
-                <w:szCs w:val="22"/>
-              </w:rPr>
-            </w:pPr>
+            <w:r>
+              <w:t>{{AGENCY_7}}</w:t>
+            </w:r>
           </w:p>
         </w:tc>
         <w:tc>
@@ -4279,14 +4246,9 @@
             <w:shd w:val="clear" w:color="auto" w:fill="auto"/>
           </w:tcPr>
           <w:p>
-            <w:pPr>
-              <w:jc w:val="center"/>
-              <w:rPr>
-                <w:rFonts w:cs="Arial"/>
-                <w:sz w:val="22"/>
-                <w:szCs w:val="22"/>
-              </w:rPr>
-            </w:pPr>
+            <w:r>
+              <w:t>{{AGENCY_8}}</w:t>
+            </w:r>
           </w:p>
         </w:tc>
         <w:tc>
@@ -4318,14 +4280,9 @@
             <w:shd w:val="clear" w:color="auto" w:fill="auto"/>
           </w:tcPr>
           <w:p>
-            <w:pPr>
-              <w:jc w:val="center"/>
-              <w:rPr>
-                <w:rFonts w:cs="Arial"/>
-                <w:sz w:val="22"/>
-                <w:szCs w:val="22"/>
-              </w:rPr>
-            </w:pPr>
+            <w:r>
+              <w:t>{{AGENCY_9}}</w:t>
+            </w:r>
           </w:p>
         </w:tc>
         <w:tc>
@@ -4357,14 +4314,9 @@
             <w:shd w:val="clear" w:color="auto" w:fill="auto"/>
           </w:tcPr>
           <w:p>
-            <w:pPr>
-              <w:jc w:val="center"/>
-              <w:rPr>
-                <w:rFonts w:cs="Arial"/>
-                <w:sz w:val="22"/>
-                <w:szCs w:val="22"/>
-              </w:rPr>
-            </w:pPr>
+            <w:r>
+              <w:t>{{AGENCY_10}}</w:t>
+            </w:r>
           </w:p>
         </w:tc>
         <w:tc>
@@ -4401,13 +4353,9 @@
             <w:shd w:val="clear" w:color="auto" w:fill="auto"/>
           </w:tcPr>
           <w:p>
-            <w:pPr>
-              <w:rPr>
-                <w:rFonts w:cs="Arial"/>
-                <w:sz w:val="22"/>
-                <w:szCs w:val="22"/>
-              </w:rPr>
-            </w:pPr>
+            <w:r>
+              <w:t>{{AGENCY_11}}</w:t>
+            </w:r>
           </w:p>
         </w:tc>
         <w:tc>
@@ -4596,13 +4544,9 @@
             <w:shd w:val="clear" w:color="auto" w:fill="auto"/>
           </w:tcPr>
           <w:p>
-            <w:pPr>
-              <w:rPr>
-                <w:rFonts w:cs="Arial"/>
-                <w:sz w:val="22"/>
-                <w:szCs w:val="22"/>
-              </w:rPr>
-            </w:pPr>
+            <w:r>
+              <w:t>{{AGENCY_12}}</w:t>
+            </w:r>
           </w:p>
         </w:tc>
         <w:tc>
@@ -4838,14 +4782,9 @@
             <w:shd w:val="clear" w:color="auto" w:fill="auto"/>
           </w:tcPr>
           <w:p>
-            <w:pPr>
-              <w:jc w:val="center"/>
-              <w:rPr>
-                <w:rFonts w:cs="Arial"/>
-                <w:sz w:val="22"/>
-                <w:szCs w:val="22"/>
-              </w:rPr>
-            </w:pPr>
+            <w:r>
+              <w:t>{{AGENCY_13}}</w:t>
+            </w:r>
           </w:p>
         </w:tc>
         <w:tc>
@@ -5030,13 +4969,9 @@
             <w:shd w:val="clear" w:color="auto" w:fill="auto"/>
           </w:tcPr>
           <w:p>
-            <w:pPr>
-              <w:rPr>
-                <w:rFonts w:cs="Arial"/>
-                <w:sz w:val="22"/>
-                <w:szCs w:val="22"/>
-              </w:rPr>
-            </w:pPr>
+            <w:r>
+              <w:t>{{AGENCY_14}}</w:t>
+            </w:r>
           </w:p>
         </w:tc>
         <w:tc>
@@ -5221,14 +5156,9 @@
             <w:shd w:val="clear" w:color="auto" w:fill="auto"/>
           </w:tcPr>
           <w:p>
-            <w:pPr>
-              <w:jc w:val="center"/>
-              <w:rPr>
-                <w:rFonts w:cs="Arial"/>
-                <w:sz w:val="22"/>
-                <w:szCs w:val="22"/>
-              </w:rPr>
-            </w:pPr>
+            <w:r>
+              <w:t>{{AGENCY_15}}</w:t>
+            </w:r>
           </w:p>
         </w:tc>
         <w:tc>
@@ -5260,14 +5190,9 @@
             <w:shd w:val="clear" w:color="auto" w:fill="auto"/>
           </w:tcPr>
           <w:p>
-            <w:pPr>
-              <w:jc w:val="center"/>
-              <w:rPr>
-                <w:rFonts w:cs="Arial"/>
-                <w:sz w:val="22"/>
-                <w:szCs w:val="22"/>
-              </w:rPr>
-            </w:pPr>
+            <w:r>
+              <w:t>{{AGENCY_16}}</w:t>
+            </w:r>
           </w:p>
         </w:tc>
         <w:tc>
@@ -5301,13 +5226,9 @@
             <w:shd w:val="clear" w:color="auto" w:fill="auto"/>
           </w:tcPr>
           <w:p>
-            <w:pPr>
-              <w:rPr>
-                <w:rFonts w:cs="Arial"/>
-                <w:sz w:val="22"/>
-                <w:szCs w:val="22"/>
-              </w:rPr>
-            </w:pPr>
+            <w:r>
+              <w:t>{{AGENCY_17}}</w:t>
+            </w:r>
           </w:p>
         </w:tc>
         <w:tc>
@@ -5339,14 +5260,9 @@
             <w:shd w:val="clear" w:color="auto" w:fill="auto"/>
           </w:tcPr>
           <w:p>
-            <w:pPr>
-              <w:jc w:val="center"/>
-              <w:rPr>
-                <w:rFonts w:cs="Arial"/>
-                <w:sz w:val="22"/>
-                <w:szCs w:val="22"/>
-              </w:rPr>
-            </w:pPr>
+            <w:r>
+              <w:t>{{AGENCY_18}}</w:t>
+            </w:r>
           </w:p>
         </w:tc>
         <w:tc>
@@ -5414,14 +5330,9 @@
             <w:shd w:val="clear" w:color="auto" w:fill="auto"/>
           </w:tcPr>
           <w:p>
-            <w:pPr>
-              <w:jc w:val="center"/>
-              <w:rPr>
-                <w:rFonts w:cs="Arial"/>
-                <w:sz w:val="22"/>
-                <w:szCs w:val="22"/>
-              </w:rPr>
-            </w:pPr>
+            <w:r>
+              <w:t>{{AGENCY_19}}</w:t>
+            </w:r>
           </w:p>
         </w:tc>
         <w:tc>
@@ -5467,14 +5378,9 @@
             <w:shd w:val="clear" w:color="auto" w:fill="auto"/>
           </w:tcPr>
           <w:p>
-            <w:pPr>
-              <w:jc w:val="center"/>
-              <w:rPr>
-                <w:rFonts w:cs="Arial"/>
-                <w:sz w:val="22"/>
-                <w:szCs w:val="22"/>
-              </w:rPr>
-            </w:pPr>
+            <w:r>
+              <w:t>{{AGENCY_20}}</w:t>
+            </w:r>
           </w:p>
         </w:tc>
         <w:tc>
@@ -5512,14 +5418,9 @@
             <w:shd w:val="clear" w:color="auto" w:fill="auto"/>
           </w:tcPr>
           <w:p>
-            <w:pPr>
-              <w:jc w:val="center"/>
-              <w:rPr>
-                <w:rFonts w:cs="Arial"/>
-                <w:sz w:val="22"/>
-                <w:szCs w:val="22"/>
-              </w:rPr>
-            </w:pPr>
+            <w:r>
+              <w:t>{{AGENCY_21}}</w:t>
+            </w:r>
           </w:p>
         </w:tc>
         <w:tc>
@@ -5565,14 +5466,9 @@
             <w:shd w:val="clear" w:color="auto" w:fill="auto"/>
           </w:tcPr>
           <w:p>
-            <w:pPr>
-              <w:jc w:val="center"/>
-              <w:rPr>
-                <w:rFonts w:cs="Arial"/>
-                <w:sz w:val="22"/>
-                <w:szCs w:val="22"/>
-              </w:rPr>
-            </w:pPr>
+            <w:r>
+              <w:t>{{AGENCY_22}}</w:t>
+            </w:r>
           </w:p>
         </w:tc>
         <w:tc>
@@ -5671,14 +5567,9 @@
             <w:shd w:val="clear" w:color="auto" w:fill="E7E6E6"/>
           </w:tcPr>
           <w:p>
-            <w:pPr>
-              <w:jc w:val="center"/>
-              <w:rPr>
-                <w:rFonts w:cs="Arial"/>
-                <w:sz w:val="22"/>
-                <w:szCs w:val="22"/>
-              </w:rPr>
-            </w:pPr>
+            <w:r>
+              <w:t>{{AGENCY_23}}</w:t>
+            </w:r>
           </w:p>
         </w:tc>
         <w:tc>
